--- a/doc/outcomes_table.docx
+++ b/doc/outcomes_table.docx
@@ -430,79 +430,79 @@
                 <w:rFonts w:ascii="Calibri" w:hAnsi="Calibri"/>
                 <w:sz w:val="20"/>
               </w:rPr>
-              <w:t xml:space="default">0.09 (-0.01 to 0.18)</w:t>
-            </w:r>
-          </w:p>
-        </w:tc>
-        <w:tc>
-          <w:tcPr>
-            <w:tcBorders>
-              <w:top w:val="single" w:space="0" w:color="D3D3D3"/>
-              <w:bottom w:val="single" w:space="0" w:color="D3D3D3"/>
-              <w:start w:val="single" w:space="0" w:color="D3D3D3"/>
-              <w:end w:val="single" w:space="0" w:color="D3D3D3"/>
-            </w:tcBorders>
-          </w:tcPr>
-          <w:p>
-            <w:pPr>
-              <w:spacing w:before="0" w:after="60"/>
-              <w:keepNext/>
-              <w:jc w:val="center"/>
-            </w:pPr>
-            <w:r>
-              <w:rPr>
-                <w:rFonts w:ascii="Calibri" w:hAnsi="Calibri"/>
-                <w:sz w:val="20"/>
-              </w:rPr>
-              <w:t xml:space="default">0.074</w:t>
-            </w:r>
-          </w:p>
-        </w:tc>
-        <w:tc>
-          <w:tcPr>
-            <w:tcBorders>
-              <w:top w:val="single" w:space="0" w:color="D3D3D3"/>
-              <w:bottom w:val="single" w:space="0" w:color="D3D3D3"/>
-              <w:start w:val="single" w:space="0" w:color="D3D3D3"/>
-              <w:end w:val="single" w:space="0" w:color="D3D3D3"/>
-            </w:tcBorders>
-          </w:tcPr>
-          <w:p>
-            <w:pPr>
-              <w:spacing w:before="0" w:after="60"/>
-              <w:keepNext/>
-              <w:jc w:val="center"/>
-            </w:pPr>
-            <w:r>
-              <w:rPr>
-                <w:rFonts w:ascii="Calibri" w:hAnsi="Calibri"/>
-                <w:sz w:val="20"/>
-              </w:rPr>
-              <w:t xml:space="default">0.08 (-0.02 to 0.17)</w:t>
-            </w:r>
-          </w:p>
-        </w:tc>
-        <w:tc>
-          <w:tcPr>
-            <w:tcBorders>
-              <w:top w:val="single" w:space="0" w:color="D3D3D3"/>
-              <w:bottom w:val="single" w:space="0" w:color="D3D3D3"/>
-              <w:start w:val="single" w:space="0" w:color="D3D3D3"/>
-              <w:end w:val="single" w:space="0" w:color="D3D3D3"/>
-            </w:tcBorders>
-          </w:tcPr>
-          <w:p>
-            <w:pPr>
-              <w:spacing w:before="0" w:after="60"/>
-              <w:keepNext/>
-              <w:jc w:val="center"/>
-            </w:pPr>
-            <w:r>
-              <w:rPr>
-                <w:rFonts w:ascii="Calibri" w:hAnsi="Calibri"/>
-                <w:sz w:val="20"/>
-              </w:rPr>
-              <w:t xml:space="default">0.12</w:t>
+              <w:t xml:space="default">0.01 (-0.07 to 0.10)</w:t>
+            </w:r>
+          </w:p>
+        </w:tc>
+        <w:tc>
+          <w:tcPr>
+            <w:tcBorders>
+              <w:top w:val="single" w:space="0" w:color="D3D3D3"/>
+              <w:bottom w:val="single" w:space="0" w:color="D3D3D3"/>
+              <w:start w:val="single" w:space="0" w:color="D3D3D3"/>
+              <w:end w:val="single" w:space="0" w:color="D3D3D3"/>
+            </w:tcBorders>
+          </w:tcPr>
+          <w:p>
+            <w:pPr>
+              <w:spacing w:before="0" w:after="60"/>
+              <w:keepNext/>
+              <w:jc w:val="center"/>
+            </w:pPr>
+            <w:r>
+              <w:rPr>
+                <w:rFonts w:ascii="Calibri" w:hAnsi="Calibri"/>
+                <w:sz w:val="20"/>
+              </w:rPr>
+              <w:t xml:space="default">0.80</w:t>
+            </w:r>
+          </w:p>
+        </w:tc>
+        <w:tc>
+          <w:tcPr>
+            <w:tcBorders>
+              <w:top w:val="single" w:space="0" w:color="D3D3D3"/>
+              <w:bottom w:val="single" w:space="0" w:color="D3D3D3"/>
+              <w:start w:val="single" w:space="0" w:color="D3D3D3"/>
+              <w:end w:val="single" w:space="0" w:color="D3D3D3"/>
+            </w:tcBorders>
+          </w:tcPr>
+          <w:p>
+            <w:pPr>
+              <w:spacing w:before="0" w:after="60"/>
+              <w:keepNext/>
+              <w:jc w:val="center"/>
+            </w:pPr>
+            <w:r>
+              <w:rPr>
+                <w:rFonts w:ascii="Calibri" w:hAnsi="Calibri"/>
+                <w:sz w:val="20"/>
+              </w:rPr>
+              <w:t xml:space="default">0.01 (-0.09 to 0.11)</w:t>
+            </w:r>
+          </w:p>
+        </w:tc>
+        <w:tc>
+          <w:tcPr>
+            <w:tcBorders>
+              <w:top w:val="single" w:space="0" w:color="D3D3D3"/>
+              <w:bottom w:val="single" w:space="0" w:color="D3D3D3"/>
+              <w:start w:val="single" w:space="0" w:color="D3D3D3"/>
+              <w:end w:val="single" w:space="0" w:color="D3D3D3"/>
+            </w:tcBorders>
+          </w:tcPr>
+          <w:p>
+            <w:pPr>
+              <w:spacing w:before="0" w:after="60"/>
+              <w:keepNext/>
+              <w:jc w:val="center"/>
+            </w:pPr>
+            <w:r>
+              <w:rPr>
+                <w:rFonts w:ascii="Calibri" w:hAnsi="Calibri"/>
+                <w:sz w:val="20"/>
+              </w:rPr>
+              <w:t xml:space="default">0.88</w:t>
             </w:r>
           </w:p>
         </w:tc>
@@ -555,79 +555,79 @@
                 <w:rFonts w:ascii="Calibri" w:hAnsi="Calibri"/>
                 <w:sz w:val="20"/>
               </w:rPr>
-              <w:t xml:space="default">0.18 (-0.16 to 0.52)</w:t>
-            </w:r>
-          </w:p>
-        </w:tc>
-        <w:tc>
-          <w:tcPr>
-            <w:tcBorders>
-              <w:top w:val="single" w:space="0" w:color="D3D3D3"/>
-              <w:bottom w:val="single" w:space="0" w:color="D3D3D3"/>
-              <w:start w:val="single" w:space="0" w:color="D3D3D3"/>
-              <w:end w:val="single" w:space="0" w:color="D3D3D3"/>
-            </w:tcBorders>
-          </w:tcPr>
-          <w:p>
-            <w:pPr>
-              <w:spacing w:before="0" w:after="60"/>
-              <w:keepNext/>
-              <w:jc w:val="center"/>
-            </w:pPr>
-            <w:r>
-              <w:rPr>
-                <w:rFonts w:ascii="Calibri" w:hAnsi="Calibri"/>
-                <w:sz w:val="20"/>
-              </w:rPr>
-              <w:t xml:space="default">0.29</w:t>
-            </w:r>
-          </w:p>
-        </w:tc>
-        <w:tc>
-          <w:tcPr>
-            <w:tcBorders>
-              <w:top w:val="single" w:space="0" w:color="D3D3D3"/>
-              <w:bottom w:val="single" w:space="0" w:color="D3D3D3"/>
-              <w:start w:val="single" w:space="0" w:color="D3D3D3"/>
-              <w:end w:val="single" w:space="0" w:color="D3D3D3"/>
-            </w:tcBorders>
-          </w:tcPr>
-          <w:p>
-            <w:pPr>
-              <w:spacing w:before="0" w:after="60"/>
-              <w:keepNext/>
-              <w:jc w:val="center"/>
-            </w:pPr>
-            <w:r>
-              <w:rPr>
-                <w:rFonts w:ascii="Calibri" w:hAnsi="Calibri"/>
-                <w:sz w:val="20"/>
-              </w:rPr>
-              <w:t xml:space="default">0.14 (-0.20 to 0.47)</w:t>
-            </w:r>
-          </w:p>
-        </w:tc>
-        <w:tc>
-          <w:tcPr>
-            <w:tcBorders>
-              <w:top w:val="single" w:space="0" w:color="D3D3D3"/>
-              <w:bottom w:val="single" w:space="0" w:color="D3D3D3"/>
-              <w:start w:val="single" w:space="0" w:color="D3D3D3"/>
-              <w:end w:val="single" w:space="0" w:color="D3D3D3"/>
-            </w:tcBorders>
-          </w:tcPr>
-          <w:p>
-            <w:pPr>
-              <w:spacing w:before="0" w:after="60"/>
-              <w:keepNext/>
-              <w:jc w:val="center"/>
-            </w:pPr>
-            <w:r>
-              <w:rPr>
-                <w:rFonts w:ascii="Calibri" w:hAnsi="Calibri"/>
-                <w:sz w:val="20"/>
-              </w:rPr>
-              <w:t xml:space="default">0.43</w:t>
+              <w:t xml:space="default">0.11 (-0.17 to 0.40)</w:t>
+            </w:r>
+          </w:p>
+        </w:tc>
+        <w:tc>
+          <w:tcPr>
+            <w:tcBorders>
+              <w:top w:val="single" w:space="0" w:color="D3D3D3"/>
+              <w:bottom w:val="single" w:space="0" w:color="D3D3D3"/>
+              <w:start w:val="single" w:space="0" w:color="D3D3D3"/>
+              <w:end w:val="single" w:space="0" w:color="D3D3D3"/>
+            </w:tcBorders>
+          </w:tcPr>
+          <w:p>
+            <w:pPr>
+              <w:spacing w:before="0" w:after="60"/>
+              <w:keepNext/>
+              <w:jc w:val="center"/>
+            </w:pPr>
+            <w:r>
+              <w:rPr>
+                <w:rFonts w:ascii="Calibri" w:hAnsi="Calibri"/>
+                <w:sz w:val="20"/>
+              </w:rPr>
+              <w:t xml:space="default">0.44</w:t>
+            </w:r>
+          </w:p>
+        </w:tc>
+        <w:tc>
+          <w:tcPr>
+            <w:tcBorders>
+              <w:top w:val="single" w:space="0" w:color="D3D3D3"/>
+              <w:bottom w:val="single" w:space="0" w:color="D3D3D3"/>
+              <w:start w:val="single" w:space="0" w:color="D3D3D3"/>
+              <w:end w:val="single" w:space="0" w:color="D3D3D3"/>
+            </w:tcBorders>
+          </w:tcPr>
+          <w:p>
+            <w:pPr>
+              <w:spacing w:before="0" w:after="60"/>
+              <w:keepNext/>
+              <w:jc w:val="center"/>
+            </w:pPr>
+            <w:r>
+              <w:rPr>
+                <w:rFonts w:ascii="Calibri" w:hAnsi="Calibri"/>
+                <w:sz w:val="20"/>
+              </w:rPr>
+              <w:t xml:space="default">0.19 (-0.23 to 0.61)</w:t>
+            </w:r>
+          </w:p>
+        </w:tc>
+        <w:tc>
+          <w:tcPr>
+            <w:tcBorders>
+              <w:top w:val="single" w:space="0" w:color="D3D3D3"/>
+              <w:bottom w:val="single" w:space="0" w:color="D3D3D3"/>
+              <w:start w:val="single" w:space="0" w:color="D3D3D3"/>
+              <w:end w:val="single" w:space="0" w:color="D3D3D3"/>
+            </w:tcBorders>
+          </w:tcPr>
+          <w:p>
+            <w:pPr>
+              <w:spacing w:before="0" w:after="60"/>
+              <w:keepNext/>
+              <w:jc w:val="center"/>
+            </w:pPr>
+            <w:r>
+              <w:rPr>
+                <w:rFonts w:ascii="Calibri" w:hAnsi="Calibri"/>
+                <w:sz w:val="20"/>
+              </w:rPr>
+              <w:t xml:space="default">0.37</w:t>
             </w:r>
           </w:p>
         </w:tc>
@@ -728,7 +728,7 @@
                 <w:rFonts w:ascii="Calibri" w:hAnsi="Calibri"/>
                 <w:sz w:val="20"/>
               </w:rPr>
-              <w:t xml:space="default">-0.11 (-0.18 to -0.03)</w:t>
+              <w:t xml:space="default">-0.09 (-0.15 to -0.03)</w:t>
             </w:r>
           </w:p>
         </w:tc>
@@ -753,7 +753,7 @@
                 <w:sz w:val="20"/>
                 <w:b w:val="true"/>
               </w:rPr>
-              <w:t xml:space="default">0.004</w:t>
+              <w:t xml:space="default">0.003</w:t>
             </w:r>
           </w:p>
         </w:tc>
@@ -854,31 +854,31 @@
                 <w:rFonts w:ascii="Calibri" w:hAnsi="Calibri"/>
                 <w:sz w:val="20"/>
               </w:rPr>
-              <w:t xml:space="default">0.00 (-0.07 to 0.07)</w:t>
-            </w:r>
-          </w:p>
-        </w:tc>
-        <w:tc>
-          <w:tcPr>
-            <w:tcBorders>
-              <w:top w:val="single" w:space="0" w:color="D3D3D3"/>
-              <w:bottom w:val="single" w:space="0" w:color="D3D3D3"/>
-              <w:start w:val="single" w:space="0" w:color="D3D3D3"/>
-              <w:end w:val="single" w:space="0" w:color="D3D3D3"/>
-            </w:tcBorders>
-          </w:tcPr>
-          <w:p>
-            <w:pPr>
-              <w:spacing w:before="0" w:after="60"/>
-              <w:keepNext/>
-              <w:jc w:val="center"/>
-            </w:pPr>
-            <w:r>
-              <w:rPr>
-                <w:rFonts w:ascii="Calibri" w:hAnsi="Calibri"/>
-                <w:sz w:val="20"/>
-              </w:rPr>
-              <w:t xml:space="default">0.98</w:t>
+              <w:t xml:space="default">-0.01 (-0.07 to 0.05)</w:t>
+            </w:r>
+          </w:p>
+        </w:tc>
+        <w:tc>
+          <w:tcPr>
+            <w:tcBorders>
+              <w:top w:val="single" w:space="0" w:color="D3D3D3"/>
+              <w:bottom w:val="single" w:space="0" w:color="D3D3D3"/>
+              <w:start w:val="single" w:space="0" w:color="D3D3D3"/>
+              <w:end w:val="single" w:space="0" w:color="D3D3D3"/>
+            </w:tcBorders>
+          </w:tcPr>
+          <w:p>
+            <w:pPr>
+              <w:spacing w:before="0" w:after="60"/>
+              <w:keepNext/>
+              <w:jc w:val="center"/>
+            </w:pPr>
+            <w:r>
+              <w:rPr>
+                <w:rFonts w:ascii="Calibri" w:hAnsi="Calibri"/>
+                <w:sz w:val="20"/>
+              </w:rPr>
+              <w:t xml:space="default">0.81</w:t>
             </w:r>
           </w:p>
         </w:tc>
@@ -1081,55 +1081,55 @@
                 <w:rFonts w:ascii="Calibri" w:hAnsi="Calibri"/>
                 <w:sz w:val="20"/>
               </w:rPr>
-              <w:t xml:space="default">0.90</w:t>
-            </w:r>
-          </w:p>
-        </w:tc>
-        <w:tc>
-          <w:tcPr>
-            <w:tcBorders>
-              <w:top w:val="single" w:space="0" w:color="D3D3D3"/>
-              <w:bottom w:val="single" w:space="0" w:color="D3D3D3"/>
-              <w:start w:val="single" w:space="0" w:color="D3D3D3"/>
-              <w:end w:val="single" w:space="0" w:color="D3D3D3"/>
-            </w:tcBorders>
-          </w:tcPr>
-          <w:p>
-            <w:pPr>
-              <w:spacing w:before="0" w:after="60"/>
-              <w:keepNext/>
-              <w:jc w:val="center"/>
-            </w:pPr>
-            <w:r>
-              <w:rPr>
-                <w:rFonts w:ascii="Calibri" w:hAnsi="Calibri"/>
-                <w:sz w:val="20"/>
-              </w:rPr>
-              <w:t xml:space="default">0.00 (-0.01 to 0.01)</w:t>
-            </w:r>
-          </w:p>
-        </w:tc>
-        <w:tc>
-          <w:tcPr>
-            <w:tcBorders>
-              <w:top w:val="single" w:space="0" w:color="D3D3D3"/>
-              <w:bottom w:val="single" w:space="0" w:color="D3D3D3"/>
-              <w:start w:val="single" w:space="0" w:color="D3D3D3"/>
-              <w:end w:val="single" w:space="0" w:color="D3D3D3"/>
-            </w:tcBorders>
-          </w:tcPr>
-          <w:p>
-            <w:pPr>
-              <w:spacing w:before="0" w:after="60"/>
-              <w:keepNext/>
-              <w:jc w:val="center"/>
-            </w:pPr>
-            <w:r>
-              <w:rPr>
-                <w:rFonts w:ascii="Calibri" w:hAnsi="Calibri"/>
-                <w:sz w:val="20"/>
-              </w:rPr>
-              <w:t xml:space="default">0.59</w:t>
+              <w:t xml:space="default">0.97</w:t>
+            </w:r>
+          </w:p>
+        </w:tc>
+        <w:tc>
+          <w:tcPr>
+            <w:tcBorders>
+              <w:top w:val="single" w:space="0" w:color="D3D3D3"/>
+              <w:bottom w:val="single" w:space="0" w:color="D3D3D3"/>
+              <w:start w:val="single" w:space="0" w:color="D3D3D3"/>
+              <w:end w:val="single" w:space="0" w:color="D3D3D3"/>
+            </w:tcBorders>
+          </w:tcPr>
+          <w:p>
+            <w:pPr>
+              <w:spacing w:before="0" w:after="60"/>
+              <w:keepNext/>
+              <w:jc w:val="center"/>
+            </w:pPr>
+            <w:r>
+              <w:rPr>
+                <w:rFonts w:ascii="Calibri" w:hAnsi="Calibri"/>
+                <w:sz w:val="20"/>
+              </w:rPr>
+              <w:t xml:space="default">-0.01 (-0.02 to 0.01)</w:t>
+            </w:r>
+          </w:p>
+        </w:tc>
+        <w:tc>
+          <w:tcPr>
+            <w:tcBorders>
+              <w:top w:val="single" w:space="0" w:color="D3D3D3"/>
+              <w:bottom w:val="single" w:space="0" w:color="D3D3D3"/>
+              <w:start w:val="single" w:space="0" w:color="D3D3D3"/>
+              <w:end w:val="single" w:space="0" w:color="D3D3D3"/>
+            </w:tcBorders>
+          </w:tcPr>
+          <w:p>
+            <w:pPr>
+              <w:spacing w:before="0" w:after="60"/>
+              <w:keepNext/>
+              <w:jc w:val="center"/>
+            </w:pPr>
+            <w:r>
+              <w:rPr>
+                <w:rFonts w:ascii="Calibri" w:hAnsi="Calibri"/>
+                <w:sz w:val="20"/>
+              </w:rPr>
+              <w:t xml:space="default">0.39</w:t>
             </w:r>
           </w:p>
         </w:tc>
@@ -1206,55 +1206,55 @@
                 <w:rFonts w:ascii="Calibri" w:hAnsi="Calibri"/>
                 <w:sz w:val="20"/>
               </w:rPr>
-              <w:t xml:space="default">0.58</w:t>
-            </w:r>
-          </w:p>
-        </w:tc>
-        <w:tc>
-          <w:tcPr>
-            <w:tcBorders>
-              <w:top w:val="single" w:space="0" w:color="D3D3D3"/>
-              <w:bottom w:val="single" w:space="0" w:color="D3D3D3"/>
-              <w:start w:val="single" w:space="0" w:color="D3D3D3"/>
-              <w:end w:val="single" w:space="0" w:color="D3D3D3"/>
-            </w:tcBorders>
-          </w:tcPr>
-          <w:p>
-            <w:pPr>
-              <w:spacing w:before="0" w:after="60"/>
-              <w:keepNext/>
-              <w:jc w:val="center"/>
-            </w:pPr>
-            <w:r>
-              <w:rPr>
-                <w:rFonts w:ascii="Calibri" w:hAnsi="Calibri"/>
-                <w:sz w:val="20"/>
-              </w:rPr>
-              <w:t xml:space="default">0.01 (-0.03 to 0.04)</w:t>
-            </w:r>
-          </w:p>
-        </w:tc>
-        <w:tc>
-          <w:tcPr>
-            <w:tcBorders>
-              <w:top w:val="single" w:space="0" w:color="D3D3D3"/>
-              <w:bottom w:val="single" w:space="0" w:color="D3D3D3"/>
-              <w:start w:val="single" w:space="0" w:color="D3D3D3"/>
-              <w:end w:val="single" w:space="0" w:color="D3D3D3"/>
-            </w:tcBorders>
-          </w:tcPr>
-          <w:p>
-            <w:pPr>
-              <w:spacing w:before="0" w:after="60"/>
-              <w:keepNext/>
-              <w:jc w:val="center"/>
-            </w:pPr>
-            <w:r>
-              <w:rPr>
-                <w:rFonts w:ascii="Calibri" w:hAnsi="Calibri"/>
-                <w:sz w:val="20"/>
-              </w:rPr>
-              <w:t xml:space="default">0.77</w:t>
+              <w:t xml:space="default">0.54</w:t>
+            </w:r>
+          </w:p>
+        </w:tc>
+        <w:tc>
+          <w:tcPr>
+            <w:tcBorders>
+              <w:top w:val="single" w:space="0" w:color="D3D3D3"/>
+              <w:bottom w:val="single" w:space="0" w:color="D3D3D3"/>
+              <w:start w:val="single" w:space="0" w:color="D3D3D3"/>
+              <w:end w:val="single" w:space="0" w:color="D3D3D3"/>
+            </w:tcBorders>
+          </w:tcPr>
+          <w:p>
+            <w:pPr>
+              <w:spacing w:before="0" w:after="60"/>
+              <w:keepNext/>
+              <w:jc w:val="center"/>
+            </w:pPr>
+            <w:r>
+              <w:rPr>
+                <w:rFonts w:ascii="Calibri" w:hAnsi="Calibri"/>
+                <w:sz w:val="20"/>
+              </w:rPr>
+              <w:t xml:space="default">0.01 (-0.05 to 0.06)</w:t>
+            </w:r>
+          </w:p>
+        </w:tc>
+        <w:tc>
+          <w:tcPr>
+            <w:tcBorders>
+              <w:top w:val="single" w:space="0" w:color="D3D3D3"/>
+              <w:bottom w:val="single" w:space="0" w:color="D3D3D3"/>
+              <w:start w:val="single" w:space="0" w:color="D3D3D3"/>
+              <w:end w:val="single" w:space="0" w:color="D3D3D3"/>
+            </w:tcBorders>
+          </w:tcPr>
+          <w:p>
+            <w:pPr>
+              <w:spacing w:before="0" w:after="60"/>
+              <w:keepNext/>
+              <w:jc w:val="center"/>
+            </w:pPr>
+            <w:r>
+              <w:rPr>
+                <w:rFonts w:ascii="Calibri" w:hAnsi="Calibri"/>
+                <w:sz w:val="20"/>
+              </w:rPr>
+              <w:t xml:space="default">0.85</w:t>
             </w:r>
           </w:p>
         </w:tc>
@@ -1355,7 +1355,7 @@
                 <w:rFonts w:ascii="Calibri" w:hAnsi="Calibri"/>
                 <w:sz w:val="20"/>
               </w:rPr>
-              <w:t xml:space="default">-0.01 (-0.02 to 0.00)</w:t>
+              <w:t xml:space="default">-0.01 (-0.02 to -0.01)</w:t>
             </w:r>
           </w:p>
         </w:tc>
@@ -1505,7 +1505,7 @@
                 <w:rFonts w:ascii="Calibri" w:hAnsi="Calibri"/>
                 <w:sz w:val="20"/>
               </w:rPr>
-              <w:t xml:space="default">0.24</w:t>
+              <w:t xml:space="default">0.23</w:t>
             </w:r>
           </w:p>
         </w:tc>
@@ -1708,55 +1708,55 @@
                 <w:rFonts w:ascii="Calibri" w:hAnsi="Calibri"/>
                 <w:sz w:val="20"/>
               </w:rPr>
-              <w:t xml:space="default">0.45</w:t>
-            </w:r>
-          </w:p>
-        </w:tc>
-        <w:tc>
-          <w:tcPr>
-            <w:tcBorders>
-              <w:top w:val="single" w:space="0" w:color="D3D3D3"/>
-              <w:bottom w:val="single" w:space="0" w:color="D3D3D3"/>
-              <w:start w:val="single" w:space="0" w:color="D3D3D3"/>
-              <w:end w:val="single" w:space="0" w:color="D3D3D3"/>
-            </w:tcBorders>
-          </w:tcPr>
-          <w:p>
-            <w:pPr>
-              <w:spacing w:before="0" w:after="60"/>
-              <w:keepNext/>
-              <w:jc w:val="center"/>
-            </w:pPr>
-            <w:r>
-              <w:rPr>
-                <w:rFonts w:ascii="Calibri" w:hAnsi="Calibri"/>
-                <w:sz w:val="20"/>
-              </w:rPr>
-              <w:t xml:space="default">0.00 (-0.01 to 0.02)</w:t>
-            </w:r>
-          </w:p>
-        </w:tc>
-        <w:tc>
-          <w:tcPr>
-            <w:tcBorders>
-              <w:top w:val="single" w:space="0" w:color="D3D3D3"/>
-              <w:bottom w:val="single" w:space="0" w:color="D3D3D3"/>
-              <w:start w:val="single" w:space="0" w:color="D3D3D3"/>
-              <w:end w:val="single" w:space="0" w:color="D3D3D3"/>
-            </w:tcBorders>
-          </w:tcPr>
-          <w:p>
-            <w:pPr>
-              <w:spacing w:before="0" w:after="60"/>
-              <w:keepNext/>
-              <w:jc w:val="center"/>
-            </w:pPr>
-            <w:r>
-              <w:rPr>
-                <w:rFonts w:ascii="Calibri" w:hAnsi="Calibri"/>
-                <w:sz w:val="20"/>
-              </w:rPr>
-              <w:t xml:space="default">0.62</w:t>
+              <w:t xml:space="default">0.47</w:t>
+            </w:r>
+          </w:p>
+        </w:tc>
+        <w:tc>
+          <w:tcPr>
+            <w:tcBorders>
+              <w:top w:val="single" w:space="0" w:color="D3D3D3"/>
+              <w:bottom w:val="single" w:space="0" w:color="D3D3D3"/>
+              <w:start w:val="single" w:space="0" w:color="D3D3D3"/>
+              <w:end w:val="single" w:space="0" w:color="D3D3D3"/>
+            </w:tcBorders>
+          </w:tcPr>
+          <w:p>
+            <w:pPr>
+              <w:spacing w:before="0" w:after="60"/>
+              <w:keepNext/>
+              <w:jc w:val="center"/>
+            </w:pPr>
+            <w:r>
+              <w:rPr>
+                <w:rFonts w:ascii="Calibri" w:hAnsi="Calibri"/>
+                <w:sz w:val="20"/>
+              </w:rPr>
+              <w:t xml:space="default">0.00 (-0.02 to 0.02)</w:t>
+            </w:r>
+          </w:p>
+        </w:tc>
+        <w:tc>
+          <w:tcPr>
+            <w:tcBorders>
+              <w:top w:val="single" w:space="0" w:color="D3D3D3"/>
+              <w:bottom w:val="single" w:space="0" w:color="D3D3D3"/>
+              <w:start w:val="single" w:space="0" w:color="D3D3D3"/>
+              <w:end w:val="single" w:space="0" w:color="D3D3D3"/>
+            </w:tcBorders>
+          </w:tcPr>
+          <w:p>
+            <w:pPr>
+              <w:spacing w:before="0" w:after="60"/>
+              <w:keepNext/>
+              <w:jc w:val="center"/>
+            </w:pPr>
+            <w:r>
+              <w:rPr>
+                <w:rFonts w:ascii="Calibri" w:hAnsi="Calibri"/>
+                <w:sz w:val="20"/>
+              </w:rPr>
+              <w:t xml:space="default">0.82</w:t>
             </w:r>
           </w:p>
         </w:tc>
@@ -1833,55 +1833,55 @@
                 <w:rFonts w:ascii="Calibri" w:hAnsi="Calibri"/>
                 <w:sz w:val="20"/>
               </w:rPr>
-              <w:t xml:space="default">0.54</w:t>
-            </w:r>
-          </w:p>
-        </w:tc>
-        <w:tc>
-          <w:tcPr>
-            <w:tcBorders>
-              <w:top w:val="single" w:space="0" w:color="D3D3D3"/>
-              <w:bottom w:val="single" w:space="0" w:color="D3D3D3"/>
-              <w:start w:val="single" w:space="0" w:color="D3D3D3"/>
-              <w:end w:val="single" w:space="0" w:color="D3D3D3"/>
-            </w:tcBorders>
-          </w:tcPr>
-          <w:p>
-            <w:pPr>
-              <w:spacing w:before="0" w:after="60"/>
-              <w:keepNext/>
-              <w:jc w:val="center"/>
-            </w:pPr>
-            <w:r>
-              <w:rPr>
-                <w:rFonts w:ascii="Calibri" w:hAnsi="Calibri"/>
-                <w:sz w:val="20"/>
-              </w:rPr>
-              <w:t xml:space="default">0.01 (-0.04 to 0.06)</w:t>
-            </w:r>
-          </w:p>
-        </w:tc>
-        <w:tc>
-          <w:tcPr>
-            <w:tcBorders>
-              <w:top w:val="single" w:space="0" w:color="D3D3D3"/>
-              <w:bottom w:val="single" w:space="0" w:color="D3D3D3"/>
-              <w:start w:val="single" w:space="0" w:color="D3D3D3"/>
-              <w:end w:val="single" w:space="0" w:color="D3D3D3"/>
-            </w:tcBorders>
-          </w:tcPr>
-          <w:p>
-            <w:pPr>
-              <w:spacing w:before="0" w:after="60"/>
-              <w:keepNext/>
-              <w:jc w:val="center"/>
-            </w:pPr>
-            <w:r>
-              <w:rPr>
-                <w:rFonts w:ascii="Calibri" w:hAnsi="Calibri"/>
-                <w:sz w:val="20"/>
-              </w:rPr>
-              <w:t xml:space="default">0.67</w:t>
+              <w:t xml:space="default">0.55</w:t>
+            </w:r>
+          </w:p>
+        </w:tc>
+        <w:tc>
+          <w:tcPr>
+            <w:tcBorders>
+              <w:top w:val="single" w:space="0" w:color="D3D3D3"/>
+              <w:bottom w:val="single" w:space="0" w:color="D3D3D3"/>
+              <w:start w:val="single" w:space="0" w:color="D3D3D3"/>
+              <w:end w:val="single" w:space="0" w:color="D3D3D3"/>
+            </w:tcBorders>
+          </w:tcPr>
+          <w:p>
+            <w:pPr>
+              <w:spacing w:before="0" w:after="60"/>
+              <w:keepNext/>
+              <w:jc w:val="center"/>
+            </w:pPr>
+            <w:r>
+              <w:rPr>
+                <w:rFonts w:ascii="Calibri" w:hAnsi="Calibri"/>
+                <w:sz w:val="20"/>
+              </w:rPr>
+              <w:t xml:space="default">0.02 (-0.06 to 0.10)</w:t>
+            </w:r>
+          </w:p>
+        </w:tc>
+        <w:tc>
+          <w:tcPr>
+            <w:tcBorders>
+              <w:top w:val="single" w:space="0" w:color="D3D3D3"/>
+              <w:bottom w:val="single" w:space="0" w:color="D3D3D3"/>
+              <w:start w:val="single" w:space="0" w:color="D3D3D3"/>
+              <w:end w:val="single" w:space="0" w:color="D3D3D3"/>
+            </w:tcBorders>
+          </w:tcPr>
+          <w:p>
+            <w:pPr>
+              <w:spacing w:before="0" w:after="60"/>
+              <w:keepNext/>
+              <w:jc w:val="center"/>
+            </w:pPr>
+            <w:r>
+              <w:rPr>
+                <w:rFonts w:ascii="Calibri" w:hAnsi="Calibri"/>
+                <w:sz w:val="20"/>
+              </w:rPr>
+              <w:t xml:space="default">0.60</w:t>
             </w:r>
           </w:p>
         </w:tc>
@@ -2007,7 +2007,7 @@
                 <w:sz w:val="20"/>
                 <w:b w:val="true"/>
               </w:rPr>
-              <w:t xml:space="default">0.001</w:t>
+              <w:t xml:space="default">&lt;0.001</w:t>
             </w:r>
           </w:p>
         </w:tc>
@@ -2132,7 +2132,7 @@
                 <w:rFonts w:ascii="Calibri" w:hAnsi="Calibri"/>
                 <w:sz w:val="20"/>
               </w:rPr>
-              <w:t xml:space="default">0.69</w:t>
+              <w:t xml:space="default">0.64</w:t>
             </w:r>
           </w:p>
         </w:tc>
@@ -2335,55 +2335,55 @@
                 <w:rFonts w:ascii="Calibri" w:hAnsi="Calibri"/>
                 <w:sz w:val="20"/>
               </w:rPr>
-              <w:t xml:space="default">0.12</w:t>
-            </w:r>
-          </w:p>
-        </w:tc>
-        <w:tc>
-          <w:tcPr>
-            <w:tcBorders>
-              <w:top w:val="single" w:space="0" w:color="D3D3D3"/>
-              <w:bottom w:val="single" w:space="0" w:color="D3D3D3"/>
-              <w:start w:val="single" w:space="0" w:color="D3D3D3"/>
-              <w:end w:val="single" w:space="0" w:color="D3D3D3"/>
-            </w:tcBorders>
-          </w:tcPr>
-          <w:p>
-            <w:pPr>
-              <w:spacing w:before="0" w:after="60"/>
-              <w:keepNext/>
-              <w:jc w:val="center"/>
-            </w:pPr>
-            <w:r>
-              <w:rPr>
-                <w:rFonts w:ascii="Calibri" w:hAnsi="Calibri"/>
-                <w:sz w:val="20"/>
-              </w:rPr>
-              <w:t xml:space="default">-0.01 (-0.03 to 0.01)</w:t>
-            </w:r>
-          </w:p>
-        </w:tc>
-        <w:tc>
-          <w:tcPr>
-            <w:tcBorders>
-              <w:top w:val="single" w:space="0" w:color="D3D3D3"/>
-              <w:bottom w:val="single" w:space="0" w:color="D3D3D3"/>
-              <w:start w:val="single" w:space="0" w:color="D3D3D3"/>
-              <w:end w:val="single" w:space="0" w:color="D3D3D3"/>
-            </w:tcBorders>
-          </w:tcPr>
-          <w:p>
-            <w:pPr>
-              <w:spacing w:before="0" w:after="60"/>
-              <w:keepNext/>
-              <w:jc w:val="center"/>
-            </w:pPr>
-            <w:r>
-              <w:rPr>
-                <w:rFonts w:ascii="Calibri" w:hAnsi="Calibri"/>
-                <w:sz w:val="20"/>
-              </w:rPr>
-              <w:t xml:space="default">0.22</w:t>
+              <w:t xml:space="default">0.11</w:t>
+            </w:r>
+          </w:p>
+        </w:tc>
+        <w:tc>
+          <w:tcPr>
+            <w:tcBorders>
+              <w:top w:val="single" w:space="0" w:color="D3D3D3"/>
+              <w:bottom w:val="single" w:space="0" w:color="D3D3D3"/>
+              <w:start w:val="single" w:space="0" w:color="D3D3D3"/>
+              <w:end w:val="single" w:space="0" w:color="D3D3D3"/>
+            </w:tcBorders>
+          </w:tcPr>
+          <w:p>
+            <w:pPr>
+              <w:spacing w:before="0" w:after="60"/>
+              <w:keepNext/>
+              <w:jc w:val="center"/>
+            </w:pPr>
+            <w:r>
+              <w:rPr>
+                <w:rFonts w:ascii="Calibri" w:hAnsi="Calibri"/>
+                <w:sz w:val="20"/>
+              </w:rPr>
+              <w:t xml:space="default">0.00 (-0.02 to 0.01)</w:t>
+            </w:r>
+          </w:p>
+        </w:tc>
+        <w:tc>
+          <w:tcPr>
+            <w:tcBorders>
+              <w:top w:val="single" w:space="0" w:color="D3D3D3"/>
+              <w:bottom w:val="single" w:space="0" w:color="D3D3D3"/>
+              <w:start w:val="single" w:space="0" w:color="D3D3D3"/>
+              <w:end w:val="single" w:space="0" w:color="D3D3D3"/>
+            </w:tcBorders>
+          </w:tcPr>
+          <w:p>
+            <w:pPr>
+              <w:spacing w:before="0" w:after="60"/>
+              <w:keepNext/>
+              <w:jc w:val="center"/>
+            </w:pPr>
+            <w:r>
+              <w:rPr>
+                <w:rFonts w:ascii="Calibri" w:hAnsi="Calibri"/>
+                <w:sz w:val="20"/>
+              </w:rPr>
+              <w:t xml:space="default">0.65</w:t>
             </w:r>
           </w:p>
         </w:tc>
@@ -2436,55 +2436,6 @@
                 <w:rFonts w:ascii="Calibri" w:hAnsi="Calibri"/>
                 <w:sz w:val="20"/>
               </w:rPr>
-              <w:t xml:space="default">-0.06 (-0.12 to -0.01)</w:t>
-            </w:r>
-          </w:p>
-        </w:tc>
-        <w:tc>
-          <w:tcPr>
-            <w:tcBorders>
-              <w:top w:val="single" w:space="0" w:color="D3D3D3"/>
-              <w:bottom w:val="single" w:space="0" w:color="D3D3D3"/>
-              <w:start w:val="single" w:space="0" w:color="D3D3D3"/>
-              <w:end w:val="single" w:space="0" w:color="D3D3D3"/>
-            </w:tcBorders>
-          </w:tcPr>
-          <w:p>
-            <w:pPr>
-              <w:spacing w:before="0" w:after="60"/>
-              <w:keepNext/>
-              <w:jc w:val="center"/>
-            </w:pPr>
-            <w:r>
-              <w:rPr>
-                <w:rFonts w:ascii="Calibri" w:hAnsi="Calibri"/>
-                <w:sz w:val="20"/>
-                <w:b w:val="true"/>
-              </w:rPr>
-              <w:t xml:space="default">0.032</w:t>
-            </w:r>
-          </w:p>
-        </w:tc>
-        <w:tc>
-          <w:tcPr>
-            <w:tcBorders>
-              <w:top w:val="single" w:space="0" w:color="D3D3D3"/>
-              <w:bottom w:val="single" w:space="0" w:color="D3D3D3"/>
-              <w:start w:val="single" w:space="0" w:color="D3D3D3"/>
-              <w:end w:val="single" w:space="0" w:color="D3D3D3"/>
-            </w:tcBorders>
-          </w:tcPr>
-          <w:p>
-            <w:pPr>
-              <w:spacing w:before="0" w:after="60"/>
-              <w:keepNext/>
-              <w:jc w:val="center"/>
-            </w:pPr>
-            <w:r>
-              <w:rPr>
-                <w:rFonts w:ascii="Calibri" w:hAnsi="Calibri"/>
-                <w:sz w:val="20"/>
-              </w:rPr>
               <w:t xml:space="default">-0.05 (-0.11 to 0.00)</w:t>
             </w:r>
           </w:p>
@@ -2509,7 +2460,55 @@
                 <w:rFonts w:ascii="Calibri" w:hAnsi="Calibri"/>
                 <w:sz w:val="20"/>
               </w:rPr>
-              <w:t xml:space="default">0.054</w:t>
+              <w:t xml:space="default">0.058</w:t>
+            </w:r>
+          </w:p>
+        </w:tc>
+        <w:tc>
+          <w:tcPr>
+            <w:tcBorders>
+              <w:top w:val="single" w:space="0" w:color="D3D3D3"/>
+              <w:bottom w:val="single" w:space="0" w:color="D3D3D3"/>
+              <w:start w:val="single" w:space="0" w:color="D3D3D3"/>
+              <w:end w:val="single" w:space="0" w:color="D3D3D3"/>
+            </w:tcBorders>
+          </w:tcPr>
+          <w:p>
+            <w:pPr>
+              <w:spacing w:before="0" w:after="60"/>
+              <w:keepNext/>
+              <w:jc w:val="center"/>
+            </w:pPr>
+            <w:r>
+              <w:rPr>
+                <w:rFonts w:ascii="Calibri" w:hAnsi="Calibri"/>
+                <w:sz w:val="20"/>
+              </w:rPr>
+              <w:t xml:space="default">-0.04 (-0.13 to 0.04)</w:t>
+            </w:r>
+          </w:p>
+        </w:tc>
+        <w:tc>
+          <w:tcPr>
+            <w:tcBorders>
+              <w:top w:val="single" w:space="0" w:color="D3D3D3"/>
+              <w:bottom w:val="single" w:space="0" w:color="D3D3D3"/>
+              <w:start w:val="single" w:space="0" w:color="D3D3D3"/>
+              <w:end w:val="single" w:space="0" w:color="D3D3D3"/>
+            </w:tcBorders>
+          </w:tcPr>
+          <w:p>
+            <w:pPr>
+              <w:spacing w:before="0" w:after="60"/>
+              <w:keepNext/>
+              <w:jc w:val="center"/>
+            </w:pPr>
+            <w:r>
+              <w:rPr>
+                <w:rFonts w:ascii="Calibri" w:hAnsi="Calibri"/>
+                <w:sz w:val="20"/>
+              </w:rPr>
+              <w:t xml:space="default">0.30</w:t>
             </w:r>
           </w:p>
         </w:tc>
@@ -2635,7 +2634,7 @@
                 <w:sz w:val="20"/>
                 <w:b w:val="true"/>
               </w:rPr>
-              <w:t xml:space="default">0.004</w:t>
+              <w:t xml:space="default">0.001</w:t>
             </w:r>
           </w:p>
         </w:tc>
@@ -2760,7 +2759,7 @@
                 <w:rFonts w:ascii="Calibri" w:hAnsi="Calibri"/>
                 <w:sz w:val="20"/>
               </w:rPr>
-              <w:t xml:space="default">0.36</w:t>
+              <w:t xml:space="default">0.37</w:t>
             </w:r>
           </w:p>
         </w:tc>
@@ -2939,7 +2938,7 @@
                 <w:rFonts w:ascii="Calibri" w:hAnsi="Calibri"/>
                 <w:sz w:val="20"/>
               </w:rPr>
-              <w:t xml:space="default">-3.7 (-4.9 to -2.6)</w:t>
+              <w:t xml:space="default">-3.2 (-4.4 to -2.0)</w:t>
             </w:r>
           </w:p>
         </w:tc>
@@ -2988,7 +2987,7 @@
                 <w:rFonts w:ascii="Calibri" w:hAnsi="Calibri"/>
                 <w:sz w:val="20"/>
               </w:rPr>
-              <w:t xml:space="default">-3.4 (-4.5 to -2.3)</w:t>
+              <w:t xml:space="default">-2.9 (-4.2 to -1.6)</w:t>
             </w:r>
           </w:p>
         </w:tc>
@@ -3066,81 +3065,79 @@
                 <w:rFonts w:ascii="Calibri" w:hAnsi="Calibri"/>
                 <w:sz w:val="20"/>
               </w:rPr>
-              <w:t xml:space="default">-5.1 (-9.1 to -0.96)</w:t>
-            </w:r>
-          </w:p>
-        </w:tc>
-        <w:tc>
-          <w:tcPr>
-            <w:tcBorders>
-              <w:top w:val="single" w:space="0" w:color="D3D3D3"/>
-              <w:bottom w:val="single" w:space="0" w:color="D3D3D3"/>
-              <w:start w:val="single" w:space="0" w:color="D3D3D3"/>
-              <w:end w:val="single" w:space="0" w:color="D3D3D3"/>
-            </w:tcBorders>
-          </w:tcPr>
-          <w:p>
-            <w:pPr>
-              <w:spacing w:before="0" w:after="60"/>
-              <w:keepNext/>
-              <w:jc w:val="center"/>
-            </w:pPr>
-            <w:r>
-              <w:rPr>
-                <w:rFonts w:ascii="Calibri" w:hAnsi="Calibri"/>
-                <w:sz w:val="20"/>
-                <w:b w:val="true"/>
-              </w:rPr>
-              <w:t xml:space="default">0.016</w:t>
-            </w:r>
-          </w:p>
-        </w:tc>
-        <w:tc>
-          <w:tcPr>
-            <w:tcBorders>
-              <w:top w:val="single" w:space="0" w:color="D3D3D3"/>
-              <w:bottom w:val="single" w:space="0" w:color="D3D3D3"/>
-              <w:start w:val="single" w:space="0" w:color="D3D3D3"/>
-              <w:end w:val="single" w:space="0" w:color="D3D3D3"/>
-            </w:tcBorders>
-          </w:tcPr>
-          <w:p>
-            <w:pPr>
-              <w:spacing w:before="0" w:after="60"/>
-              <w:keepNext/>
-              <w:jc w:val="center"/>
-            </w:pPr>
-            <w:r>
-              <w:rPr>
-                <w:rFonts w:ascii="Calibri" w:hAnsi="Calibri"/>
-                <w:sz w:val="20"/>
-              </w:rPr>
-              <w:t xml:space="default">-4.5 (-8.5 to -0.52)</w:t>
-            </w:r>
-          </w:p>
-        </w:tc>
-        <w:tc>
-          <w:tcPr>
-            <w:tcBorders>
-              <w:top w:val="single" w:space="0" w:color="D3D3D3"/>
-              <w:bottom w:val="single" w:space="0" w:color="D3D3D3"/>
-              <w:start w:val="single" w:space="0" w:color="D3D3D3"/>
-              <w:end w:val="single" w:space="0" w:color="D3D3D3"/>
-            </w:tcBorders>
-          </w:tcPr>
-          <w:p>
-            <w:pPr>
-              <w:spacing w:before="0" w:after="60"/>
-              <w:keepNext/>
-              <w:jc w:val="center"/>
-            </w:pPr>
-            <w:r>
-              <w:rPr>
-                <w:rFonts w:ascii="Calibri" w:hAnsi="Calibri"/>
-                <w:sz w:val="20"/>
-                <w:b w:val="true"/>
-              </w:rPr>
-              <w:t xml:space="default">0.027</w:t>
+              <w:t xml:space="default">-3.3 (-7.3 to 0.71)</w:t>
+            </w:r>
+          </w:p>
+        </w:tc>
+        <w:tc>
+          <w:tcPr>
+            <w:tcBorders>
+              <w:top w:val="single" w:space="0" w:color="D3D3D3"/>
+              <w:bottom w:val="single" w:space="0" w:color="D3D3D3"/>
+              <w:start w:val="single" w:space="0" w:color="D3D3D3"/>
+              <w:end w:val="single" w:space="0" w:color="D3D3D3"/>
+            </w:tcBorders>
+          </w:tcPr>
+          <w:p>
+            <w:pPr>
+              <w:spacing w:before="0" w:after="60"/>
+              <w:keepNext/>
+              <w:jc w:val="center"/>
+            </w:pPr>
+            <w:r>
+              <w:rPr>
+                <w:rFonts w:ascii="Calibri" w:hAnsi="Calibri"/>
+                <w:sz w:val="20"/>
+              </w:rPr>
+              <w:t xml:space="default">0.11</w:t>
+            </w:r>
+          </w:p>
+        </w:tc>
+        <w:tc>
+          <w:tcPr>
+            <w:tcBorders>
+              <w:top w:val="single" w:space="0" w:color="D3D3D3"/>
+              <w:bottom w:val="single" w:space="0" w:color="D3D3D3"/>
+              <w:start w:val="single" w:space="0" w:color="D3D3D3"/>
+              <w:end w:val="single" w:space="0" w:color="D3D3D3"/>
+            </w:tcBorders>
+          </w:tcPr>
+          <w:p>
+            <w:pPr>
+              <w:spacing w:before="0" w:after="60"/>
+              <w:keepNext/>
+              <w:jc w:val="center"/>
+            </w:pPr>
+            <w:r>
+              <w:rPr>
+                <w:rFonts w:ascii="Calibri" w:hAnsi="Calibri"/>
+                <w:sz w:val="20"/>
+              </w:rPr>
+              <w:t xml:space="default">-3.4 (-8.9 to 2.1)</w:t>
+            </w:r>
+          </w:p>
+        </w:tc>
+        <w:tc>
+          <w:tcPr>
+            <w:tcBorders>
+              <w:top w:val="single" w:space="0" w:color="D3D3D3"/>
+              <w:bottom w:val="single" w:space="0" w:color="D3D3D3"/>
+              <w:start w:val="single" w:space="0" w:color="D3D3D3"/>
+              <w:end w:val="single" w:space="0" w:color="D3D3D3"/>
+            </w:tcBorders>
+          </w:tcPr>
+          <w:p>
+            <w:pPr>
+              <w:spacing w:before="0" w:after="60"/>
+              <w:keepNext/>
+              <w:jc w:val="center"/>
+            </w:pPr>
+            <w:r>
+              <w:rPr>
+                <w:rFonts w:ascii="Calibri" w:hAnsi="Calibri"/>
+                <w:sz w:val="20"/>
+              </w:rPr>
+              <w:t xml:space="default">0.23</w:t>
             </w:r>
           </w:p>
         </w:tc>
@@ -3241,7 +3238,7 @@
                 <w:rFonts w:ascii="Calibri" w:hAnsi="Calibri"/>
                 <w:sz w:val="20"/>
               </w:rPr>
-              <w:t xml:space="default">3.2 (2.4 to 4.0)</w:t>
+              <w:t xml:space="default">3.3 (2.5 to 4.1)</w:t>
             </w:r>
           </w:p>
         </w:tc>
@@ -3367,31 +3364,31 @@
                 <w:rFonts w:ascii="Calibri" w:hAnsi="Calibri"/>
                 <w:sz w:val="20"/>
               </w:rPr>
-              <w:t xml:space="default">0.24 (-0.51 to 0.99)</w:t>
-            </w:r>
-          </w:p>
-        </w:tc>
-        <w:tc>
-          <w:tcPr>
-            <w:tcBorders>
-              <w:top w:val="single" w:space="0" w:color="D3D3D3"/>
-              <w:bottom w:val="single" w:space="0" w:color="D3D3D3"/>
-              <w:start w:val="single" w:space="0" w:color="D3D3D3"/>
-              <w:end w:val="single" w:space="0" w:color="D3D3D3"/>
-            </w:tcBorders>
-          </w:tcPr>
-          <w:p>
-            <w:pPr>
-              <w:spacing w:before="0" w:after="60"/>
-              <w:keepNext/>
-              <w:jc w:val="center"/>
-            </w:pPr>
-            <w:r>
-              <w:rPr>
-                <w:rFonts w:ascii="Calibri" w:hAnsi="Calibri"/>
-                <w:sz w:val="20"/>
-              </w:rPr>
-              <w:t xml:space="default">0.53</w:t>
+              <w:t xml:space="default">0.26 (-0.52 to 1.0)</w:t>
+            </w:r>
+          </w:p>
+        </w:tc>
+        <w:tc>
+          <w:tcPr>
+            <w:tcBorders>
+              <w:top w:val="single" w:space="0" w:color="D3D3D3"/>
+              <w:bottom w:val="single" w:space="0" w:color="D3D3D3"/>
+              <w:start w:val="single" w:space="0" w:color="D3D3D3"/>
+              <w:end w:val="single" w:space="0" w:color="D3D3D3"/>
+            </w:tcBorders>
+          </w:tcPr>
+          <w:p>
+            <w:pPr>
+              <w:spacing w:before="0" w:after="60"/>
+              <w:keepNext/>
+              <w:jc w:val="center"/>
+            </w:pPr>
+            <w:r>
+              <w:rPr>
+                <w:rFonts w:ascii="Calibri" w:hAnsi="Calibri"/>
+                <w:sz w:val="20"/>
+              </w:rPr>
+              <w:t xml:space="default">0.51</w:t>
             </w:r>
           </w:p>
         </w:tc>
@@ -3570,7 +3567,7 @@
                 <w:rFonts w:ascii="Calibri" w:hAnsi="Calibri"/>
                 <w:sz w:val="20"/>
               </w:rPr>
-              <w:t xml:space="default">1.2 (0.45 to 2.0)</w:t>
+              <w:t xml:space="default">1.2 (0.40 to 2.0)</w:t>
             </w:r>
           </w:p>
         </w:tc>
@@ -3595,31 +3592,31 @@
                 <w:sz w:val="20"/>
                 <w:b w:val="true"/>
               </w:rPr>
-              <w:t xml:space="default">0.002</w:t>
-            </w:r>
-          </w:p>
-        </w:tc>
-        <w:tc>
-          <w:tcPr>
-            <w:tcBorders>
-              <w:top w:val="single" w:space="0" w:color="D3D3D3"/>
-              <w:bottom w:val="single" w:space="0" w:color="D3D3D3"/>
-              <w:start w:val="single" w:space="0" w:color="D3D3D3"/>
-              <w:end w:val="single" w:space="0" w:color="D3D3D3"/>
-            </w:tcBorders>
-          </w:tcPr>
-          <w:p>
-            <w:pPr>
-              <w:spacing w:before="0" w:after="60"/>
-              <w:keepNext/>
-              <w:jc w:val="center"/>
-            </w:pPr>
-            <w:r>
-              <w:rPr>
-                <w:rFonts w:ascii="Calibri" w:hAnsi="Calibri"/>
-                <w:sz w:val="20"/>
-              </w:rPr>
-              <w:t xml:space="default">1.2 (0.44 to 2.0)</w:t>
+              <w:t xml:space="default">0.003</w:t>
+            </w:r>
+          </w:p>
+        </w:tc>
+        <w:tc>
+          <w:tcPr>
+            <w:tcBorders>
+              <w:top w:val="single" w:space="0" w:color="D3D3D3"/>
+              <w:bottom w:val="single" w:space="0" w:color="D3D3D3"/>
+              <w:start w:val="single" w:space="0" w:color="D3D3D3"/>
+              <w:end w:val="single" w:space="0" w:color="D3D3D3"/>
+            </w:tcBorders>
+          </w:tcPr>
+          <w:p>
+            <w:pPr>
+              <w:spacing w:before="0" w:after="60"/>
+              <w:keepNext/>
+              <w:jc w:val="center"/>
+            </w:pPr>
+            <w:r>
+              <w:rPr>
+                <w:rFonts w:ascii="Calibri" w:hAnsi="Calibri"/>
+                <w:sz w:val="20"/>
+              </w:rPr>
+              <w:t xml:space="default">1.3 (0.36 to 2.2)</w:t>
             </w:r>
           </w:p>
         </w:tc>
@@ -3644,7 +3641,7 @@
                 <w:sz w:val="20"/>
                 <w:b w:val="true"/>
               </w:rPr>
-              <w:t xml:space="default">0.002</w:t>
+              <w:t xml:space="default">0.007</w:t>
             </w:r>
           </w:p>
         </w:tc>
@@ -3697,7 +3694,7 @@
                 <w:rFonts w:ascii="Calibri" w:hAnsi="Calibri"/>
                 <w:sz w:val="20"/>
               </w:rPr>
-              <w:t xml:space="default">3.5 (0.75 to 6.3)</w:t>
+              <w:t xml:space="default">3.2 (0.51 to 5.9)</w:t>
             </w:r>
           </w:p>
         </w:tc>
@@ -3722,56 +3719,55 @@
                 <w:sz w:val="20"/>
                 <w:b w:val="true"/>
               </w:rPr>
-              <w:t xml:space="default">0.013</w:t>
-            </w:r>
-          </w:p>
-        </w:tc>
-        <w:tc>
-          <w:tcPr>
-            <w:tcBorders>
-              <w:top w:val="single" w:space="0" w:color="D3D3D3"/>
-              <w:bottom w:val="single" w:space="0" w:color="D3D3D3"/>
-              <w:start w:val="single" w:space="0" w:color="D3D3D3"/>
-              <w:end w:val="single" w:space="0" w:color="D3D3D3"/>
-            </w:tcBorders>
-          </w:tcPr>
-          <w:p>
-            <w:pPr>
-              <w:spacing w:before="0" w:after="60"/>
-              <w:keepNext/>
-              <w:jc w:val="center"/>
-            </w:pPr>
-            <w:r>
-              <w:rPr>
-                <w:rFonts w:ascii="Calibri" w:hAnsi="Calibri"/>
-                <w:sz w:val="20"/>
-              </w:rPr>
-              <w:t xml:space="default">3.3 (0.50 to 6.1)</w:t>
-            </w:r>
-          </w:p>
-        </w:tc>
-        <w:tc>
-          <w:tcPr>
-            <w:tcBorders>
-              <w:top w:val="single" w:space="0" w:color="D3D3D3"/>
-              <w:bottom w:val="single" w:space="0" w:color="D3D3D3"/>
-              <w:start w:val="single" w:space="0" w:color="D3D3D3"/>
-              <w:end w:val="single" w:space="0" w:color="D3D3D3"/>
-            </w:tcBorders>
-          </w:tcPr>
-          <w:p>
-            <w:pPr>
-              <w:spacing w:before="0" w:after="60"/>
-              <w:keepNext/>
-              <w:jc w:val="center"/>
-            </w:pPr>
-            <w:r>
-              <w:rPr>
-                <w:rFonts w:ascii="Calibri" w:hAnsi="Calibri"/>
-                <w:sz w:val="20"/>
-                <w:b w:val="true"/>
-              </w:rPr>
-              <w:t xml:space="default">0.021</w:t>
+              <w:t xml:space="default">0.020</w:t>
+            </w:r>
+          </w:p>
+        </w:tc>
+        <w:tc>
+          <w:tcPr>
+            <w:tcBorders>
+              <w:top w:val="single" w:space="0" w:color="D3D3D3"/>
+              <w:bottom w:val="single" w:space="0" w:color="D3D3D3"/>
+              <w:start w:val="single" w:space="0" w:color="D3D3D3"/>
+              <w:end w:val="single" w:space="0" w:color="D3D3D3"/>
+            </w:tcBorders>
+          </w:tcPr>
+          <w:p>
+            <w:pPr>
+              <w:spacing w:before="0" w:after="60"/>
+              <w:keepNext/>
+              <w:jc w:val="center"/>
+            </w:pPr>
+            <w:r>
+              <w:rPr>
+                <w:rFonts w:ascii="Calibri" w:hAnsi="Calibri"/>
+                <w:sz w:val="20"/>
+              </w:rPr>
+              <w:t xml:space="default">1.8 (-2.1 to 5.8)</w:t>
+            </w:r>
+          </w:p>
+        </w:tc>
+        <w:tc>
+          <w:tcPr>
+            <w:tcBorders>
+              <w:top w:val="single" w:space="0" w:color="D3D3D3"/>
+              <w:bottom w:val="single" w:space="0" w:color="D3D3D3"/>
+              <w:start w:val="single" w:space="0" w:color="D3D3D3"/>
+              <w:end w:val="single" w:space="0" w:color="D3D3D3"/>
+            </w:tcBorders>
+          </w:tcPr>
+          <w:p>
+            <w:pPr>
+              <w:spacing w:before="0" w:after="60"/>
+              <w:keepNext/>
+              <w:jc w:val="center"/>
+            </w:pPr>
+            <w:r>
+              <w:rPr>
+                <w:rFonts w:ascii="Calibri" w:hAnsi="Calibri"/>
+                <w:sz w:val="20"/>
+              </w:rPr>
+              <w:t xml:space="default">0.36</w:t>
             </w:r>
           </w:p>
         </w:tc>
@@ -3872,7 +3868,7 @@
                 <w:rFonts w:ascii="Calibri" w:hAnsi="Calibri"/>
                 <w:sz w:val="20"/>
               </w:rPr>
-              <w:t xml:space="default">-1.6 (-2.2 to -1.0)</w:t>
+              <w:t xml:space="default">-1.5 (-2.1 to -0.94)</w:t>
             </w:r>
           </w:p>
         </w:tc>
@@ -3998,31 +3994,31 @@
                 <w:rFonts w:ascii="Calibri" w:hAnsi="Calibri"/>
                 <w:sz w:val="20"/>
               </w:rPr>
-              <w:t xml:space="default">-0.50 (-1.1 to 0.06)</w:t>
-            </w:r>
-          </w:p>
-        </w:tc>
-        <w:tc>
-          <w:tcPr>
-            <w:tcBorders>
-              <w:top w:val="single" w:space="0" w:color="D3D3D3"/>
-              <w:bottom w:val="single" w:space="0" w:color="D3D3D3"/>
-              <w:start w:val="single" w:space="0" w:color="D3D3D3"/>
-              <w:end w:val="single" w:space="0" w:color="D3D3D3"/>
-            </w:tcBorders>
-          </w:tcPr>
-          <w:p>
-            <w:pPr>
-              <w:spacing w:before="0" w:after="60"/>
-              <w:keepNext/>
-              <w:jc w:val="center"/>
-            </w:pPr>
-            <w:r>
-              <w:rPr>
-                <w:rFonts w:ascii="Calibri" w:hAnsi="Calibri"/>
-                <w:sz w:val="20"/>
-              </w:rPr>
-              <w:t xml:space="default">0.078</w:t>
+              <w:t xml:space="default">-0.29 (-0.87 to 0.28)</w:t>
+            </w:r>
+          </w:p>
+        </w:tc>
+        <w:tc>
+          <w:tcPr>
+            <w:tcBorders>
+              <w:top w:val="single" w:space="0" w:color="D3D3D3"/>
+              <w:bottom w:val="single" w:space="0" w:color="D3D3D3"/>
+              <w:start w:val="single" w:space="0" w:color="D3D3D3"/>
+              <w:end w:val="single" w:space="0" w:color="D3D3D3"/>
+            </w:tcBorders>
+          </w:tcPr>
+          <w:p>
+            <w:pPr>
+              <w:spacing w:before="0" w:after="60"/>
+              <w:keepNext/>
+              <w:jc w:val="center"/>
+            </w:pPr>
+            <w:r>
+              <w:rPr>
+                <w:rFonts w:ascii="Calibri" w:hAnsi="Calibri"/>
+                <w:sz w:val="20"/>
+              </w:rPr>
+              <w:t xml:space="default">0.31</w:t>
             </w:r>
           </w:p>
         </w:tc>
@@ -4328,7 +4324,7 @@
                 <w:rFonts w:ascii="Calibri" w:hAnsi="Calibri"/>
                 <w:sz w:val="20"/>
               </w:rPr>
-              <w:t xml:space="default">0.02 (0.00 to 0.04)</w:t>
+              <w:t xml:space="default">0.02 (0.00 to 0.03)</w:t>
             </w:r>
           </w:p>
         </w:tc>
@@ -4353,56 +4349,55 @@
                 <w:sz w:val="20"/>
                 <w:b w:val="true"/>
               </w:rPr>
-              <w:t xml:space="default">0.018</w:t>
-            </w:r>
-          </w:p>
-        </w:tc>
-        <w:tc>
-          <w:tcPr>
-            <w:tcBorders>
-              <w:top w:val="single" w:space="0" w:color="D3D3D3"/>
-              <w:bottom w:val="single" w:space="0" w:color="D3D3D3"/>
-              <w:start w:val="single" w:space="0" w:color="D3D3D3"/>
-              <w:end w:val="single" w:space="0" w:color="D3D3D3"/>
-            </w:tcBorders>
-          </w:tcPr>
-          <w:p>
-            <w:pPr>
-              <w:spacing w:before="0" w:after="60"/>
-              <w:keepNext/>
-              <w:jc w:val="center"/>
-            </w:pPr>
-            <w:r>
-              <w:rPr>
-                <w:rFonts w:ascii="Calibri" w:hAnsi="Calibri"/>
-                <w:sz w:val="20"/>
-              </w:rPr>
-              <w:t xml:space="default">0.02 (0.00 to 0.04)</w:t>
-            </w:r>
-          </w:p>
-        </w:tc>
-        <w:tc>
-          <w:tcPr>
-            <w:tcBorders>
-              <w:top w:val="single" w:space="0" w:color="D3D3D3"/>
-              <w:bottom w:val="single" w:space="0" w:color="D3D3D3"/>
-              <w:start w:val="single" w:space="0" w:color="D3D3D3"/>
-              <w:end w:val="single" w:space="0" w:color="D3D3D3"/>
-            </w:tcBorders>
-          </w:tcPr>
-          <w:p>
-            <w:pPr>
-              <w:spacing w:before="0" w:after="60"/>
-              <w:keepNext/>
-              <w:jc w:val="center"/>
-            </w:pPr>
-            <w:r>
-              <w:rPr>
-                <w:rFonts w:ascii="Calibri" w:hAnsi="Calibri"/>
-                <w:sz w:val="20"/>
-                <w:b w:val="true"/>
-              </w:rPr>
-              <w:t xml:space="default">0.023</w:t>
+              <w:t xml:space="default">0.033</w:t>
+            </w:r>
+          </w:p>
+        </w:tc>
+        <w:tc>
+          <w:tcPr>
+            <w:tcBorders>
+              <w:top w:val="single" w:space="0" w:color="D3D3D3"/>
+              <w:bottom w:val="single" w:space="0" w:color="D3D3D3"/>
+              <w:start w:val="single" w:space="0" w:color="D3D3D3"/>
+              <w:end w:val="single" w:space="0" w:color="D3D3D3"/>
+            </w:tcBorders>
+          </w:tcPr>
+          <w:p>
+            <w:pPr>
+              <w:spacing w:before="0" w:after="60"/>
+              <w:keepNext/>
+              <w:jc w:val="center"/>
+            </w:pPr>
+            <w:r>
+              <w:rPr>
+                <w:rFonts w:ascii="Calibri" w:hAnsi="Calibri"/>
+                <w:sz w:val="20"/>
+              </w:rPr>
+              <w:t xml:space="default">0.01 (-0.01 to 0.03)</w:t>
+            </w:r>
+          </w:p>
+        </w:tc>
+        <w:tc>
+          <w:tcPr>
+            <w:tcBorders>
+              <w:top w:val="single" w:space="0" w:color="D3D3D3"/>
+              <w:bottom w:val="single" w:space="0" w:color="D3D3D3"/>
+              <w:start w:val="single" w:space="0" w:color="D3D3D3"/>
+              <w:end w:val="single" w:space="0" w:color="D3D3D3"/>
+            </w:tcBorders>
+          </w:tcPr>
+          <w:p>
+            <w:pPr>
+              <w:spacing w:before="0" w:after="60"/>
+              <w:keepNext/>
+              <w:jc w:val="center"/>
+            </w:pPr>
+            <w:r>
+              <w:rPr>
+                <w:rFonts w:ascii="Calibri" w:hAnsi="Calibri"/>
+                <w:sz w:val="20"/>
+              </w:rPr>
+              <w:t xml:space="default">0.44</w:t>
             </w:r>
           </w:p>
         </w:tc>
@@ -4653,7 +4648,7 @@
                 <w:rFonts w:ascii="Calibri" w:hAnsi="Calibri"/>
                 <w:sz w:val="20"/>
               </w:rPr>
-              <w:t xml:space="default">0.12</w:t>
+              <w:t xml:space="default">0.39</w:t>
             </w:r>
           </w:p>
         </w:tc>
@@ -4832,7 +4827,7 @@
                 <w:rFonts w:ascii="Calibri" w:hAnsi="Calibri"/>
                 <w:sz w:val="20"/>
               </w:rPr>
-              <w:t xml:space="default">0.18 (0.08 to 0.28)</w:t>
+              <w:t xml:space="default">0.16 (0.06 to 0.26)</w:t>
             </w:r>
           </w:p>
         </w:tc>
@@ -4857,31 +4852,31 @@
                 <w:sz w:val="20"/>
                 <w:b w:val="true"/>
               </w:rPr>
-              <w:t xml:space="default">&lt;0.001</w:t>
-            </w:r>
-          </w:p>
-        </w:tc>
-        <w:tc>
-          <w:tcPr>
-            <w:tcBorders>
-              <w:top w:val="single" w:space="0" w:color="D3D3D3"/>
-              <w:bottom w:val="single" w:space="0" w:color="D3D3D3"/>
-              <w:start w:val="single" w:space="0" w:color="D3D3D3"/>
-              <w:end w:val="single" w:space="0" w:color="D3D3D3"/>
-            </w:tcBorders>
-          </w:tcPr>
-          <w:p>
-            <w:pPr>
-              <w:spacing w:before="0" w:after="60"/>
-              <w:keepNext/>
-              <w:jc w:val="center"/>
-            </w:pPr>
-            <w:r>
-              <w:rPr>
-                <w:rFonts w:ascii="Calibri" w:hAnsi="Calibri"/>
-                <w:sz w:val="20"/>
-              </w:rPr>
-              <w:t xml:space="default">0.18 (0.08 to 0.28)</w:t>
+              <w:t xml:space="default">0.002</w:t>
+            </w:r>
+          </w:p>
+        </w:tc>
+        <w:tc>
+          <w:tcPr>
+            <w:tcBorders>
+              <w:top w:val="single" w:space="0" w:color="D3D3D3"/>
+              <w:bottom w:val="single" w:space="0" w:color="D3D3D3"/>
+              <w:start w:val="single" w:space="0" w:color="D3D3D3"/>
+              <w:end w:val="single" w:space="0" w:color="D3D3D3"/>
+            </w:tcBorders>
+          </w:tcPr>
+          <w:p>
+            <w:pPr>
+              <w:spacing w:before="0" w:after="60"/>
+              <w:keepNext/>
+              <w:jc w:val="center"/>
+            </w:pPr>
+            <w:r>
+              <w:rPr>
+                <w:rFonts w:ascii="Calibri" w:hAnsi="Calibri"/>
+                <w:sz w:val="20"/>
+              </w:rPr>
+              <w:t xml:space="default">0.19 (0.07 to 0.30)</w:t>
             </w:r>
           </w:p>
         </w:tc>
@@ -4906,7 +4901,7 @@
                 <w:sz w:val="20"/>
                 <w:b w:val="true"/>
               </w:rPr>
-              <w:t xml:space="default">&lt;0.001</w:t>
+              <w:t xml:space="default">0.002</w:t>
             </w:r>
           </w:p>
         </w:tc>
@@ -4959,79 +4954,79 @@
                 <w:rFonts w:ascii="Calibri" w:hAnsi="Calibri"/>
                 <w:sz w:val="20"/>
               </w:rPr>
-              <w:t xml:space="default">0.31 (-0.03 to 0.66)</w:t>
-            </w:r>
-          </w:p>
-        </w:tc>
-        <w:tc>
-          <w:tcPr>
-            <w:tcBorders>
-              <w:top w:val="single" w:space="0" w:color="D3D3D3"/>
-              <w:bottom w:val="single" w:space="0" w:color="D3D3D3"/>
-              <w:start w:val="single" w:space="0" w:color="D3D3D3"/>
-              <w:end w:val="single" w:space="0" w:color="D3D3D3"/>
-            </w:tcBorders>
-          </w:tcPr>
-          <w:p>
-            <w:pPr>
-              <w:spacing w:before="0" w:after="60"/>
-              <w:keepNext/>
-              <w:jc w:val="center"/>
-            </w:pPr>
-            <w:r>
-              <w:rPr>
-                <w:rFonts w:ascii="Calibri" w:hAnsi="Calibri"/>
-                <w:sz w:val="20"/>
-              </w:rPr>
-              <w:t xml:space="default">0.077</w:t>
-            </w:r>
-          </w:p>
-        </w:tc>
-        <w:tc>
-          <w:tcPr>
-            <w:tcBorders>
-              <w:top w:val="single" w:space="0" w:color="D3D3D3"/>
-              <w:bottom w:val="single" w:space="0" w:color="D3D3D3"/>
-              <w:start w:val="single" w:space="0" w:color="D3D3D3"/>
-              <w:end w:val="single" w:space="0" w:color="D3D3D3"/>
-            </w:tcBorders>
-          </w:tcPr>
-          <w:p>
-            <w:pPr>
-              <w:spacing w:before="0" w:after="60"/>
-              <w:keepNext/>
-              <w:jc w:val="center"/>
-            </w:pPr>
-            <w:r>
-              <w:rPr>
-                <w:rFonts w:ascii="Calibri" w:hAnsi="Calibri"/>
-                <w:sz w:val="20"/>
-              </w:rPr>
-              <w:t xml:space="default">0.30 (-0.05 to 0.65)</w:t>
-            </w:r>
-          </w:p>
-        </w:tc>
-        <w:tc>
-          <w:tcPr>
-            <w:tcBorders>
-              <w:top w:val="single" w:space="0" w:color="D3D3D3"/>
-              <w:bottom w:val="single" w:space="0" w:color="D3D3D3"/>
-              <w:start w:val="single" w:space="0" w:color="D3D3D3"/>
-              <w:end w:val="single" w:space="0" w:color="D3D3D3"/>
-            </w:tcBorders>
-          </w:tcPr>
-          <w:p>
-            <w:pPr>
-              <w:spacing w:before="0" w:after="60"/>
-              <w:keepNext/>
-              <w:jc w:val="center"/>
-            </w:pPr>
-            <w:r>
-              <w:rPr>
-                <w:rFonts w:ascii="Calibri" w:hAnsi="Calibri"/>
-                <w:sz w:val="20"/>
-              </w:rPr>
-              <w:t xml:space="default">0.091</w:t>
+              <w:t xml:space="default">0.30 (-0.04 to 0.64)</w:t>
+            </w:r>
+          </w:p>
+        </w:tc>
+        <w:tc>
+          <w:tcPr>
+            <w:tcBorders>
+              <w:top w:val="single" w:space="0" w:color="D3D3D3"/>
+              <w:bottom w:val="single" w:space="0" w:color="D3D3D3"/>
+              <w:start w:val="single" w:space="0" w:color="D3D3D3"/>
+              <w:end w:val="single" w:space="0" w:color="D3D3D3"/>
+            </w:tcBorders>
+          </w:tcPr>
+          <w:p>
+            <w:pPr>
+              <w:spacing w:before="0" w:after="60"/>
+              <w:keepNext/>
+              <w:jc w:val="center"/>
+            </w:pPr>
+            <w:r>
+              <w:rPr>
+                <w:rFonts w:ascii="Calibri" w:hAnsi="Calibri"/>
+                <w:sz w:val="20"/>
+              </w:rPr>
+              <w:t xml:space="default">0.082</w:t>
+            </w:r>
+          </w:p>
+        </w:tc>
+        <w:tc>
+          <w:tcPr>
+            <w:tcBorders>
+              <w:top w:val="single" w:space="0" w:color="D3D3D3"/>
+              <w:bottom w:val="single" w:space="0" w:color="D3D3D3"/>
+              <w:start w:val="single" w:space="0" w:color="D3D3D3"/>
+              <w:end w:val="single" w:space="0" w:color="D3D3D3"/>
+            </w:tcBorders>
+          </w:tcPr>
+          <w:p>
+            <w:pPr>
+              <w:spacing w:before="0" w:after="60"/>
+              <w:keepNext/>
+              <w:jc w:val="center"/>
+            </w:pPr>
+            <w:r>
+              <w:rPr>
+                <w:rFonts w:ascii="Calibri" w:hAnsi="Calibri"/>
+                <w:sz w:val="20"/>
+              </w:rPr>
+              <w:t xml:space="default">0.16 (-0.35 to 0.66)</w:t>
+            </w:r>
+          </w:p>
+        </w:tc>
+        <w:tc>
+          <w:tcPr>
+            <w:tcBorders>
+              <w:top w:val="single" w:space="0" w:color="D3D3D3"/>
+              <w:bottom w:val="single" w:space="0" w:color="D3D3D3"/>
+              <w:start w:val="single" w:space="0" w:color="D3D3D3"/>
+              <w:end w:val="single" w:space="0" w:color="D3D3D3"/>
+            </w:tcBorders>
+          </w:tcPr>
+          <w:p>
+            <w:pPr>
+              <w:spacing w:before="0" w:after="60"/>
+              <w:keepNext/>
+              <w:jc w:val="center"/>
+            </w:pPr>
+            <w:r>
+              <w:rPr>
+                <w:rFonts w:ascii="Calibri" w:hAnsi="Calibri"/>
+                <w:sz w:val="20"/>
+              </w:rPr>
+              <w:t xml:space="default">0.54</w:t>
             </w:r>
           </w:p>
         </w:tc>
@@ -5132,7 +5127,7 @@
                 <w:rFonts w:ascii="Calibri" w:hAnsi="Calibri"/>
                 <w:sz w:val="20"/>
               </w:rPr>
-              <w:t xml:space="default">-0.17 (-0.24 to -0.10)</w:t>
+              <w:t xml:space="default">-0.17 (-0.25 to -0.10)</w:t>
             </w:r>
           </w:p>
         </w:tc>
@@ -5258,32 +5253,31 @@
                 <w:rFonts w:ascii="Calibri" w:hAnsi="Calibri"/>
                 <w:sz w:val="20"/>
               </w:rPr>
-              <w:t xml:space="default">-0.08 (-0.15 to -0.01)</w:t>
-            </w:r>
-          </w:p>
-        </w:tc>
-        <w:tc>
-          <w:tcPr>
-            <w:tcBorders>
-              <w:top w:val="single" w:space="0" w:color="D3D3D3"/>
-              <w:bottom w:val="single" w:space="0" w:color="D3D3D3"/>
-              <w:start w:val="single" w:space="0" w:color="D3D3D3"/>
-              <w:end w:val="single" w:space="0" w:color="D3D3D3"/>
-            </w:tcBorders>
-          </w:tcPr>
-          <w:p>
-            <w:pPr>
-              <w:spacing w:before="0" w:after="60"/>
-              <w:keepNext/>
-              <w:jc w:val="center"/>
-            </w:pPr>
-            <w:r>
-              <w:rPr>
-                <w:rFonts w:ascii="Calibri" w:hAnsi="Calibri"/>
-                <w:sz w:val="20"/>
-                <w:b w:val="true"/>
-              </w:rPr>
-              <w:t xml:space="default">0.030</w:t>
+              <w:t xml:space="default">-0.06 (-0.14 to 0.01)</w:t>
+            </w:r>
+          </w:p>
+        </w:tc>
+        <w:tc>
+          <w:tcPr>
+            <w:tcBorders>
+              <w:top w:val="single" w:space="0" w:color="D3D3D3"/>
+              <w:bottom w:val="single" w:space="0" w:color="D3D3D3"/>
+              <w:start w:val="single" w:space="0" w:color="D3D3D3"/>
+              <w:end w:val="single" w:space="0" w:color="D3D3D3"/>
+            </w:tcBorders>
+          </w:tcPr>
+          <w:p>
+            <w:pPr>
+              <w:spacing w:before="0" w:after="60"/>
+              <w:keepNext/>
+              <w:jc w:val="center"/>
+            </w:pPr>
+            <w:r>
+              <w:rPr>
+                <w:rFonts w:ascii="Calibri" w:hAnsi="Calibri"/>
+                <w:sz w:val="20"/>
+              </w:rPr>
+              <w:t xml:space="default">0.082</w:t>
             </w:r>
           </w:p>
         </w:tc>
@@ -5462,7 +5456,7 @@
                 <w:rFonts w:ascii="Calibri" w:hAnsi="Calibri"/>
                 <w:sz w:val="20"/>
               </w:rPr>
-              <w:t xml:space="default">2.2 (1.4 to 3.1)</w:t>
+              <w:t xml:space="default">2.0 (1.2 to 2.9)</w:t>
             </w:r>
           </w:p>
         </w:tc>
@@ -5511,7 +5505,7 @@
                 <w:rFonts w:ascii="Calibri" w:hAnsi="Calibri"/>
                 <w:sz w:val="20"/>
               </w:rPr>
-              <w:t xml:space="default">2.1 (1.3 to 3.0)</w:t>
+              <w:t xml:space="default">2.2 (1.3 to 3.2)</w:t>
             </w:r>
           </w:p>
         </w:tc>
@@ -5589,79 +5583,79 @@
                 <w:rFonts w:ascii="Calibri" w:hAnsi="Calibri"/>
                 <w:sz w:val="20"/>
               </w:rPr>
-              <w:t xml:space="default">2.6 (-0.37 to 5.6)</w:t>
-            </w:r>
-          </w:p>
-        </w:tc>
-        <w:tc>
-          <w:tcPr>
-            <w:tcBorders>
-              <w:top w:val="single" w:space="0" w:color="D3D3D3"/>
-              <w:bottom w:val="single" w:space="0" w:color="D3D3D3"/>
-              <w:start w:val="single" w:space="0" w:color="D3D3D3"/>
-              <w:end w:val="single" w:space="0" w:color="D3D3D3"/>
-            </w:tcBorders>
-          </w:tcPr>
-          <w:p>
-            <w:pPr>
-              <w:spacing w:before="0" w:after="60"/>
-              <w:keepNext/>
-              <w:jc w:val="center"/>
-            </w:pPr>
-            <w:r>
-              <w:rPr>
-                <w:rFonts w:ascii="Calibri" w:hAnsi="Calibri"/>
-                <w:sz w:val="20"/>
-              </w:rPr>
-              <w:t xml:space="default">0.085</w:t>
-            </w:r>
-          </w:p>
-        </w:tc>
-        <w:tc>
-          <w:tcPr>
-            <w:tcBorders>
-              <w:top w:val="single" w:space="0" w:color="D3D3D3"/>
-              <w:bottom w:val="single" w:space="0" w:color="D3D3D3"/>
-              <w:start w:val="single" w:space="0" w:color="D3D3D3"/>
-              <w:end w:val="single" w:space="0" w:color="D3D3D3"/>
-            </w:tcBorders>
-          </w:tcPr>
-          <w:p>
-            <w:pPr>
-              <w:spacing w:before="0" w:after="60"/>
-              <w:keepNext/>
-              <w:jc w:val="center"/>
-            </w:pPr>
-            <w:r>
-              <w:rPr>
-                <w:rFonts w:ascii="Calibri" w:hAnsi="Calibri"/>
-                <w:sz w:val="20"/>
-              </w:rPr>
-              <w:t xml:space="default">2.1 (-0.83 to 5.1)</w:t>
-            </w:r>
-          </w:p>
-        </w:tc>
-        <w:tc>
-          <w:tcPr>
-            <w:tcBorders>
-              <w:top w:val="single" w:space="0" w:color="D3D3D3"/>
-              <w:bottom w:val="single" w:space="0" w:color="D3D3D3"/>
-              <w:start w:val="single" w:space="0" w:color="D3D3D3"/>
-              <w:end w:val="single" w:space="0" w:color="D3D3D3"/>
-            </w:tcBorders>
-          </w:tcPr>
-          <w:p>
-            <w:pPr>
-              <w:spacing w:before="0" w:after="60"/>
-              <w:keepNext/>
-              <w:jc w:val="center"/>
-            </w:pPr>
-            <w:r>
-              <w:rPr>
-                <w:rFonts w:ascii="Calibri" w:hAnsi="Calibri"/>
-                <w:sz w:val="20"/>
-              </w:rPr>
-              <w:t xml:space="default">0.16</w:t>
+              <w:t xml:space="default">2.4 (-0.47 to 5.3)</w:t>
+            </w:r>
+          </w:p>
+        </w:tc>
+        <w:tc>
+          <w:tcPr>
+            <w:tcBorders>
+              <w:top w:val="single" w:space="0" w:color="D3D3D3"/>
+              <w:bottom w:val="single" w:space="0" w:color="D3D3D3"/>
+              <w:start w:val="single" w:space="0" w:color="D3D3D3"/>
+              <w:end w:val="single" w:space="0" w:color="D3D3D3"/>
+            </w:tcBorders>
+          </w:tcPr>
+          <w:p>
+            <w:pPr>
+              <w:spacing w:before="0" w:after="60"/>
+              <w:keepNext/>
+              <w:jc w:val="center"/>
+            </w:pPr>
+            <w:r>
+              <w:rPr>
+                <w:rFonts w:ascii="Calibri" w:hAnsi="Calibri"/>
+                <w:sz w:val="20"/>
+              </w:rPr>
+              <w:t xml:space="default">0.10</w:t>
+            </w:r>
+          </w:p>
+        </w:tc>
+        <w:tc>
+          <w:tcPr>
+            <w:tcBorders>
+              <w:top w:val="single" w:space="0" w:color="D3D3D3"/>
+              <w:bottom w:val="single" w:space="0" w:color="D3D3D3"/>
+              <w:start w:val="single" w:space="0" w:color="D3D3D3"/>
+              <w:end w:val="single" w:space="0" w:color="D3D3D3"/>
+            </w:tcBorders>
+          </w:tcPr>
+          <w:p>
+            <w:pPr>
+              <w:spacing w:before="0" w:after="60"/>
+              <w:keepNext/>
+              <w:jc w:val="center"/>
+            </w:pPr>
+            <w:r>
+              <w:rPr>
+                <w:rFonts w:ascii="Calibri" w:hAnsi="Calibri"/>
+                <w:sz w:val="20"/>
+              </w:rPr>
+              <w:t xml:space="default">1.1 (-3.0 to 5.3)</w:t>
+            </w:r>
+          </w:p>
+        </w:tc>
+        <w:tc>
+          <w:tcPr>
+            <w:tcBorders>
+              <w:top w:val="single" w:space="0" w:color="D3D3D3"/>
+              <w:bottom w:val="single" w:space="0" w:color="D3D3D3"/>
+              <w:start w:val="single" w:space="0" w:color="D3D3D3"/>
+              <w:end w:val="single" w:space="0" w:color="D3D3D3"/>
+            </w:tcBorders>
+          </w:tcPr>
+          <w:p>
+            <w:pPr>
+              <w:spacing w:before="0" w:after="60"/>
+              <w:keepNext/>
+              <w:jc w:val="center"/>
+            </w:pPr>
+            <w:r>
+              <w:rPr>
+                <w:rFonts w:ascii="Calibri" w:hAnsi="Calibri"/>
+                <w:sz w:val="20"/>
+              </w:rPr>
+              <w:t xml:space="default">0.59</w:t>
             </w:r>
           </w:p>
         </w:tc>
@@ -5762,7 +5756,7 @@
                 <w:rFonts w:ascii="Calibri" w:hAnsi="Calibri"/>
                 <w:sz w:val="20"/>
               </w:rPr>
-              <w:t xml:space="default">-2.4 (-3.0 to -1.8)</w:t>
+              <w:t xml:space="default">-2.4 (-3.1 to -1.8)</w:t>
             </w:r>
           </w:p>
         </w:tc>
@@ -5888,31 +5882,31 @@
                 <w:rFonts w:ascii="Calibri" w:hAnsi="Calibri"/>
                 <w:sz w:val="20"/>
               </w:rPr>
-              <w:t xml:space="default">-0.50 (-1.1 to 0.08)</w:t>
-            </w:r>
-          </w:p>
-        </w:tc>
-        <w:tc>
-          <w:tcPr>
-            <w:tcBorders>
-              <w:top w:val="single" w:space="0" w:color="D3D3D3"/>
-              <w:bottom w:val="single" w:space="0" w:color="D3D3D3"/>
-              <w:start w:val="single" w:space="0" w:color="D3D3D3"/>
-              <w:end w:val="single" w:space="0" w:color="D3D3D3"/>
-            </w:tcBorders>
-          </w:tcPr>
-          <w:p>
-            <w:pPr>
-              <w:spacing w:before="0" w:after="60"/>
-              <w:keepNext/>
-              <w:jc w:val="center"/>
-            </w:pPr>
-            <w:r>
-              <w:rPr>
-                <w:rFonts w:ascii="Calibri" w:hAnsi="Calibri"/>
-                <w:sz w:val="20"/>
-              </w:rPr>
-              <w:t xml:space="default">0.093</w:t>
+              <w:t xml:space="default">-0.47 (-1.1 to 0.13)</w:t>
+            </w:r>
+          </w:p>
+        </w:tc>
+        <w:tc>
+          <w:tcPr>
+            <w:tcBorders>
+              <w:top w:val="single" w:space="0" w:color="D3D3D3"/>
+              <w:bottom w:val="single" w:space="0" w:color="D3D3D3"/>
+              <w:start w:val="single" w:space="0" w:color="D3D3D3"/>
+              <w:end w:val="single" w:space="0" w:color="D3D3D3"/>
+            </w:tcBorders>
+          </w:tcPr>
+          <w:p>
+            <w:pPr>
+              <w:spacing w:before="0" w:after="60"/>
+              <w:keepNext/>
+              <w:jc w:val="center"/>
+            </w:pPr>
+            <w:r>
+              <w:rPr>
+                <w:rFonts w:ascii="Calibri" w:hAnsi="Calibri"/>
+                <w:sz w:val="20"/>
+              </w:rPr>
+              <w:t xml:space="default">0.13</w:t>
             </w:r>
           </w:p>
         </w:tc>
@@ -6091,80 +6085,79 @@
                 <w:rFonts w:ascii="Calibri" w:hAnsi="Calibri"/>
                 <w:sz w:val="20"/>
               </w:rPr>
-              <w:t xml:space="default">-0.31 (-0.62 to -0.01)</w:t>
-            </w:r>
-          </w:p>
-        </w:tc>
-        <w:tc>
-          <w:tcPr>
-            <w:tcBorders>
-              <w:top w:val="single" w:space="0" w:color="D3D3D3"/>
-              <w:bottom w:val="single" w:space="0" w:color="D3D3D3"/>
-              <w:start w:val="single" w:space="0" w:color="D3D3D3"/>
-              <w:end w:val="single" w:space="0" w:color="D3D3D3"/>
-            </w:tcBorders>
-          </w:tcPr>
-          <w:p>
-            <w:pPr>
-              <w:spacing w:before="0" w:after="60"/>
-              <w:keepNext/>
-              <w:jc w:val="center"/>
-            </w:pPr>
-            <w:r>
-              <w:rPr>
-                <w:rFonts w:ascii="Calibri" w:hAnsi="Calibri"/>
-                <w:sz w:val="20"/>
-                <w:b w:val="true"/>
-              </w:rPr>
-              <w:t xml:space="default">0.042</w:t>
-            </w:r>
-          </w:p>
-        </w:tc>
-        <w:tc>
-          <w:tcPr>
-            <w:tcBorders>
-              <w:top w:val="single" w:space="0" w:color="D3D3D3"/>
-              <w:bottom w:val="single" w:space="0" w:color="D3D3D3"/>
-              <w:start w:val="single" w:space="0" w:color="D3D3D3"/>
-              <w:end w:val="single" w:space="0" w:color="D3D3D3"/>
-            </w:tcBorders>
-          </w:tcPr>
-          <w:p>
-            <w:pPr>
-              <w:spacing w:before="0" w:after="60"/>
-              <w:keepNext/>
-              <w:jc w:val="center"/>
-            </w:pPr>
-            <w:r>
-              <w:rPr>
-                <w:rFonts w:ascii="Calibri" w:hAnsi="Calibri"/>
-                <w:sz w:val="20"/>
-              </w:rPr>
-              <w:t xml:space="default">-0.29 (-0.60 to 0.01)</w:t>
-            </w:r>
-          </w:p>
-        </w:tc>
-        <w:tc>
-          <w:tcPr>
-            <w:tcBorders>
-              <w:top w:val="single" w:space="0" w:color="D3D3D3"/>
-              <w:bottom w:val="single" w:space="0" w:color="D3D3D3"/>
-              <w:start w:val="single" w:space="0" w:color="D3D3D3"/>
-              <w:end w:val="single" w:space="0" w:color="D3D3D3"/>
-            </w:tcBorders>
-          </w:tcPr>
-          <w:p>
-            <w:pPr>
-              <w:spacing w:before="0" w:after="60"/>
-              <w:keepNext/>
-              <w:jc w:val="center"/>
-            </w:pPr>
-            <w:r>
-              <w:rPr>
-                <w:rFonts w:ascii="Calibri" w:hAnsi="Calibri"/>
-                <w:sz w:val="20"/>
-              </w:rPr>
-              <w:t xml:space="default">0.061</w:t>
+              <w:t xml:space="default">-0.15 (-0.46 to 0.16)</w:t>
+            </w:r>
+          </w:p>
+        </w:tc>
+        <w:tc>
+          <w:tcPr>
+            <w:tcBorders>
+              <w:top w:val="single" w:space="0" w:color="D3D3D3"/>
+              <w:bottom w:val="single" w:space="0" w:color="D3D3D3"/>
+              <w:start w:val="single" w:space="0" w:color="D3D3D3"/>
+              <w:end w:val="single" w:space="0" w:color="D3D3D3"/>
+            </w:tcBorders>
+          </w:tcPr>
+          <w:p>
+            <w:pPr>
+              <w:spacing w:before="0" w:after="60"/>
+              <w:keepNext/>
+              <w:jc w:val="center"/>
+            </w:pPr>
+            <w:r>
+              <w:rPr>
+                <w:rFonts w:ascii="Calibri" w:hAnsi="Calibri"/>
+                <w:sz w:val="20"/>
+              </w:rPr>
+              <w:t xml:space="default">0.34</w:t>
+            </w:r>
+          </w:p>
+        </w:tc>
+        <w:tc>
+          <w:tcPr>
+            <w:tcBorders>
+              <w:top w:val="single" w:space="0" w:color="D3D3D3"/>
+              <w:bottom w:val="single" w:space="0" w:color="D3D3D3"/>
+              <w:start w:val="single" w:space="0" w:color="D3D3D3"/>
+              <w:end w:val="single" w:space="0" w:color="D3D3D3"/>
+            </w:tcBorders>
+          </w:tcPr>
+          <w:p>
+            <w:pPr>
+              <w:spacing w:before="0" w:after="60"/>
+              <w:keepNext/>
+              <w:jc w:val="center"/>
+            </w:pPr>
+            <w:r>
+              <w:rPr>
+                <w:rFonts w:ascii="Calibri" w:hAnsi="Calibri"/>
+                <w:sz w:val="20"/>
+              </w:rPr>
+              <w:t xml:space="default">-0.11 (-0.47 to 0.26)</w:t>
+            </w:r>
+          </w:p>
+        </w:tc>
+        <w:tc>
+          <w:tcPr>
+            <w:tcBorders>
+              <w:top w:val="single" w:space="0" w:color="D3D3D3"/>
+              <w:bottom w:val="single" w:space="0" w:color="D3D3D3"/>
+              <w:start w:val="single" w:space="0" w:color="D3D3D3"/>
+              <w:end w:val="single" w:space="0" w:color="D3D3D3"/>
+            </w:tcBorders>
+          </w:tcPr>
+          <w:p>
+            <w:pPr>
+              <w:spacing w:before="0" w:after="60"/>
+              <w:keepNext/>
+              <w:jc w:val="center"/>
+            </w:pPr>
+            <w:r>
+              <w:rPr>
+                <w:rFonts w:ascii="Calibri" w:hAnsi="Calibri"/>
+                <w:sz w:val="20"/>
+              </w:rPr>
+              <w:t xml:space="default">0.57</w:t>
             </w:r>
           </w:p>
         </w:tc>
@@ -6217,79 +6210,79 @@
                 <w:rFonts w:ascii="Calibri" w:hAnsi="Calibri"/>
                 <w:sz w:val="20"/>
               </w:rPr>
-              <w:t xml:space="default">0.29 (-0.80 to 1.4)</w:t>
-            </w:r>
-          </w:p>
-        </w:tc>
-        <w:tc>
-          <w:tcPr>
-            <w:tcBorders>
-              <w:top w:val="single" w:space="0" w:color="D3D3D3"/>
-              <w:bottom w:val="single" w:space="0" w:color="D3D3D3"/>
-              <w:start w:val="single" w:space="0" w:color="D3D3D3"/>
-              <w:end w:val="single" w:space="0" w:color="D3D3D3"/>
-            </w:tcBorders>
-          </w:tcPr>
-          <w:p>
-            <w:pPr>
-              <w:spacing w:before="0" w:after="60"/>
-              <w:keepNext/>
-              <w:jc w:val="center"/>
-            </w:pPr>
-            <w:r>
-              <w:rPr>
-                <w:rFonts w:ascii="Calibri" w:hAnsi="Calibri"/>
-                <w:sz w:val="20"/>
-              </w:rPr>
-              <w:t xml:space="default">0.61</w:t>
-            </w:r>
-          </w:p>
-        </w:tc>
-        <w:tc>
-          <w:tcPr>
-            <w:tcBorders>
-              <w:top w:val="single" w:space="0" w:color="D3D3D3"/>
-              <w:bottom w:val="single" w:space="0" w:color="D3D3D3"/>
-              <w:start w:val="single" w:space="0" w:color="D3D3D3"/>
-              <w:end w:val="single" w:space="0" w:color="D3D3D3"/>
-            </w:tcBorders>
-          </w:tcPr>
-          <w:p>
-            <w:pPr>
-              <w:spacing w:before="0" w:after="60"/>
-              <w:keepNext/>
-              <w:jc w:val="center"/>
-            </w:pPr>
-            <w:r>
-              <w:rPr>
-                <w:rFonts w:ascii="Calibri" w:hAnsi="Calibri"/>
-                <w:sz w:val="20"/>
-              </w:rPr>
-              <w:t xml:space="default">0.36 (-0.73 to 1.4)</w:t>
-            </w:r>
-          </w:p>
-        </w:tc>
-        <w:tc>
-          <w:tcPr>
-            <w:tcBorders>
-              <w:top w:val="single" w:space="0" w:color="D3D3D3"/>
-              <w:bottom w:val="single" w:space="0" w:color="D3D3D3"/>
-              <w:start w:val="single" w:space="0" w:color="D3D3D3"/>
-              <w:end w:val="single" w:space="0" w:color="D3D3D3"/>
-            </w:tcBorders>
-          </w:tcPr>
-          <w:p>
-            <w:pPr>
-              <w:spacing w:before="0" w:after="60"/>
-              <w:keepNext/>
-              <w:jc w:val="center"/>
-            </w:pPr>
-            <w:r>
-              <w:rPr>
-                <w:rFonts w:ascii="Calibri" w:hAnsi="Calibri"/>
-                <w:sz w:val="20"/>
-              </w:rPr>
-              <w:t xml:space="default">0.52</w:t>
+              <w:t xml:space="default">0.16 (-0.91 to 1.2)</w:t>
+            </w:r>
+          </w:p>
+        </w:tc>
+        <w:tc>
+          <w:tcPr>
+            <w:tcBorders>
+              <w:top w:val="single" w:space="0" w:color="D3D3D3"/>
+              <w:bottom w:val="single" w:space="0" w:color="D3D3D3"/>
+              <w:start w:val="single" w:space="0" w:color="D3D3D3"/>
+              <w:end w:val="single" w:space="0" w:color="D3D3D3"/>
+            </w:tcBorders>
+          </w:tcPr>
+          <w:p>
+            <w:pPr>
+              <w:spacing w:before="0" w:after="60"/>
+              <w:keepNext/>
+              <w:jc w:val="center"/>
+            </w:pPr>
+            <w:r>
+              <w:rPr>
+                <w:rFonts w:ascii="Calibri" w:hAnsi="Calibri"/>
+                <w:sz w:val="20"/>
+              </w:rPr>
+              <w:t xml:space="default">0.77</w:t>
+            </w:r>
+          </w:p>
+        </w:tc>
+        <w:tc>
+          <w:tcPr>
+            <w:tcBorders>
+              <w:top w:val="single" w:space="0" w:color="D3D3D3"/>
+              <w:bottom w:val="single" w:space="0" w:color="D3D3D3"/>
+              <w:start w:val="single" w:space="0" w:color="D3D3D3"/>
+              <w:end w:val="single" w:space="0" w:color="D3D3D3"/>
+            </w:tcBorders>
+          </w:tcPr>
+          <w:p>
+            <w:pPr>
+              <w:spacing w:before="0" w:after="60"/>
+              <w:keepNext/>
+              <w:jc w:val="center"/>
+            </w:pPr>
+            <w:r>
+              <w:rPr>
+                <w:rFonts w:ascii="Calibri" w:hAnsi="Calibri"/>
+                <w:sz w:val="20"/>
+              </w:rPr>
+              <w:t xml:space="default">0.48 (-1.1 to 2.0)</w:t>
+            </w:r>
+          </w:p>
+        </w:tc>
+        <w:tc>
+          <w:tcPr>
+            <w:tcBorders>
+              <w:top w:val="single" w:space="0" w:color="D3D3D3"/>
+              <w:bottom w:val="single" w:space="0" w:color="D3D3D3"/>
+              <w:start w:val="single" w:space="0" w:color="D3D3D3"/>
+              <w:end w:val="single" w:space="0" w:color="D3D3D3"/>
+            </w:tcBorders>
+          </w:tcPr>
+          <w:p>
+            <w:pPr>
+              <w:spacing w:before="0" w:after="60"/>
+              <w:keepNext/>
+              <w:jc w:val="center"/>
+            </w:pPr>
+            <w:r>
+              <w:rPr>
+                <w:rFonts w:ascii="Calibri" w:hAnsi="Calibri"/>
+                <w:sz w:val="20"/>
+              </w:rPr>
+              <w:t xml:space="default">0.55</w:t>
             </w:r>
           </w:p>
         </w:tc>
@@ -6390,7 +6383,7 @@
                 <w:rFonts w:ascii="Calibri" w:hAnsi="Calibri"/>
                 <w:sz w:val="20"/>
               </w:rPr>
-              <w:t xml:space="default">0.27 (0.04 to 0.50)</w:t>
+              <w:t xml:space="default">0.28 (0.03 to 0.52)</w:t>
             </w:r>
           </w:p>
         </w:tc>
@@ -6415,7 +6408,7 @@
                 <w:sz w:val="20"/>
                 <w:b w:val="true"/>
               </w:rPr>
-              <w:t xml:space="default">0.022</w:t>
+              <w:t xml:space="default">0.027</w:t>
             </w:r>
           </w:p>
         </w:tc>
@@ -6516,31 +6509,31 @@
                 <w:rFonts w:ascii="Calibri" w:hAnsi="Calibri"/>
                 <w:sz w:val="20"/>
               </w:rPr>
-              <w:t xml:space="default">0.01 (-0.21 to 0.23)</w:t>
-            </w:r>
-          </w:p>
-        </w:tc>
-        <w:tc>
-          <w:tcPr>
-            <w:tcBorders>
-              <w:top w:val="single" w:space="0" w:color="D3D3D3"/>
-              <w:bottom w:val="single" w:space="0" w:color="D3D3D3"/>
-              <w:start w:val="single" w:space="0" w:color="D3D3D3"/>
-              <w:end w:val="single" w:space="0" w:color="D3D3D3"/>
-            </w:tcBorders>
-          </w:tcPr>
-          <w:p>
-            <w:pPr>
-              <w:spacing w:before="0" w:after="60"/>
-              <w:keepNext/>
-              <w:jc w:val="center"/>
-            </w:pPr>
-            <w:r>
-              <w:rPr>
-                <w:rFonts w:ascii="Calibri" w:hAnsi="Calibri"/>
-                <w:sz w:val="20"/>
-              </w:rPr>
-              <w:t xml:space="default">0.95</w:t>
+              <w:t xml:space="default">0.00 (-0.23 to 0.23)</w:t>
+            </w:r>
+          </w:p>
+        </w:tc>
+        <w:tc>
+          <w:tcPr>
+            <w:tcBorders>
+              <w:top w:val="single" w:space="0" w:color="D3D3D3"/>
+              <w:bottom w:val="single" w:space="0" w:color="D3D3D3"/>
+              <w:start w:val="single" w:space="0" w:color="D3D3D3"/>
+              <w:end w:val="single" w:space="0" w:color="D3D3D3"/>
+            </w:tcBorders>
+          </w:tcPr>
+          <w:p>
+            <w:pPr>
+              <w:spacing w:before="0" w:after="60"/>
+              <w:keepNext/>
+              <w:jc w:val="center"/>
+            </w:pPr>
+            <w:r>
+              <w:rPr>
+                <w:rFonts w:ascii="Calibri" w:hAnsi="Calibri"/>
+                <w:sz w:val="20"/>
+              </w:rPr>
+              <w:t xml:space="default">0.97</w:t>
             </w:r>
           </w:p>
         </w:tc>
@@ -6719,79 +6712,79 @@
                 <w:rFonts w:ascii="Calibri" w:hAnsi="Calibri"/>
                 <w:sz w:val="20"/>
               </w:rPr>
-              <w:t xml:space="default">-0.01 (-0.04 to 0.02)</w:t>
-            </w:r>
-          </w:p>
-        </w:tc>
-        <w:tc>
-          <w:tcPr>
-            <w:tcBorders>
-              <w:top w:val="single" w:space="0" w:color="D3D3D3"/>
-              <w:bottom w:val="single" w:space="0" w:color="D3D3D3"/>
-              <w:start w:val="single" w:space="0" w:color="D3D3D3"/>
-              <w:end w:val="single" w:space="0" w:color="D3D3D3"/>
-            </w:tcBorders>
-          </w:tcPr>
-          <w:p>
-            <w:pPr>
-              <w:spacing w:before="0" w:after="60"/>
-              <w:keepNext/>
-              <w:jc w:val="center"/>
-            </w:pPr>
-            <w:r>
-              <w:rPr>
-                <w:rFonts w:ascii="Calibri" w:hAnsi="Calibri"/>
-                <w:sz w:val="20"/>
-              </w:rPr>
-              <w:t xml:space="default">0.44</w:t>
-            </w:r>
-          </w:p>
-        </w:tc>
-        <w:tc>
-          <w:tcPr>
-            <w:tcBorders>
-              <w:top w:val="single" w:space="0" w:color="D3D3D3"/>
-              <w:bottom w:val="single" w:space="0" w:color="D3D3D3"/>
-              <w:start w:val="single" w:space="0" w:color="D3D3D3"/>
-              <w:end w:val="single" w:space="0" w:color="D3D3D3"/>
-            </w:tcBorders>
-          </w:tcPr>
-          <w:p>
-            <w:pPr>
-              <w:spacing w:before="0" w:after="60"/>
-              <w:keepNext/>
-              <w:jc w:val="center"/>
-            </w:pPr>
-            <w:r>
-              <w:rPr>
-                <w:rFonts w:ascii="Calibri" w:hAnsi="Calibri"/>
-                <w:sz w:val="20"/>
-              </w:rPr>
-              <w:t xml:space="default">-0.01 (-0.04 to 0.02)</w:t>
-            </w:r>
-          </w:p>
-        </w:tc>
-        <w:tc>
-          <w:tcPr>
-            <w:tcBorders>
-              <w:top w:val="single" w:space="0" w:color="D3D3D3"/>
-              <w:bottom w:val="single" w:space="0" w:color="D3D3D3"/>
-              <w:start w:val="single" w:space="0" w:color="D3D3D3"/>
-              <w:end w:val="single" w:space="0" w:color="D3D3D3"/>
-            </w:tcBorders>
-          </w:tcPr>
-          <w:p>
-            <w:pPr>
-              <w:spacing w:before="0" w:after="60"/>
-              <w:keepNext/>
-              <w:jc w:val="center"/>
-            </w:pPr>
-            <w:r>
-              <w:rPr>
-                <w:rFonts w:ascii="Calibri" w:hAnsi="Calibri"/>
-                <w:sz w:val="20"/>
-              </w:rPr>
-              <w:t xml:space="default">0.42</w:t>
+              <w:t xml:space="default">-0.02 (-0.05 to 0.01)</w:t>
+            </w:r>
+          </w:p>
+        </w:tc>
+        <w:tc>
+          <w:tcPr>
+            <w:tcBorders>
+              <w:top w:val="single" w:space="0" w:color="D3D3D3"/>
+              <w:bottom w:val="single" w:space="0" w:color="D3D3D3"/>
+              <w:start w:val="single" w:space="0" w:color="D3D3D3"/>
+              <w:end w:val="single" w:space="0" w:color="D3D3D3"/>
+            </w:tcBorders>
+          </w:tcPr>
+          <w:p>
+            <w:pPr>
+              <w:spacing w:before="0" w:after="60"/>
+              <w:keepNext/>
+              <w:jc w:val="center"/>
+            </w:pPr>
+            <w:r>
+              <w:rPr>
+                <w:rFonts w:ascii="Calibri" w:hAnsi="Calibri"/>
+                <w:sz w:val="20"/>
+              </w:rPr>
+              <w:t xml:space="default">0.22</w:t>
+            </w:r>
+          </w:p>
+        </w:tc>
+        <w:tc>
+          <w:tcPr>
+            <w:tcBorders>
+              <w:top w:val="single" w:space="0" w:color="D3D3D3"/>
+              <w:bottom w:val="single" w:space="0" w:color="D3D3D3"/>
+              <w:start w:val="single" w:space="0" w:color="D3D3D3"/>
+              <w:end w:val="single" w:space="0" w:color="D3D3D3"/>
+            </w:tcBorders>
+          </w:tcPr>
+          <w:p>
+            <w:pPr>
+              <w:spacing w:before="0" w:after="60"/>
+              <w:keepNext/>
+              <w:jc w:val="center"/>
+            </w:pPr>
+            <w:r>
+              <w:rPr>
+                <w:rFonts w:ascii="Calibri" w:hAnsi="Calibri"/>
+                <w:sz w:val="20"/>
+              </w:rPr>
+              <w:t xml:space="default">-0.01 (-0.05 to 0.03)</w:t>
+            </w:r>
+          </w:p>
+        </w:tc>
+        <w:tc>
+          <w:tcPr>
+            <w:tcBorders>
+              <w:top w:val="single" w:space="0" w:color="D3D3D3"/>
+              <w:bottom w:val="single" w:space="0" w:color="D3D3D3"/>
+              <w:start w:val="single" w:space="0" w:color="D3D3D3"/>
+              <w:end w:val="single" w:space="0" w:color="D3D3D3"/>
+            </w:tcBorders>
+          </w:tcPr>
+          <w:p>
+            <w:pPr>
+              <w:spacing w:before="0" w:after="60"/>
+              <w:keepNext/>
+              <w:jc w:val="center"/>
+            </w:pPr>
+            <w:r>
+              <w:rPr>
+                <w:rFonts w:ascii="Calibri" w:hAnsi="Calibri"/>
+                <w:sz w:val="20"/>
+              </w:rPr>
+              <w:t xml:space="default">0.57</w:t>
             </w:r>
           </w:p>
         </w:tc>
@@ -6844,79 +6837,80 @@
                 <w:rFonts w:ascii="Calibri" w:hAnsi="Calibri"/>
                 <w:sz w:val="20"/>
               </w:rPr>
-              <w:t xml:space="default">-0.09 (-0.20 to 0.03)</w:t>
-            </w:r>
-          </w:p>
-        </w:tc>
-        <w:tc>
-          <w:tcPr>
-            <w:tcBorders>
-              <w:top w:val="single" w:space="0" w:color="D3D3D3"/>
-              <w:bottom w:val="single" w:space="0" w:color="D3D3D3"/>
-              <w:start w:val="single" w:space="0" w:color="D3D3D3"/>
-              <w:end w:val="single" w:space="0" w:color="D3D3D3"/>
-            </w:tcBorders>
-          </w:tcPr>
-          <w:p>
-            <w:pPr>
-              <w:spacing w:before="0" w:after="60"/>
-              <w:keepNext/>
-              <w:jc w:val="center"/>
-            </w:pPr>
-            <w:r>
-              <w:rPr>
-                <w:rFonts w:ascii="Calibri" w:hAnsi="Calibri"/>
-                <w:sz w:val="20"/>
-              </w:rPr>
-              <w:t xml:space="default">0.13</w:t>
-            </w:r>
-          </w:p>
-        </w:tc>
-        <w:tc>
-          <w:tcPr>
-            <w:tcBorders>
-              <w:top w:val="single" w:space="0" w:color="D3D3D3"/>
-              <w:bottom w:val="single" w:space="0" w:color="D3D3D3"/>
-              <w:start w:val="single" w:space="0" w:color="D3D3D3"/>
-              <w:end w:val="single" w:space="0" w:color="D3D3D3"/>
-            </w:tcBorders>
-          </w:tcPr>
-          <w:p>
-            <w:pPr>
-              <w:spacing w:before="0" w:after="60"/>
-              <w:keepNext/>
-              <w:jc w:val="center"/>
-            </w:pPr>
-            <w:r>
-              <w:rPr>
-                <w:rFonts w:ascii="Calibri" w:hAnsi="Calibri"/>
-                <w:sz w:val="20"/>
-              </w:rPr>
-              <w:t xml:space="default">-0.08 (-0.20 to 0.03)</w:t>
-            </w:r>
-          </w:p>
-        </w:tc>
-        <w:tc>
-          <w:tcPr>
-            <w:tcBorders>
-              <w:top w:val="single" w:space="0" w:color="D3D3D3"/>
-              <w:bottom w:val="single" w:space="0" w:color="D3D3D3"/>
-              <w:start w:val="single" w:space="0" w:color="D3D3D3"/>
-              <w:end w:val="single" w:space="0" w:color="D3D3D3"/>
-            </w:tcBorders>
-          </w:tcPr>
-          <w:p>
-            <w:pPr>
-              <w:spacing w:before="0" w:after="60"/>
-              <w:keepNext/>
-              <w:jc w:val="center"/>
-            </w:pPr>
-            <w:r>
-              <w:rPr>
-                <w:rFonts w:ascii="Calibri" w:hAnsi="Calibri"/>
-                <w:sz w:val="20"/>
-              </w:rPr>
-              <w:t xml:space="default">0.14</w:t>
+              <w:t xml:space="default">-0.11 (-0.22 to 0.00)</w:t>
+            </w:r>
+          </w:p>
+        </w:tc>
+        <w:tc>
+          <w:tcPr>
+            <w:tcBorders>
+              <w:top w:val="single" w:space="0" w:color="D3D3D3"/>
+              <w:bottom w:val="single" w:space="0" w:color="D3D3D3"/>
+              <w:start w:val="single" w:space="0" w:color="D3D3D3"/>
+              <w:end w:val="single" w:space="0" w:color="D3D3D3"/>
+            </w:tcBorders>
+          </w:tcPr>
+          <w:p>
+            <w:pPr>
+              <w:spacing w:before="0" w:after="60"/>
+              <w:keepNext/>
+              <w:jc w:val="center"/>
+            </w:pPr>
+            <w:r>
+              <w:rPr>
+                <w:rFonts w:ascii="Calibri" w:hAnsi="Calibri"/>
+                <w:sz w:val="20"/>
+                <w:b w:val="true"/>
+              </w:rPr>
+              <w:t xml:space="default">0.046</w:t>
+            </w:r>
+          </w:p>
+        </w:tc>
+        <w:tc>
+          <w:tcPr>
+            <w:tcBorders>
+              <w:top w:val="single" w:space="0" w:color="D3D3D3"/>
+              <w:bottom w:val="single" w:space="0" w:color="D3D3D3"/>
+              <w:start w:val="single" w:space="0" w:color="D3D3D3"/>
+              <w:end w:val="single" w:space="0" w:color="D3D3D3"/>
+            </w:tcBorders>
+          </w:tcPr>
+          <w:p>
+            <w:pPr>
+              <w:spacing w:before="0" w:after="60"/>
+              <w:keepNext/>
+              <w:jc w:val="center"/>
+            </w:pPr>
+            <w:r>
+              <w:rPr>
+                <w:rFonts w:ascii="Calibri" w:hAnsi="Calibri"/>
+                <w:sz w:val="20"/>
+              </w:rPr>
+              <w:t xml:space="default">-0.09 (-0.25 to 0.07)</w:t>
+            </w:r>
+          </w:p>
+        </w:tc>
+        <w:tc>
+          <w:tcPr>
+            <w:tcBorders>
+              <w:top w:val="single" w:space="0" w:color="D3D3D3"/>
+              <w:bottom w:val="single" w:space="0" w:color="D3D3D3"/>
+              <w:start w:val="single" w:space="0" w:color="D3D3D3"/>
+              <w:end w:val="single" w:space="0" w:color="D3D3D3"/>
+            </w:tcBorders>
+          </w:tcPr>
+          <w:p>
+            <w:pPr>
+              <w:spacing w:before="0" w:after="60"/>
+              <w:keepNext/>
+              <w:jc w:val="center"/>
+            </w:pPr>
+            <w:r>
+              <w:rPr>
+                <w:rFonts w:ascii="Calibri" w:hAnsi="Calibri"/>
+                <w:sz w:val="20"/>
+              </w:rPr>
+              <w:t xml:space="default">0.27</w:t>
             </w:r>
           </w:p>
         </w:tc>
@@ -7017,7 +7011,7 @@
                 <w:rFonts w:ascii="Calibri" w:hAnsi="Calibri"/>
                 <w:sz w:val="20"/>
               </w:rPr>
-              <w:t xml:space="default">0.02 (0.00 to 0.05)</w:t>
+              <w:t xml:space="default">0.03 (0.00 to 0.05)</w:t>
             </w:r>
           </w:p>
         </w:tc>
@@ -7042,7 +7036,7 @@
                 <w:sz w:val="20"/>
                 <w:b w:val="true"/>
               </w:rPr>
-              <w:t xml:space="default">0.048</w:t>
+              <w:t xml:space="default">0.047</w:t>
             </w:r>
           </w:p>
         </w:tc>
@@ -7167,7 +7161,7 @@
                 <w:rFonts w:ascii="Calibri" w:hAnsi="Calibri"/>
                 <w:sz w:val="20"/>
               </w:rPr>
-              <w:t xml:space="default">0.32</w:t>
+              <w:t xml:space="default">0.41</w:t>
             </w:r>
           </w:p>
         </w:tc>
@@ -7346,7 +7340,7 @@
                 <w:rFonts w:ascii="Calibri" w:hAnsi="Calibri"/>
                 <w:sz w:val="20"/>
               </w:rPr>
-              <w:t xml:space="default">0.08 (0.00 to 0.15)</w:t>
+              <w:t xml:space="default">0.08 (0.01 to 0.16)</w:t>
             </w:r>
           </w:p>
         </w:tc>
@@ -7371,55 +7365,55 @@
                 <w:sz w:val="20"/>
                 <w:b w:val="true"/>
               </w:rPr>
-              <w:t xml:space="default">0.047</w:t>
-            </w:r>
-          </w:p>
-        </w:tc>
-        <w:tc>
-          <w:tcPr>
-            <w:tcBorders>
-              <w:top w:val="single" w:space="0" w:color="D3D3D3"/>
-              <w:bottom w:val="single" w:space="0" w:color="D3D3D3"/>
-              <w:start w:val="single" w:space="0" w:color="D3D3D3"/>
-              <w:end w:val="single" w:space="0" w:color="D3D3D3"/>
-            </w:tcBorders>
-          </w:tcPr>
-          <w:p>
-            <w:pPr>
-              <w:spacing w:before="0" w:after="60"/>
-              <w:keepNext/>
-              <w:jc w:val="center"/>
-            </w:pPr>
-            <w:r>
-              <w:rPr>
-                <w:rFonts w:ascii="Calibri" w:hAnsi="Calibri"/>
-                <w:sz w:val="20"/>
-              </w:rPr>
-              <w:t xml:space="default">0.07 (0.00 to 0.15)</w:t>
-            </w:r>
-          </w:p>
-        </w:tc>
-        <w:tc>
-          <w:tcPr>
-            <w:tcBorders>
-              <w:top w:val="single" w:space="0" w:color="D3D3D3"/>
-              <w:bottom w:val="single" w:space="0" w:color="D3D3D3"/>
-              <w:start w:val="single" w:space="0" w:color="D3D3D3"/>
-              <w:end w:val="single" w:space="0" w:color="D3D3D3"/>
-            </w:tcBorders>
-          </w:tcPr>
-          <w:p>
-            <w:pPr>
-              <w:spacing w:before="0" w:after="60"/>
-              <w:keepNext/>
-              <w:jc w:val="center"/>
-            </w:pPr>
-            <w:r>
-              <w:rPr>
-                <w:rFonts w:ascii="Calibri" w:hAnsi="Calibri"/>
-                <w:sz w:val="20"/>
-              </w:rPr>
-              <w:t xml:space="default">0.062</w:t>
+              <w:t xml:space="default">0.035</w:t>
+            </w:r>
+          </w:p>
+        </w:tc>
+        <w:tc>
+          <w:tcPr>
+            <w:tcBorders>
+              <w:top w:val="single" w:space="0" w:color="D3D3D3"/>
+              <w:bottom w:val="single" w:space="0" w:color="D3D3D3"/>
+              <w:start w:val="single" w:space="0" w:color="D3D3D3"/>
+              <w:end w:val="single" w:space="0" w:color="D3D3D3"/>
+            </w:tcBorders>
+          </w:tcPr>
+          <w:p>
+            <w:pPr>
+              <w:spacing w:before="0" w:after="60"/>
+              <w:keepNext/>
+              <w:jc w:val="center"/>
+            </w:pPr>
+            <w:r>
+              <w:rPr>
+                <w:rFonts w:ascii="Calibri" w:hAnsi="Calibri"/>
+                <w:sz w:val="20"/>
+              </w:rPr>
+              <w:t xml:space="default">0.07 (-0.02 to 0.17)</w:t>
+            </w:r>
+          </w:p>
+        </w:tc>
+        <w:tc>
+          <w:tcPr>
+            <w:tcBorders>
+              <w:top w:val="single" w:space="0" w:color="D3D3D3"/>
+              <w:bottom w:val="single" w:space="0" w:color="D3D3D3"/>
+              <w:start w:val="single" w:space="0" w:color="D3D3D3"/>
+              <w:end w:val="single" w:space="0" w:color="D3D3D3"/>
+            </w:tcBorders>
+          </w:tcPr>
+          <w:p>
+            <w:pPr>
+              <w:spacing w:before="0" w:after="60"/>
+              <w:keepNext/>
+              <w:jc w:val="center"/>
+            </w:pPr>
+            <w:r>
+              <w:rPr>
+                <w:rFonts w:ascii="Calibri" w:hAnsi="Calibri"/>
+                <w:sz w:val="20"/>
+              </w:rPr>
+              <w:t xml:space="default">0.11</w:t>
             </w:r>
           </w:p>
         </w:tc>
@@ -7472,79 +7466,79 @@
                 <w:rFonts w:ascii="Calibri" w:hAnsi="Calibri"/>
                 <w:sz w:val="20"/>
               </w:rPr>
-              <w:t xml:space="default">0.26 (-0.01 to 0.54)</w:t>
-            </w:r>
-          </w:p>
-        </w:tc>
-        <w:tc>
-          <w:tcPr>
-            <w:tcBorders>
-              <w:top w:val="single" w:space="0" w:color="D3D3D3"/>
-              <w:bottom w:val="single" w:space="0" w:color="D3D3D3"/>
-              <w:start w:val="single" w:space="0" w:color="D3D3D3"/>
-              <w:end w:val="single" w:space="0" w:color="D3D3D3"/>
-            </w:tcBorders>
-          </w:tcPr>
-          <w:p>
-            <w:pPr>
-              <w:spacing w:before="0" w:after="60"/>
-              <w:keepNext/>
-              <w:jc w:val="center"/>
-            </w:pPr>
-            <w:r>
-              <w:rPr>
-                <w:rFonts w:ascii="Calibri" w:hAnsi="Calibri"/>
-                <w:sz w:val="20"/>
-              </w:rPr>
-              <w:t xml:space="default">0.056</w:t>
-            </w:r>
-          </w:p>
-        </w:tc>
-        <w:tc>
-          <w:tcPr>
-            <w:tcBorders>
-              <w:top w:val="single" w:space="0" w:color="D3D3D3"/>
-              <w:bottom w:val="single" w:space="0" w:color="D3D3D3"/>
-              <w:start w:val="single" w:space="0" w:color="D3D3D3"/>
-              <w:end w:val="single" w:space="0" w:color="D3D3D3"/>
-            </w:tcBorders>
-          </w:tcPr>
-          <w:p>
-            <w:pPr>
-              <w:spacing w:before="0" w:after="60"/>
-              <w:keepNext/>
-              <w:jc w:val="center"/>
-            </w:pPr>
-            <w:r>
-              <w:rPr>
-                <w:rFonts w:ascii="Calibri" w:hAnsi="Calibri"/>
-                <w:sz w:val="20"/>
-              </w:rPr>
-              <w:t xml:space="default">0.26 (-0.02 to 0.53)</w:t>
-            </w:r>
-          </w:p>
-        </w:tc>
-        <w:tc>
-          <w:tcPr>
-            <w:tcBorders>
-              <w:top w:val="single" w:space="0" w:color="D3D3D3"/>
-              <w:bottom w:val="single" w:space="0" w:color="D3D3D3"/>
-              <w:start w:val="single" w:space="0" w:color="D3D3D3"/>
-              <w:end w:val="single" w:space="0" w:color="D3D3D3"/>
-            </w:tcBorders>
-          </w:tcPr>
-          <w:p>
-            <w:pPr>
-              <w:spacing w:before="0" w:after="60"/>
-              <w:keepNext/>
-              <w:jc w:val="center"/>
-            </w:pPr>
-            <w:r>
-              <w:rPr>
-                <w:rFonts w:ascii="Calibri" w:hAnsi="Calibri"/>
-                <w:sz w:val="20"/>
-              </w:rPr>
-              <w:t xml:space="default">0.066</w:t>
+              <w:t xml:space="default">0.22 (-0.04 to 0.49)</w:t>
+            </w:r>
+          </w:p>
+        </w:tc>
+        <w:tc>
+          <w:tcPr>
+            <w:tcBorders>
+              <w:top w:val="single" w:space="0" w:color="D3D3D3"/>
+              <w:bottom w:val="single" w:space="0" w:color="D3D3D3"/>
+              <w:start w:val="single" w:space="0" w:color="D3D3D3"/>
+              <w:end w:val="single" w:space="0" w:color="D3D3D3"/>
+            </w:tcBorders>
+          </w:tcPr>
+          <w:p>
+            <w:pPr>
+              <w:spacing w:before="0" w:after="60"/>
+              <w:keepNext/>
+              <w:jc w:val="center"/>
+            </w:pPr>
+            <w:r>
+              <w:rPr>
+                <w:rFonts w:ascii="Calibri" w:hAnsi="Calibri"/>
+                <w:sz w:val="20"/>
+              </w:rPr>
+              <w:t xml:space="default">0.10</w:t>
+            </w:r>
+          </w:p>
+        </w:tc>
+        <w:tc>
+          <w:tcPr>
+            <w:tcBorders>
+              <w:top w:val="single" w:space="0" w:color="D3D3D3"/>
+              <w:bottom w:val="single" w:space="0" w:color="D3D3D3"/>
+              <w:start w:val="single" w:space="0" w:color="D3D3D3"/>
+              <w:end w:val="single" w:space="0" w:color="D3D3D3"/>
+            </w:tcBorders>
+          </w:tcPr>
+          <w:p>
+            <w:pPr>
+              <w:spacing w:before="0" w:after="60"/>
+              <w:keepNext/>
+              <w:jc w:val="center"/>
+            </w:pPr>
+            <w:r>
+              <w:rPr>
+                <w:rFonts w:ascii="Calibri" w:hAnsi="Calibri"/>
+                <w:sz w:val="20"/>
+              </w:rPr>
+              <w:t xml:space="default">0.18 (-0.22 to 0.57)</w:t>
+            </w:r>
+          </w:p>
+        </w:tc>
+        <w:tc>
+          <w:tcPr>
+            <w:tcBorders>
+              <w:top w:val="single" w:space="0" w:color="D3D3D3"/>
+              <w:bottom w:val="single" w:space="0" w:color="D3D3D3"/>
+              <w:start w:val="single" w:space="0" w:color="D3D3D3"/>
+              <w:end w:val="single" w:space="0" w:color="D3D3D3"/>
+            </w:tcBorders>
+          </w:tcPr>
+          <w:p>
+            <w:pPr>
+              <w:spacing w:before="0" w:after="60"/>
+              <w:keepNext/>
+              <w:jc w:val="center"/>
+            </w:pPr>
+            <w:r>
+              <w:rPr>
+                <w:rFonts w:ascii="Calibri" w:hAnsi="Calibri"/>
+                <w:sz w:val="20"/>
+              </w:rPr>
+              <w:t xml:space="default">0.38</w:t>
             </w:r>
           </w:p>
         </w:tc>
@@ -7645,31 +7639,31 @@
                 <w:rFonts w:ascii="Calibri" w:hAnsi="Calibri"/>
                 <w:sz w:val="20"/>
               </w:rPr>
-              <w:t xml:space="default">-0.01 (-0.06 to 0.05)</w:t>
-            </w:r>
-          </w:p>
-        </w:tc>
-        <w:tc>
-          <w:tcPr>
-            <w:tcBorders>
-              <w:top w:val="single" w:space="0" w:color="D3D3D3"/>
-              <w:bottom w:val="single" w:space="0" w:color="D3D3D3"/>
-              <w:start w:val="single" w:space="0" w:color="D3D3D3"/>
-              <w:end w:val="single" w:space="0" w:color="D3D3D3"/>
-            </w:tcBorders>
-          </w:tcPr>
-          <w:p>
-            <w:pPr>
-              <w:spacing w:before="0" w:after="60"/>
-              <w:keepNext/>
-              <w:jc w:val="center"/>
-            </w:pPr>
-            <w:r>
-              <w:rPr>
-                <w:rFonts w:ascii="Calibri" w:hAnsi="Calibri"/>
-                <w:sz w:val="20"/>
-              </w:rPr>
-              <w:t xml:space="default">0.85</w:t>
+              <w:t xml:space="default">0.00 (-0.06 to 0.06)</w:t>
+            </w:r>
+          </w:p>
+        </w:tc>
+        <w:tc>
+          <w:tcPr>
+            <w:tcBorders>
+              <w:top w:val="single" w:space="0" w:color="D3D3D3"/>
+              <w:bottom w:val="single" w:space="0" w:color="D3D3D3"/>
+              <w:start w:val="single" w:space="0" w:color="D3D3D3"/>
+              <w:end w:val="single" w:space="0" w:color="D3D3D3"/>
+            </w:tcBorders>
+          </w:tcPr>
+          <w:p>
+            <w:pPr>
+              <w:spacing w:before="0" w:after="60"/>
+              <w:keepNext/>
+              <w:jc w:val="center"/>
+            </w:pPr>
+            <w:r>
+              <w:rPr>
+                <w:rFonts w:ascii="Calibri" w:hAnsi="Calibri"/>
+                <w:sz w:val="20"/>
+              </w:rPr>
+              <w:t xml:space="default">0.98</w:t>
             </w:r>
           </w:p>
         </w:tc>
@@ -7770,31 +7764,31 @@
                 <w:rFonts w:ascii="Calibri" w:hAnsi="Calibri"/>
                 <w:sz w:val="20"/>
               </w:rPr>
-              <w:t xml:space="default">0.01 (-0.04 to 0.07)</w:t>
-            </w:r>
-          </w:p>
-        </w:tc>
-        <w:tc>
-          <w:tcPr>
-            <w:tcBorders>
-              <w:top w:val="single" w:space="0" w:color="D3D3D3"/>
-              <w:bottom w:val="single" w:space="0" w:color="D3D3D3"/>
-              <w:start w:val="single" w:space="0" w:color="D3D3D3"/>
-              <w:end w:val="single" w:space="0" w:color="D3D3D3"/>
-            </w:tcBorders>
-          </w:tcPr>
-          <w:p>
-            <w:pPr>
-              <w:spacing w:before="0" w:after="60"/>
-              <w:keepNext/>
-              <w:jc w:val="center"/>
-            </w:pPr>
-            <w:r>
-              <w:rPr>
-                <w:rFonts w:ascii="Calibri" w:hAnsi="Calibri"/>
-                <w:sz w:val="20"/>
-              </w:rPr>
-              <w:t xml:space="default">0.59</w:t>
+              <w:t xml:space="default">0.02 (-0.04 to 0.07)</w:t>
+            </w:r>
+          </w:p>
+        </w:tc>
+        <w:tc>
+          <w:tcPr>
+            <w:tcBorders>
+              <w:top w:val="single" w:space="0" w:color="D3D3D3"/>
+              <w:bottom w:val="single" w:space="0" w:color="D3D3D3"/>
+              <w:start w:val="single" w:space="0" w:color="D3D3D3"/>
+              <w:end w:val="single" w:space="0" w:color="D3D3D3"/>
+            </w:tcBorders>
+          </w:tcPr>
+          <w:p>
+            <w:pPr>
+              <w:spacing w:before="0" w:after="60"/>
+              <w:keepNext/>
+              <w:jc w:val="center"/>
+            </w:pPr>
+            <w:r>
+              <w:rPr>
+                <w:rFonts w:ascii="Calibri" w:hAnsi="Calibri"/>
+                <w:sz w:val="20"/>
+              </w:rPr>
+              <w:t xml:space="default">0.57</w:t>
             </w:r>
           </w:p>
         </w:tc>
@@ -7973,7 +7967,7 @@
                 <w:rFonts w:ascii="Calibri" w:hAnsi="Calibri"/>
                 <w:sz w:val="20"/>
               </w:rPr>
-              <w:t xml:space="default">0.06 (0.01 to 0.12)</w:t>
+              <w:t xml:space="default">0.08 (0.02 to 0.13)</w:t>
             </w:r>
           </w:p>
         </w:tc>
@@ -7998,56 +7992,55 @@
                 <w:sz w:val="20"/>
                 <w:b w:val="true"/>
               </w:rPr>
-              <w:t xml:space="default">0.018</w:t>
-            </w:r>
-          </w:p>
-        </w:tc>
-        <w:tc>
-          <w:tcPr>
-            <w:tcBorders>
-              <w:top w:val="single" w:space="0" w:color="D3D3D3"/>
-              <w:bottom w:val="single" w:space="0" w:color="D3D3D3"/>
-              <w:start w:val="single" w:space="0" w:color="D3D3D3"/>
-              <w:end w:val="single" w:space="0" w:color="D3D3D3"/>
-            </w:tcBorders>
-          </w:tcPr>
-          <w:p>
-            <w:pPr>
-              <w:spacing w:before="0" w:after="60"/>
-              <w:keepNext/>
-              <w:jc w:val="center"/>
-            </w:pPr>
-            <w:r>
-              <w:rPr>
-                <w:rFonts w:ascii="Calibri" w:hAnsi="Calibri"/>
-                <w:sz w:val="20"/>
-              </w:rPr>
-              <w:t xml:space="default">0.06 (0.00 to 0.11)</w:t>
-            </w:r>
-          </w:p>
-        </w:tc>
-        <w:tc>
-          <w:tcPr>
-            <w:tcBorders>
-              <w:top w:val="single" w:space="0" w:color="D3D3D3"/>
-              <w:bottom w:val="single" w:space="0" w:color="D3D3D3"/>
-              <w:start w:val="single" w:space="0" w:color="D3D3D3"/>
-              <w:end w:val="single" w:space="0" w:color="D3D3D3"/>
-            </w:tcBorders>
-          </w:tcPr>
-          <w:p>
-            <w:pPr>
-              <w:spacing w:before="0" w:after="60"/>
-              <w:keepNext/>
-              <w:jc w:val="center"/>
-            </w:pPr>
-            <w:r>
-              <w:rPr>
-                <w:rFonts w:ascii="Calibri" w:hAnsi="Calibri"/>
-                <w:sz w:val="20"/>
-                <w:b w:val="true"/>
-              </w:rPr>
-              <w:t xml:space="default">0.033</w:t>
+              <w:t xml:space="default">0.005</w:t>
+            </w:r>
+          </w:p>
+        </w:tc>
+        <w:tc>
+          <w:tcPr>
+            <w:tcBorders>
+              <w:top w:val="single" w:space="0" w:color="D3D3D3"/>
+              <w:bottom w:val="single" w:space="0" w:color="D3D3D3"/>
+              <w:start w:val="single" w:space="0" w:color="D3D3D3"/>
+              <w:end w:val="single" w:space="0" w:color="D3D3D3"/>
+            </w:tcBorders>
+          </w:tcPr>
+          <w:p>
+            <w:pPr>
+              <w:spacing w:before="0" w:after="60"/>
+              <w:keepNext/>
+              <w:jc w:val="center"/>
+            </w:pPr>
+            <w:r>
+              <w:rPr>
+                <w:rFonts w:ascii="Calibri" w:hAnsi="Calibri"/>
+                <w:sz w:val="20"/>
+              </w:rPr>
+              <w:t xml:space="default">0.05 (-0.01 to 0.12)</w:t>
+            </w:r>
+          </w:p>
+        </w:tc>
+        <w:tc>
+          <w:tcPr>
+            <w:tcBorders>
+              <w:top w:val="single" w:space="0" w:color="D3D3D3"/>
+              <w:bottom w:val="single" w:space="0" w:color="D3D3D3"/>
+              <w:start w:val="single" w:space="0" w:color="D3D3D3"/>
+              <w:end w:val="single" w:space="0" w:color="D3D3D3"/>
+            </w:tcBorders>
+          </w:tcPr>
+          <w:p>
+            <w:pPr>
+              <w:spacing w:before="0" w:after="60"/>
+              <w:keepNext/>
+              <w:jc w:val="center"/>
+            </w:pPr>
+            <w:r>
+              <w:rPr>
+                <w:rFonts w:ascii="Calibri" w:hAnsi="Calibri"/>
+                <w:sz w:val="20"/>
+              </w:rPr>
+              <w:t xml:space="default">0.12</w:t>
             </w:r>
           </w:p>
         </w:tc>
@@ -8100,79 +8093,79 @@
                 <w:rFonts w:ascii="Calibri" w:hAnsi="Calibri"/>
                 <w:sz w:val="20"/>
               </w:rPr>
-              <w:t xml:space="default">0.17 (-0.02 to 0.36)</w:t>
-            </w:r>
-          </w:p>
-        </w:tc>
-        <w:tc>
-          <w:tcPr>
-            <w:tcBorders>
-              <w:top w:val="single" w:space="0" w:color="D3D3D3"/>
-              <w:bottom w:val="single" w:space="0" w:color="D3D3D3"/>
-              <w:start w:val="single" w:space="0" w:color="D3D3D3"/>
-              <w:end w:val="single" w:space="0" w:color="D3D3D3"/>
-            </w:tcBorders>
-          </w:tcPr>
-          <w:p>
-            <w:pPr>
-              <w:spacing w:before="0" w:after="60"/>
-              <w:keepNext/>
-              <w:jc w:val="center"/>
-            </w:pPr>
-            <w:r>
-              <w:rPr>
-                <w:rFonts w:ascii="Calibri" w:hAnsi="Calibri"/>
-                <w:sz w:val="20"/>
-              </w:rPr>
-              <w:t xml:space="default">0.086</w:t>
-            </w:r>
-          </w:p>
-        </w:tc>
-        <w:tc>
-          <w:tcPr>
-            <w:tcBorders>
-              <w:top w:val="single" w:space="0" w:color="D3D3D3"/>
-              <w:bottom w:val="single" w:space="0" w:color="D3D3D3"/>
-              <w:start w:val="single" w:space="0" w:color="D3D3D3"/>
-              <w:end w:val="single" w:space="0" w:color="D3D3D3"/>
-            </w:tcBorders>
-          </w:tcPr>
-          <w:p>
-            <w:pPr>
-              <w:spacing w:before="0" w:after="60"/>
-              <w:keepNext/>
-              <w:jc w:val="center"/>
-            </w:pPr>
-            <w:r>
-              <w:rPr>
-                <w:rFonts w:ascii="Calibri" w:hAnsi="Calibri"/>
-                <w:sz w:val="20"/>
-              </w:rPr>
-              <w:t xml:space="default">0.15 (-0.04 to 0.34)</w:t>
-            </w:r>
-          </w:p>
-        </w:tc>
-        <w:tc>
-          <w:tcPr>
-            <w:tcBorders>
-              <w:top w:val="single" w:space="0" w:color="D3D3D3"/>
-              <w:bottom w:val="single" w:space="0" w:color="D3D3D3"/>
-              <w:start w:val="single" w:space="0" w:color="D3D3D3"/>
-              <w:end w:val="single" w:space="0" w:color="D3D3D3"/>
-            </w:tcBorders>
-          </w:tcPr>
-          <w:p>
-            <w:pPr>
-              <w:spacing w:before="0" w:after="60"/>
-              <w:keepNext/>
-              <w:jc w:val="center"/>
-            </w:pPr>
-            <w:r>
-              <w:rPr>
-                <w:rFonts w:ascii="Calibri" w:hAnsi="Calibri"/>
-                <w:sz w:val="20"/>
-              </w:rPr>
-              <w:t xml:space="default">0.12</w:t>
+              <w:t xml:space="default">0.16 (-0.03 to 0.35)</w:t>
+            </w:r>
+          </w:p>
+        </w:tc>
+        <w:tc>
+          <w:tcPr>
+            <w:tcBorders>
+              <w:top w:val="single" w:space="0" w:color="D3D3D3"/>
+              <w:bottom w:val="single" w:space="0" w:color="D3D3D3"/>
+              <w:start w:val="single" w:space="0" w:color="D3D3D3"/>
+              <w:end w:val="single" w:space="0" w:color="D3D3D3"/>
+            </w:tcBorders>
+          </w:tcPr>
+          <w:p>
+            <w:pPr>
+              <w:spacing w:before="0" w:after="60"/>
+              <w:keepNext/>
+              <w:jc w:val="center"/>
+            </w:pPr>
+            <w:r>
+              <w:rPr>
+                <w:rFonts w:ascii="Calibri" w:hAnsi="Calibri"/>
+                <w:sz w:val="20"/>
+              </w:rPr>
+              <w:t xml:space="default">0.095</w:t>
+            </w:r>
+          </w:p>
+        </w:tc>
+        <w:tc>
+          <w:tcPr>
+            <w:tcBorders>
+              <w:top w:val="single" w:space="0" w:color="D3D3D3"/>
+              <w:bottom w:val="single" w:space="0" w:color="D3D3D3"/>
+              <w:start w:val="single" w:space="0" w:color="D3D3D3"/>
+              <w:end w:val="single" w:space="0" w:color="D3D3D3"/>
+            </w:tcBorders>
+          </w:tcPr>
+          <w:p>
+            <w:pPr>
+              <w:spacing w:before="0" w:after="60"/>
+              <w:keepNext/>
+              <w:jc w:val="center"/>
+            </w:pPr>
+            <w:r>
+              <w:rPr>
+                <w:rFonts w:ascii="Calibri" w:hAnsi="Calibri"/>
+                <w:sz w:val="20"/>
+              </w:rPr>
+              <w:t xml:space="default">0.10 (-0.18 to 0.38)</w:t>
+            </w:r>
+          </w:p>
+        </w:tc>
+        <w:tc>
+          <w:tcPr>
+            <w:tcBorders>
+              <w:top w:val="single" w:space="0" w:color="D3D3D3"/>
+              <w:bottom w:val="single" w:space="0" w:color="D3D3D3"/>
+              <w:start w:val="single" w:space="0" w:color="D3D3D3"/>
+              <w:end w:val="single" w:space="0" w:color="D3D3D3"/>
+            </w:tcBorders>
+          </w:tcPr>
+          <w:p>
+            <w:pPr>
+              <w:spacing w:before="0" w:after="60"/>
+              <w:keepNext/>
+              <w:jc w:val="center"/>
+            </w:pPr>
+            <w:r>
+              <w:rPr>
+                <w:rFonts w:ascii="Calibri" w:hAnsi="Calibri"/>
+                <w:sz w:val="20"/>
+              </w:rPr>
+              <w:t xml:space="default">0.48</w:t>
             </w:r>
           </w:p>
         </w:tc>
@@ -8273,7 +8266,7 @@
                 <w:rFonts w:ascii="Calibri" w:hAnsi="Calibri"/>
                 <w:sz w:val="20"/>
               </w:rPr>
-              <w:t xml:space="default">-0.06 (-0.10 to -0.01)</w:t>
+              <w:t xml:space="default">-0.05 (-0.09 to -0.01)</w:t>
             </w:r>
           </w:p>
         </w:tc>
@@ -8298,7 +8291,7 @@
                 <w:sz w:val="20"/>
                 <w:b w:val="true"/>
               </w:rPr>
-              <w:t xml:space="default">0.007</w:t>
+              <w:t xml:space="default">0.018</w:t>
             </w:r>
           </w:p>
         </w:tc>
@@ -8399,31 +8392,31 @@
                 <w:rFonts w:ascii="Calibri" w:hAnsi="Calibri"/>
                 <w:sz w:val="20"/>
               </w:rPr>
-              <w:t xml:space="default">0.01 (-0.03 to 0.04)</w:t>
-            </w:r>
-          </w:p>
-        </w:tc>
-        <w:tc>
-          <w:tcPr>
-            <w:tcBorders>
-              <w:top w:val="single" w:space="0" w:color="D3D3D3"/>
-              <w:bottom w:val="single" w:space="0" w:color="D3D3D3"/>
-              <w:start w:val="single" w:space="0" w:color="D3D3D3"/>
-              <w:end w:val="single" w:space="0" w:color="D3D3D3"/>
-            </w:tcBorders>
-          </w:tcPr>
-          <w:p>
-            <w:pPr>
-              <w:spacing w:before="0" w:after="60"/>
-              <w:keepNext/>
-              <w:jc w:val="center"/>
-            </w:pPr>
-            <w:r>
-              <w:rPr>
-                <w:rFonts w:ascii="Calibri" w:hAnsi="Calibri"/>
-                <w:sz w:val="20"/>
-              </w:rPr>
-              <w:t xml:space="default">0.77</w:t>
+              <w:t xml:space="default">0.01 (-0.03 to 0.05)</w:t>
+            </w:r>
+          </w:p>
+        </w:tc>
+        <w:tc>
+          <w:tcPr>
+            <w:tcBorders>
+              <w:top w:val="single" w:space="0" w:color="D3D3D3"/>
+              <w:bottom w:val="single" w:space="0" w:color="D3D3D3"/>
+              <w:start w:val="single" w:space="0" w:color="D3D3D3"/>
+              <w:end w:val="single" w:space="0" w:color="D3D3D3"/>
+            </w:tcBorders>
+          </w:tcPr>
+          <w:p>
+            <w:pPr>
+              <w:spacing w:before="0" w:after="60"/>
+              <w:keepNext/>
+              <w:jc w:val="center"/>
+            </w:pPr>
+            <w:r>
+              <w:rPr>
+                <w:rFonts w:ascii="Calibri" w:hAnsi="Calibri"/>
+                <w:sz w:val="20"/>
+              </w:rPr>
+              <w:t xml:space="default">0.70</w:t>
             </w:r>
           </w:p>
         </w:tc>
@@ -8453,7 +8446,7 @@
                 <w:sz w:val="20"/>
                 <w:b w:val="true"/>
               </w:rPr>
-              <w:t xml:space="default">Triacylglycerides</w:t>
+              <w:t xml:space="default">Triglycerides</w:t>
             </w:r>
           </w:p>
         </w:tc>
@@ -8626,55 +8619,55 @@
                 <w:rFonts w:ascii="Calibri" w:hAnsi="Calibri"/>
                 <w:sz w:val="20"/>
               </w:rPr>
-              <w:t xml:space="default">0.96</w:t>
-            </w:r>
-          </w:p>
-        </w:tc>
-        <w:tc>
-          <w:tcPr>
-            <w:tcBorders>
-              <w:top w:val="single" w:space="0" w:color="D3D3D3"/>
-              <w:bottom w:val="single" w:space="0" w:color="D3D3D3"/>
-              <w:start w:val="single" w:space="0" w:color="D3D3D3"/>
-              <w:end w:val="single" w:space="0" w:color="D3D3D3"/>
-            </w:tcBorders>
-          </w:tcPr>
-          <w:p>
-            <w:pPr>
-              <w:spacing w:before="0" w:after="60"/>
-              <w:keepNext/>
-              <w:jc w:val="center"/>
-            </w:pPr>
-            <w:r>
-              <w:rPr>
-                <w:rFonts w:ascii="Calibri" w:hAnsi="Calibri"/>
-                <w:sz w:val="20"/>
-              </w:rPr>
-              <w:t xml:space="default">0.00 (-0.06 to 0.07)</w:t>
-            </w:r>
-          </w:p>
-        </w:tc>
-        <w:tc>
-          <w:tcPr>
-            <w:tcBorders>
-              <w:top w:val="single" w:space="0" w:color="D3D3D3"/>
-              <w:bottom w:val="single" w:space="0" w:color="D3D3D3"/>
-              <w:start w:val="single" w:space="0" w:color="D3D3D3"/>
-              <w:end w:val="single" w:space="0" w:color="D3D3D3"/>
-            </w:tcBorders>
-          </w:tcPr>
-          <w:p>
-            <w:pPr>
-              <w:spacing w:before="0" w:after="60"/>
-              <w:keepNext/>
-              <w:jc w:val="center"/>
-            </w:pPr>
-            <w:r>
-              <w:rPr>
-                <w:rFonts w:ascii="Calibri" w:hAnsi="Calibri"/>
-                <w:sz w:val="20"/>
-              </w:rPr>
-              <w:t xml:space="default">0.94</w:t>
+              <w:t xml:space="default">0.98</w:t>
+            </w:r>
+          </w:p>
+        </w:tc>
+        <w:tc>
+          <w:tcPr>
+            <w:tcBorders>
+              <w:top w:val="single" w:space="0" w:color="D3D3D3"/>
+              <w:bottom w:val="single" w:space="0" w:color="D3D3D3"/>
+              <w:start w:val="single" w:space="0" w:color="D3D3D3"/>
+              <w:end w:val="single" w:space="0" w:color="D3D3D3"/>
+            </w:tcBorders>
+          </w:tcPr>
+          <w:p>
+            <w:pPr>
+              <w:spacing w:before="0" w:after="60"/>
+              <w:keepNext/>
+              <w:jc w:val="center"/>
+            </w:pPr>
+            <w:r>
+              <w:rPr>
+                <w:rFonts w:ascii="Calibri" w:hAnsi="Calibri"/>
+                <w:sz w:val="20"/>
+              </w:rPr>
+              <w:t xml:space="default">-0.02 (-0.10 to 0.06)</w:t>
+            </w:r>
+          </w:p>
+        </w:tc>
+        <w:tc>
+          <w:tcPr>
+            <w:tcBorders>
+              <w:top w:val="single" w:space="0" w:color="D3D3D3"/>
+              <w:bottom w:val="single" w:space="0" w:color="D3D3D3"/>
+              <w:start w:val="single" w:space="0" w:color="D3D3D3"/>
+              <w:end w:val="single" w:space="0" w:color="D3D3D3"/>
+            </w:tcBorders>
+          </w:tcPr>
+          <w:p>
+            <w:pPr>
+              <w:spacing w:before="0" w:after="60"/>
+              <w:keepNext/>
+              <w:jc w:val="center"/>
+            </w:pPr>
+            <w:r>
+              <w:rPr>
+                <w:rFonts w:ascii="Calibri" w:hAnsi="Calibri"/>
+                <w:sz w:val="20"/>
+              </w:rPr>
+              <w:t xml:space="default">0.62</w:t>
             </w:r>
           </w:p>
         </w:tc>
@@ -8727,79 +8720,79 @@
                 <w:rFonts w:ascii="Calibri" w:hAnsi="Calibri"/>
                 <w:sz w:val="20"/>
               </w:rPr>
-              <w:t xml:space="default">0.21 (-0.02 to 0.44)</w:t>
-            </w:r>
-          </w:p>
-        </w:tc>
-        <w:tc>
-          <w:tcPr>
-            <w:tcBorders>
-              <w:top w:val="single" w:space="0" w:color="D3D3D3"/>
-              <w:bottom w:val="single" w:space="0" w:color="D3D3D3"/>
-              <w:start w:val="single" w:space="0" w:color="D3D3D3"/>
-              <w:end w:val="single" w:space="0" w:color="D3D3D3"/>
-            </w:tcBorders>
-          </w:tcPr>
-          <w:p>
-            <w:pPr>
-              <w:spacing w:before="0" w:after="60"/>
-              <w:keepNext/>
-              <w:jc w:val="center"/>
-            </w:pPr>
-            <w:r>
-              <w:rPr>
-                <w:rFonts w:ascii="Calibri" w:hAnsi="Calibri"/>
-                <w:sz w:val="20"/>
-              </w:rPr>
-              <w:t xml:space="default">0.078</w:t>
-            </w:r>
-          </w:p>
-        </w:tc>
-        <w:tc>
-          <w:tcPr>
-            <w:tcBorders>
-              <w:top w:val="single" w:space="0" w:color="D3D3D3"/>
-              <w:bottom w:val="single" w:space="0" w:color="D3D3D3"/>
-              <w:start w:val="single" w:space="0" w:color="D3D3D3"/>
-              <w:end w:val="single" w:space="0" w:color="D3D3D3"/>
-            </w:tcBorders>
-          </w:tcPr>
-          <w:p>
-            <w:pPr>
-              <w:spacing w:before="0" w:after="60"/>
-              <w:keepNext/>
-              <w:jc w:val="center"/>
-            </w:pPr>
-            <w:r>
-              <w:rPr>
-                <w:rFonts w:ascii="Calibri" w:hAnsi="Calibri"/>
-                <w:sz w:val="20"/>
-              </w:rPr>
-              <w:t xml:space="default">0.20 (-0.03 to 0.43)</w:t>
-            </w:r>
-          </w:p>
-        </w:tc>
-        <w:tc>
-          <w:tcPr>
-            <w:tcBorders>
-              <w:top w:val="single" w:space="0" w:color="D3D3D3"/>
-              <w:bottom w:val="single" w:space="0" w:color="D3D3D3"/>
-              <w:start w:val="single" w:space="0" w:color="D3D3D3"/>
-              <w:end w:val="single" w:space="0" w:color="D3D3D3"/>
-            </w:tcBorders>
-          </w:tcPr>
-          <w:p>
-            <w:pPr>
-              <w:spacing w:before="0" w:after="60"/>
-              <w:keepNext/>
-              <w:jc w:val="center"/>
-            </w:pPr>
-            <w:r>
-              <w:rPr>
-                <w:rFonts w:ascii="Calibri" w:hAnsi="Calibri"/>
-                <w:sz w:val="20"/>
-              </w:rPr>
-              <w:t xml:space="default">0.094</w:t>
+              <w:t xml:space="default">0.13 (-0.09 to 0.36)</w:t>
+            </w:r>
+          </w:p>
+        </w:tc>
+        <w:tc>
+          <w:tcPr>
+            <w:tcBorders>
+              <w:top w:val="single" w:space="0" w:color="D3D3D3"/>
+              <w:bottom w:val="single" w:space="0" w:color="D3D3D3"/>
+              <w:start w:val="single" w:space="0" w:color="D3D3D3"/>
+              <w:end w:val="single" w:space="0" w:color="D3D3D3"/>
+            </w:tcBorders>
+          </w:tcPr>
+          <w:p>
+            <w:pPr>
+              <w:spacing w:before="0" w:after="60"/>
+              <w:keepNext/>
+              <w:jc w:val="center"/>
+            </w:pPr>
+            <w:r>
+              <w:rPr>
+                <w:rFonts w:ascii="Calibri" w:hAnsi="Calibri"/>
+                <w:sz w:val="20"/>
+              </w:rPr>
+              <w:t xml:space="default">0.24</w:t>
+            </w:r>
+          </w:p>
+        </w:tc>
+        <w:tc>
+          <w:tcPr>
+            <w:tcBorders>
+              <w:top w:val="single" w:space="0" w:color="D3D3D3"/>
+              <w:bottom w:val="single" w:space="0" w:color="D3D3D3"/>
+              <w:start w:val="single" w:space="0" w:color="D3D3D3"/>
+              <w:end w:val="single" w:space="0" w:color="D3D3D3"/>
+            </w:tcBorders>
+          </w:tcPr>
+          <w:p>
+            <w:pPr>
+              <w:spacing w:before="0" w:after="60"/>
+              <w:keepNext/>
+              <w:jc w:val="center"/>
+            </w:pPr>
+            <w:r>
+              <w:rPr>
+                <w:rFonts w:ascii="Calibri" w:hAnsi="Calibri"/>
+                <w:sz w:val="20"/>
+              </w:rPr>
+              <w:t xml:space="default">0.20 (-0.15 to 0.54)</w:t>
+            </w:r>
+          </w:p>
+        </w:tc>
+        <w:tc>
+          <w:tcPr>
+            <w:tcBorders>
+              <w:top w:val="single" w:space="0" w:color="D3D3D3"/>
+              <w:bottom w:val="single" w:space="0" w:color="D3D3D3"/>
+              <w:start w:val="single" w:space="0" w:color="D3D3D3"/>
+              <w:end w:val="single" w:space="0" w:color="D3D3D3"/>
+            </w:tcBorders>
+          </w:tcPr>
+          <w:p>
+            <w:pPr>
+              <w:spacing w:before="0" w:after="60"/>
+              <w:keepNext/>
+              <w:jc w:val="center"/>
+            </w:pPr>
+            <w:r>
+              <w:rPr>
+                <w:rFonts w:ascii="Calibri" w:hAnsi="Calibri"/>
+                <w:sz w:val="20"/>
+              </w:rPr>
+              <w:t xml:space="default">0.27</w:t>
             </w:r>
           </w:p>
         </w:tc>
@@ -8900,7 +8893,7 @@
                 <w:rFonts w:ascii="Calibri" w:hAnsi="Calibri"/>
                 <w:sz w:val="20"/>
               </w:rPr>
-              <w:t xml:space="default">-0.06 (-0.10 to -0.01)</w:t>
+              <w:t xml:space="default">-0.07 (-0.12 to -0.03)</w:t>
             </w:r>
           </w:p>
         </w:tc>
@@ -8925,7 +8918,7 @@
                 <w:sz w:val="20"/>
                 <w:b w:val="true"/>
               </w:rPr>
-              <w:t xml:space="default">0.015</w:t>
+              <w:t xml:space="default">0.003</w:t>
             </w:r>
           </w:p>
         </w:tc>
@@ -9026,31 +9019,31 @@
                 <w:rFonts w:ascii="Calibri" w:hAnsi="Calibri"/>
                 <w:sz w:val="20"/>
               </w:rPr>
-              <w:t xml:space="default">-0.02 (-0.07 to 0.02)</w:t>
-            </w:r>
-          </w:p>
-        </w:tc>
-        <w:tc>
-          <w:tcPr>
-            <w:tcBorders>
-              <w:top w:val="single" w:space="0" w:color="D3D3D3"/>
-              <w:bottom w:val="single" w:space="0" w:color="D3D3D3"/>
-              <w:start w:val="single" w:space="0" w:color="D3D3D3"/>
-              <w:end w:val="single" w:space="0" w:color="D3D3D3"/>
-            </w:tcBorders>
-          </w:tcPr>
-          <w:p>
-            <w:pPr>
-              <w:spacing w:before="0" w:after="60"/>
-              <w:keepNext/>
-              <w:jc w:val="center"/>
-            </w:pPr>
-            <w:r>
-              <w:rPr>
-                <w:rFonts w:ascii="Calibri" w:hAnsi="Calibri"/>
-                <w:sz w:val="20"/>
-              </w:rPr>
-              <w:t xml:space="default">0.33</w:t>
+              <w:t xml:space="default">-0.02 (-0.07 to 0.03)</w:t>
+            </w:r>
+          </w:p>
+        </w:tc>
+        <w:tc>
+          <w:tcPr>
+            <w:tcBorders>
+              <w:top w:val="single" w:space="0" w:color="D3D3D3"/>
+              <w:bottom w:val="single" w:space="0" w:color="D3D3D3"/>
+              <w:start w:val="single" w:space="0" w:color="D3D3D3"/>
+              <w:end w:val="single" w:space="0" w:color="D3D3D3"/>
+            </w:tcBorders>
+          </w:tcPr>
+          <w:p>
+            <w:pPr>
+              <w:spacing w:before="0" w:after="60"/>
+              <w:keepNext/>
+              <w:jc w:val="center"/>
+            </w:pPr>
+            <w:r>
+              <w:rPr>
+                <w:rFonts w:ascii="Calibri" w:hAnsi="Calibri"/>
+                <w:sz w:val="20"/>
+              </w:rPr>
+              <w:t xml:space="default">0.40</w:t>
             </w:r>
           </w:p>
         </w:tc>
@@ -9229,54 +9222,6 @@
                 <w:rFonts w:ascii="Calibri" w:hAnsi="Calibri"/>
                 <w:sz w:val="20"/>
               </w:rPr>
-              <w:t xml:space="default">-0.04 (-0.12 to 0.04)</w:t>
-            </w:r>
-          </w:p>
-        </w:tc>
-        <w:tc>
-          <w:tcPr>
-            <w:tcBorders>
-              <w:top w:val="single" w:space="0" w:color="D3D3D3"/>
-              <w:bottom w:val="single" w:space="0" w:color="D3D3D3"/>
-              <w:start w:val="single" w:space="0" w:color="D3D3D3"/>
-              <w:end w:val="single" w:space="0" w:color="D3D3D3"/>
-            </w:tcBorders>
-          </w:tcPr>
-          <w:p>
-            <w:pPr>
-              <w:spacing w:before="0" w:after="60"/>
-              <w:keepNext/>
-              <w:jc w:val="center"/>
-            </w:pPr>
-            <w:r>
-              <w:rPr>
-                <w:rFonts w:ascii="Calibri" w:hAnsi="Calibri"/>
-                <w:sz w:val="20"/>
-              </w:rPr>
-              <w:t xml:space="default">0.35</w:t>
-            </w:r>
-          </w:p>
-        </w:tc>
-        <w:tc>
-          <w:tcPr>
-            <w:tcBorders>
-              <w:top w:val="single" w:space="0" w:color="D3D3D3"/>
-              <w:bottom w:val="single" w:space="0" w:color="D3D3D3"/>
-              <w:start w:val="single" w:space="0" w:color="D3D3D3"/>
-              <w:end w:val="single" w:space="0" w:color="D3D3D3"/>
-            </w:tcBorders>
-          </w:tcPr>
-          <w:p>
-            <w:pPr>
-              <w:spacing w:before="0" w:after="60"/>
-              <w:keepNext/>
-              <w:jc w:val="center"/>
-            </w:pPr>
-            <w:r>
-              <w:rPr>
-                <w:rFonts w:ascii="Calibri" w:hAnsi="Calibri"/>
-                <w:sz w:val="20"/>
-              </w:rPr>
               <w:t xml:space="default">-0.05 (-0.13 to 0.04)</w:t>
             </w:r>
           </w:p>
@@ -9301,7 +9246,55 @@
                 <w:rFonts w:ascii="Calibri" w:hAnsi="Calibri"/>
                 <w:sz w:val="20"/>
               </w:rPr>
-              <w:t xml:space="default">0.28</w:t>
+              <w:t xml:space="default">0.29</w:t>
+            </w:r>
+          </w:p>
+        </w:tc>
+        <w:tc>
+          <w:tcPr>
+            <w:tcBorders>
+              <w:top w:val="single" w:space="0" w:color="D3D3D3"/>
+              <w:bottom w:val="single" w:space="0" w:color="D3D3D3"/>
+              <w:start w:val="single" w:space="0" w:color="D3D3D3"/>
+              <w:end w:val="single" w:space="0" w:color="D3D3D3"/>
+            </w:tcBorders>
+          </w:tcPr>
+          <w:p>
+            <w:pPr>
+              <w:spacing w:before="0" w:after="60"/>
+              <w:keepNext/>
+              <w:jc w:val="center"/>
+            </w:pPr>
+            <w:r>
+              <w:rPr>
+                <w:rFonts w:ascii="Calibri" w:hAnsi="Calibri"/>
+                <w:sz w:val="20"/>
+              </w:rPr>
+              <w:t xml:space="default">-0.03 (-0.14 to 0.07)</w:t>
+            </w:r>
+          </w:p>
+        </w:tc>
+        <w:tc>
+          <w:tcPr>
+            <w:tcBorders>
+              <w:top w:val="single" w:space="0" w:color="D3D3D3"/>
+              <w:bottom w:val="single" w:space="0" w:color="D3D3D3"/>
+              <w:start w:val="single" w:space="0" w:color="D3D3D3"/>
+              <w:end w:val="single" w:space="0" w:color="D3D3D3"/>
+            </w:tcBorders>
+          </w:tcPr>
+          <w:p>
+            <w:pPr>
+              <w:spacing w:before="0" w:after="60"/>
+              <w:keepNext/>
+              <w:jc w:val="center"/>
+            </w:pPr>
+            <w:r>
+              <w:rPr>
+                <w:rFonts w:ascii="Calibri" w:hAnsi="Calibri"/>
+                <w:sz w:val="20"/>
+              </w:rPr>
+              <w:t xml:space="default">0.52</w:t>
             </w:r>
           </w:p>
         </w:tc>
@@ -9354,79 +9347,79 @@
                 <w:rFonts w:ascii="Calibri" w:hAnsi="Calibri"/>
                 <w:sz w:val="20"/>
               </w:rPr>
-              <w:t xml:space="default">-0.16 (-0.46 to 0.13)</w:t>
-            </w:r>
-          </w:p>
-        </w:tc>
-        <w:tc>
-          <w:tcPr>
-            <w:tcBorders>
-              <w:top w:val="single" w:space="0" w:color="D3D3D3"/>
-              <w:bottom w:val="single" w:space="0" w:color="D3D3D3"/>
-              <w:start w:val="single" w:space="0" w:color="D3D3D3"/>
-              <w:end w:val="single" w:space="0" w:color="D3D3D3"/>
-            </w:tcBorders>
-          </w:tcPr>
-          <w:p>
-            <w:pPr>
-              <w:spacing w:before="0" w:after="60"/>
-              <w:keepNext/>
-              <w:jc w:val="center"/>
-            </w:pPr>
-            <w:r>
-              <w:rPr>
-                <w:rFonts w:ascii="Calibri" w:hAnsi="Calibri"/>
-                <w:sz w:val="20"/>
-              </w:rPr>
-              <w:t xml:space="default">0.28</w:t>
-            </w:r>
-          </w:p>
-        </w:tc>
-        <w:tc>
-          <w:tcPr>
-            <w:tcBorders>
-              <w:top w:val="single" w:space="0" w:color="D3D3D3"/>
-              <w:bottom w:val="single" w:space="0" w:color="D3D3D3"/>
-              <w:start w:val="single" w:space="0" w:color="D3D3D3"/>
-              <w:end w:val="single" w:space="0" w:color="D3D3D3"/>
-            </w:tcBorders>
-          </w:tcPr>
-          <w:p>
-            <w:pPr>
-              <w:spacing w:before="0" w:after="60"/>
-              <w:keepNext/>
-              <w:jc w:val="center"/>
-            </w:pPr>
-            <w:r>
-              <w:rPr>
-                <w:rFonts w:ascii="Calibri" w:hAnsi="Calibri"/>
-                <w:sz w:val="20"/>
-              </w:rPr>
-              <w:t xml:space="default">-0.18 (-0.47 to 0.12)</w:t>
-            </w:r>
-          </w:p>
-        </w:tc>
-        <w:tc>
-          <w:tcPr>
-            <w:tcBorders>
-              <w:top w:val="single" w:space="0" w:color="D3D3D3"/>
-              <w:bottom w:val="single" w:space="0" w:color="D3D3D3"/>
-              <w:start w:val="single" w:space="0" w:color="D3D3D3"/>
-              <w:end w:val="single" w:space="0" w:color="D3D3D3"/>
-            </w:tcBorders>
-          </w:tcPr>
-          <w:p>
-            <w:pPr>
-              <w:spacing w:before="0" w:after="60"/>
-              <w:keepNext/>
-              <w:jc w:val="center"/>
-            </w:pPr>
-            <w:r>
-              <w:rPr>
-                <w:rFonts w:ascii="Calibri" w:hAnsi="Calibri"/>
-                <w:sz w:val="20"/>
-              </w:rPr>
-              <w:t xml:space="default">0.24</w:t>
+              <w:t xml:space="default">-0.12 (-0.41 to 0.16)</w:t>
+            </w:r>
+          </w:p>
+        </w:tc>
+        <w:tc>
+          <w:tcPr>
+            <w:tcBorders>
+              <w:top w:val="single" w:space="0" w:color="D3D3D3"/>
+              <w:bottom w:val="single" w:space="0" w:color="D3D3D3"/>
+              <w:start w:val="single" w:space="0" w:color="D3D3D3"/>
+              <w:end w:val="single" w:space="0" w:color="D3D3D3"/>
+            </w:tcBorders>
+          </w:tcPr>
+          <w:p>
+            <w:pPr>
+              <w:spacing w:before="0" w:after="60"/>
+              <w:keepNext/>
+              <w:jc w:val="center"/>
+            </w:pPr>
+            <w:r>
+              <w:rPr>
+                <w:rFonts w:ascii="Calibri" w:hAnsi="Calibri"/>
+                <w:sz w:val="20"/>
+              </w:rPr>
+              <w:t xml:space="default">0.40</w:t>
+            </w:r>
+          </w:p>
+        </w:tc>
+        <w:tc>
+          <w:tcPr>
+            <w:tcBorders>
+              <w:top w:val="single" w:space="0" w:color="D3D3D3"/>
+              <w:bottom w:val="single" w:space="0" w:color="D3D3D3"/>
+              <w:start w:val="single" w:space="0" w:color="D3D3D3"/>
+              <w:end w:val="single" w:space="0" w:color="D3D3D3"/>
+            </w:tcBorders>
+          </w:tcPr>
+          <w:p>
+            <w:pPr>
+              <w:spacing w:before="0" w:after="60"/>
+              <w:keepNext/>
+              <w:jc w:val="center"/>
+            </w:pPr>
+            <w:r>
+              <w:rPr>
+                <w:rFonts w:ascii="Calibri" w:hAnsi="Calibri"/>
+                <w:sz w:val="20"/>
+              </w:rPr>
+              <w:t xml:space="default">-0.16 (-0.61 to 0.29)</w:t>
+            </w:r>
+          </w:p>
+        </w:tc>
+        <w:tc>
+          <w:tcPr>
+            <w:tcBorders>
+              <w:top w:val="single" w:space="0" w:color="D3D3D3"/>
+              <w:bottom w:val="single" w:space="0" w:color="D3D3D3"/>
+              <w:start w:val="single" w:space="0" w:color="D3D3D3"/>
+              <w:end w:val="single" w:space="0" w:color="D3D3D3"/>
+            </w:tcBorders>
+          </w:tcPr>
+          <w:p>
+            <w:pPr>
+              <w:spacing w:before="0" w:after="60"/>
+              <w:keepNext/>
+              <w:jc w:val="center"/>
+            </w:pPr>
+            <w:r>
+              <w:rPr>
+                <w:rFonts w:ascii="Calibri" w:hAnsi="Calibri"/>
+                <w:sz w:val="20"/>
+              </w:rPr>
+              <w:t xml:space="default">0.49</w:t>
             </w:r>
           </w:p>
         </w:tc>
@@ -9527,31 +9520,31 @@
                 <w:rFonts w:ascii="Calibri" w:hAnsi="Calibri"/>
                 <w:sz w:val="20"/>
               </w:rPr>
-              <w:t xml:space="default">-0.04 (-0.10 to 0.01)</w:t>
-            </w:r>
-          </w:p>
-        </w:tc>
-        <w:tc>
-          <w:tcPr>
-            <w:tcBorders>
-              <w:top w:val="single" w:space="0" w:color="D3D3D3"/>
-              <w:bottom w:val="single" w:space="0" w:color="D3D3D3"/>
-              <w:start w:val="single" w:space="0" w:color="D3D3D3"/>
-              <w:end w:val="single" w:space="0" w:color="D3D3D3"/>
-            </w:tcBorders>
-          </w:tcPr>
-          <w:p>
-            <w:pPr>
-              <w:spacing w:before="0" w:after="60"/>
-              <w:keepNext/>
-              <w:jc w:val="center"/>
-            </w:pPr>
-            <w:r>
-              <w:rPr>
-                <w:rFonts w:ascii="Calibri" w:hAnsi="Calibri"/>
-                <w:sz w:val="20"/>
-              </w:rPr>
-              <w:t xml:space="default">0.14</w:t>
+              <w:t xml:space="default">-0.05 (-0.11 to 0.02)</w:t>
+            </w:r>
+          </w:p>
+        </w:tc>
+        <w:tc>
+          <w:tcPr>
+            <w:tcBorders>
+              <w:top w:val="single" w:space="0" w:color="D3D3D3"/>
+              <w:bottom w:val="single" w:space="0" w:color="D3D3D3"/>
+              <w:start w:val="single" w:space="0" w:color="D3D3D3"/>
+              <w:end w:val="single" w:space="0" w:color="D3D3D3"/>
+            </w:tcBorders>
+          </w:tcPr>
+          <w:p>
+            <w:pPr>
+              <w:spacing w:before="0" w:after="60"/>
+              <w:keepNext/>
+              <w:jc w:val="center"/>
+            </w:pPr>
+            <w:r>
+              <w:rPr>
+                <w:rFonts w:ascii="Calibri" w:hAnsi="Calibri"/>
+                <w:sz w:val="20"/>
+              </w:rPr>
+              <w:t xml:space="default">0.15</w:t>
             </w:r>
           </w:p>
         </w:tc>
@@ -9676,7 +9669,7 @@
                 <w:rFonts w:ascii="Calibri" w:hAnsi="Calibri"/>
                 <w:sz w:val="20"/>
               </w:rPr>
-              <w:t xml:space="default">0.74</w:t>
+              <w:t xml:space="default">0.77</w:t>
             </w:r>
           </w:p>
         </w:tc>
@@ -9855,79 +9848,79 @@
                 <w:rFonts w:ascii="Calibri" w:hAnsi="Calibri"/>
                 <w:sz w:val="20"/>
               </w:rPr>
-              <w:t xml:space="default">-0.02 (-0.05 to 0.02)</w:t>
-            </w:r>
-          </w:p>
-        </w:tc>
-        <w:tc>
-          <w:tcPr>
-            <w:tcBorders>
-              <w:top w:val="single" w:space="0" w:color="D3D3D3"/>
-              <w:bottom w:val="single" w:space="0" w:color="D3D3D3"/>
-              <w:start w:val="single" w:space="0" w:color="D3D3D3"/>
-              <w:end w:val="single" w:space="0" w:color="D3D3D3"/>
-            </w:tcBorders>
-          </w:tcPr>
-          <w:p>
-            <w:pPr>
-              <w:spacing w:before="0" w:after="60"/>
-              <w:keepNext/>
-              <w:jc w:val="center"/>
-            </w:pPr>
-            <w:r>
-              <w:rPr>
-                <w:rFonts w:ascii="Calibri" w:hAnsi="Calibri"/>
-                <w:sz w:val="20"/>
-              </w:rPr>
-              <w:t xml:space="default">0.31</w:t>
-            </w:r>
-          </w:p>
-        </w:tc>
-        <w:tc>
-          <w:tcPr>
-            <w:tcBorders>
-              <w:top w:val="single" w:space="0" w:color="D3D3D3"/>
-              <w:bottom w:val="single" w:space="0" w:color="D3D3D3"/>
-              <w:start w:val="single" w:space="0" w:color="D3D3D3"/>
-              <w:end w:val="single" w:space="0" w:color="D3D3D3"/>
-            </w:tcBorders>
-          </w:tcPr>
-          <w:p>
-            <w:pPr>
-              <w:spacing w:before="0" w:after="60"/>
-              <w:keepNext/>
-              <w:jc w:val="center"/>
-            </w:pPr>
-            <w:r>
-              <w:rPr>
-                <w:rFonts w:ascii="Calibri" w:hAnsi="Calibri"/>
-                <w:sz w:val="20"/>
-              </w:rPr>
-              <w:t xml:space="default">-0.01 (-0.05 to 0.02)</w:t>
-            </w:r>
-          </w:p>
-        </w:tc>
-        <w:tc>
-          <w:tcPr>
-            <w:tcBorders>
-              <w:top w:val="single" w:space="0" w:color="D3D3D3"/>
-              <w:bottom w:val="single" w:space="0" w:color="D3D3D3"/>
-              <w:start w:val="single" w:space="0" w:color="D3D3D3"/>
-              <w:end w:val="single" w:space="0" w:color="D3D3D3"/>
-            </w:tcBorders>
-          </w:tcPr>
-          <w:p>
-            <w:pPr>
-              <w:spacing w:before="0" w:after="60"/>
-              <w:keepNext/>
-              <w:jc w:val="center"/>
-            </w:pPr>
-            <w:r>
-              <w:rPr>
-                <w:rFonts w:ascii="Calibri" w:hAnsi="Calibri"/>
-                <w:sz w:val="20"/>
-              </w:rPr>
-              <w:t xml:space="default">0.48</w:t>
+              <w:t xml:space="default">-0.02 (-0.06 to 0.02)</w:t>
+            </w:r>
+          </w:p>
+        </w:tc>
+        <w:tc>
+          <w:tcPr>
+            <w:tcBorders>
+              <w:top w:val="single" w:space="0" w:color="D3D3D3"/>
+              <w:bottom w:val="single" w:space="0" w:color="D3D3D3"/>
+              <w:start w:val="single" w:space="0" w:color="D3D3D3"/>
+              <w:end w:val="single" w:space="0" w:color="D3D3D3"/>
+            </w:tcBorders>
+          </w:tcPr>
+          <w:p>
+            <w:pPr>
+              <w:spacing w:before="0" w:after="60"/>
+              <w:keepNext/>
+              <w:jc w:val="center"/>
+            </w:pPr>
+            <w:r>
+              <w:rPr>
+                <w:rFonts w:ascii="Calibri" w:hAnsi="Calibri"/>
+                <w:sz w:val="20"/>
+              </w:rPr>
+              <w:t xml:space="default">0.27</w:t>
+            </w:r>
+          </w:p>
+        </w:tc>
+        <w:tc>
+          <w:tcPr>
+            <w:tcBorders>
+              <w:top w:val="single" w:space="0" w:color="D3D3D3"/>
+              <w:bottom w:val="single" w:space="0" w:color="D3D3D3"/>
+              <w:start w:val="single" w:space="0" w:color="D3D3D3"/>
+              <w:end w:val="single" w:space="0" w:color="D3D3D3"/>
+            </w:tcBorders>
+          </w:tcPr>
+          <w:p>
+            <w:pPr>
+              <w:spacing w:before="0" w:after="60"/>
+              <w:keepNext/>
+              <w:jc w:val="center"/>
+            </w:pPr>
+            <w:r>
+              <w:rPr>
+                <w:rFonts w:ascii="Calibri" w:hAnsi="Calibri"/>
+                <w:sz w:val="20"/>
+              </w:rPr>
+              <w:t xml:space="default">0.00 (-0.04 to 0.04)</w:t>
+            </w:r>
+          </w:p>
+        </w:tc>
+        <w:tc>
+          <w:tcPr>
+            <w:tcBorders>
+              <w:top w:val="single" w:space="0" w:color="D3D3D3"/>
+              <w:bottom w:val="single" w:space="0" w:color="D3D3D3"/>
+              <w:start w:val="single" w:space="0" w:color="D3D3D3"/>
+              <w:end w:val="single" w:space="0" w:color="D3D3D3"/>
+            </w:tcBorders>
+          </w:tcPr>
+          <w:p>
+            <w:pPr>
+              <w:spacing w:before="0" w:after="60"/>
+              <w:keepNext/>
+              <w:jc w:val="center"/>
+            </w:pPr>
+            <w:r>
+              <w:rPr>
+                <w:rFonts w:ascii="Calibri" w:hAnsi="Calibri"/>
+                <w:sz w:val="20"/>
+              </w:rPr>
+              <w:t xml:space="default">0.96</w:t>
             </w:r>
           </w:p>
         </w:tc>
@@ -9980,79 +9973,79 @@
                 <w:rFonts w:ascii="Calibri" w:hAnsi="Calibri"/>
                 <w:sz w:val="20"/>
               </w:rPr>
-              <w:t xml:space="default">-0.10 (-0.22 to 0.02)</w:t>
-            </w:r>
-          </w:p>
-        </w:tc>
-        <w:tc>
-          <w:tcPr>
-            <w:tcBorders>
-              <w:top w:val="single" w:space="0" w:color="D3D3D3"/>
-              <w:bottom w:val="single" w:space="0" w:color="D3D3D3"/>
-              <w:start w:val="single" w:space="0" w:color="D3D3D3"/>
-              <w:end w:val="single" w:space="0" w:color="D3D3D3"/>
-            </w:tcBorders>
-          </w:tcPr>
-          <w:p>
-            <w:pPr>
-              <w:spacing w:before="0" w:after="60"/>
-              <w:keepNext/>
-              <w:jc w:val="center"/>
-            </w:pPr>
-            <w:r>
-              <w:rPr>
-                <w:rFonts w:ascii="Calibri" w:hAnsi="Calibri"/>
-                <w:sz w:val="20"/>
-              </w:rPr>
-              <w:t xml:space="default">0.12</w:t>
-            </w:r>
-          </w:p>
-        </w:tc>
-        <w:tc>
-          <w:tcPr>
-            <w:tcBorders>
-              <w:top w:val="single" w:space="0" w:color="D3D3D3"/>
-              <w:bottom w:val="single" w:space="0" w:color="D3D3D3"/>
-              <w:start w:val="single" w:space="0" w:color="D3D3D3"/>
-              <w:end w:val="single" w:space="0" w:color="D3D3D3"/>
-            </w:tcBorders>
-          </w:tcPr>
-          <w:p>
-            <w:pPr>
-              <w:spacing w:before="0" w:after="60"/>
-              <w:keepNext/>
-              <w:jc w:val="center"/>
-            </w:pPr>
-            <w:r>
-              <w:rPr>
-                <w:rFonts w:ascii="Calibri" w:hAnsi="Calibri"/>
-                <w:sz w:val="20"/>
-              </w:rPr>
-              <w:t xml:space="default">-0.08 (-0.21 to 0.04)</w:t>
-            </w:r>
-          </w:p>
-        </w:tc>
-        <w:tc>
-          <w:tcPr>
-            <w:tcBorders>
-              <w:top w:val="single" w:space="0" w:color="D3D3D3"/>
-              <w:bottom w:val="single" w:space="0" w:color="D3D3D3"/>
-              <w:start w:val="single" w:space="0" w:color="D3D3D3"/>
-              <w:end w:val="single" w:space="0" w:color="D3D3D3"/>
-            </w:tcBorders>
-          </w:tcPr>
-          <w:p>
-            <w:pPr>
-              <w:spacing w:before="0" w:after="60"/>
-              <w:keepNext/>
-              <w:jc w:val="center"/>
-            </w:pPr>
-            <w:r>
-              <w:rPr>
-                <w:rFonts w:ascii="Calibri" w:hAnsi="Calibri"/>
-                <w:sz w:val="20"/>
-              </w:rPr>
-              <w:t xml:space="default">0.18</w:t>
+              <w:t xml:space="default">-0.08 (-0.20 to 0.04)</w:t>
+            </w:r>
+          </w:p>
+        </w:tc>
+        <w:tc>
+          <w:tcPr>
+            <w:tcBorders>
+              <w:top w:val="single" w:space="0" w:color="D3D3D3"/>
+              <w:bottom w:val="single" w:space="0" w:color="D3D3D3"/>
+              <w:start w:val="single" w:space="0" w:color="D3D3D3"/>
+              <w:end w:val="single" w:space="0" w:color="D3D3D3"/>
+            </w:tcBorders>
+          </w:tcPr>
+          <w:p>
+            <w:pPr>
+              <w:spacing w:before="0" w:after="60"/>
+              <w:keepNext/>
+              <w:jc w:val="center"/>
+            </w:pPr>
+            <w:r>
+              <w:rPr>
+                <w:rFonts w:ascii="Calibri" w:hAnsi="Calibri"/>
+                <w:sz w:val="20"/>
+              </w:rPr>
+              <w:t xml:space="default">0.19</w:t>
+            </w:r>
+          </w:p>
+        </w:tc>
+        <w:tc>
+          <w:tcPr>
+            <w:tcBorders>
+              <w:top w:val="single" w:space="0" w:color="D3D3D3"/>
+              <w:bottom w:val="single" w:space="0" w:color="D3D3D3"/>
+              <w:start w:val="single" w:space="0" w:color="D3D3D3"/>
+              <w:end w:val="single" w:space="0" w:color="D3D3D3"/>
+            </w:tcBorders>
+          </w:tcPr>
+          <w:p>
+            <w:pPr>
+              <w:spacing w:before="0" w:after="60"/>
+              <w:keepNext/>
+              <w:jc w:val="center"/>
+            </w:pPr>
+            <w:r>
+              <w:rPr>
+                <w:rFonts w:ascii="Calibri" w:hAnsi="Calibri"/>
+                <w:sz w:val="20"/>
+              </w:rPr>
+              <w:t xml:space="default">-0.06 (-0.25 to 0.12)</w:t>
+            </w:r>
+          </w:p>
+        </w:tc>
+        <w:tc>
+          <w:tcPr>
+            <w:tcBorders>
+              <w:top w:val="single" w:space="0" w:color="D3D3D3"/>
+              <w:bottom w:val="single" w:space="0" w:color="D3D3D3"/>
+              <w:start w:val="single" w:space="0" w:color="D3D3D3"/>
+              <w:end w:val="single" w:space="0" w:color="D3D3D3"/>
+            </w:tcBorders>
+          </w:tcPr>
+          <w:p>
+            <w:pPr>
+              <w:spacing w:before="0" w:after="60"/>
+              <w:keepNext/>
+              <w:jc w:val="center"/>
+            </w:pPr>
+            <w:r>
+              <w:rPr>
+                <w:rFonts w:ascii="Calibri" w:hAnsi="Calibri"/>
+                <w:sz w:val="20"/>
+              </w:rPr>
+              <w:t xml:space="default">0.48</w:t>
             </w:r>
           </w:p>
         </w:tc>
@@ -10153,7 +10146,7 @@
                 <w:rFonts w:ascii="Calibri" w:hAnsi="Calibri"/>
                 <w:sz w:val="20"/>
               </w:rPr>
-              <w:t xml:space="default">0.04 (0.01 to 0.06)</w:t>
+              <w:t xml:space="default">0.05 (0.02 to 0.07)</w:t>
             </w:r>
           </w:p>
         </w:tc>
@@ -10178,7 +10171,7 @@
                 <w:sz w:val="20"/>
                 <w:b w:val="true"/>
               </w:rPr>
-              <w:t xml:space="default">0.002</w:t>
+              <w:t xml:space="default">&lt;0.001</w:t>
             </w:r>
           </w:p>
         </w:tc>
@@ -10303,7 +10296,7 @@
                 <w:rFonts w:ascii="Calibri" w:hAnsi="Calibri"/>
                 <w:sz w:val="20"/>
               </w:rPr>
-              <w:t xml:space="default">0.50</w:t>
+              <w:t xml:space="default">0.56</w:t>
             </w:r>
           </w:p>
         </w:tc>
@@ -10482,54 +10475,6 @@
                 <w:rFonts w:ascii="Calibri" w:hAnsi="Calibri"/>
                 <w:sz w:val="20"/>
               </w:rPr>
-              <w:t xml:space="default">-0.01 (-0.05 to 0.02)</w:t>
-            </w:r>
-          </w:p>
-        </w:tc>
-        <w:tc>
-          <w:tcPr>
-            <w:tcBorders>
-              <w:top w:val="single" w:space="0" w:color="D3D3D3"/>
-              <w:bottom w:val="single" w:space="0" w:color="D3D3D3"/>
-              <w:start w:val="single" w:space="0" w:color="D3D3D3"/>
-              <w:end w:val="single" w:space="0" w:color="D3D3D3"/>
-            </w:tcBorders>
-          </w:tcPr>
-          <w:p>
-            <w:pPr>
-              <w:spacing w:before="0" w:after="60"/>
-              <w:keepNext/>
-              <w:jc w:val="center"/>
-            </w:pPr>
-            <w:r>
-              <w:rPr>
-                <w:rFonts w:ascii="Calibri" w:hAnsi="Calibri"/>
-                <w:sz w:val="20"/>
-              </w:rPr>
-              <w:t xml:space="default">0.44</w:t>
-            </w:r>
-          </w:p>
-        </w:tc>
-        <w:tc>
-          <w:tcPr>
-            <w:tcBorders>
-              <w:top w:val="single" w:space="0" w:color="D3D3D3"/>
-              <w:bottom w:val="single" w:space="0" w:color="D3D3D3"/>
-              <w:start w:val="single" w:space="0" w:color="D3D3D3"/>
-              <w:end w:val="single" w:space="0" w:color="D3D3D3"/>
-            </w:tcBorders>
-          </w:tcPr>
-          <w:p>
-            <w:pPr>
-              <w:spacing w:before="0" w:after="60"/>
-              <w:keepNext/>
-              <w:jc w:val="center"/>
-            </w:pPr>
-            <w:r>
-              <w:rPr>
-                <w:rFonts w:ascii="Calibri" w:hAnsi="Calibri"/>
-                <w:sz w:val="20"/>
-              </w:rPr>
               <w:t xml:space="default">-0.02 (-0.05 to 0.02)</w:t>
             </w:r>
           </w:p>
@@ -10554,7 +10499,55 @@
                 <w:rFonts w:ascii="Calibri" w:hAnsi="Calibri"/>
                 <w:sz w:val="20"/>
               </w:rPr>
-              <w:t xml:space="default">0.28</w:t>
+              <w:t xml:space="default">0.35</w:t>
+            </w:r>
+          </w:p>
+        </w:tc>
+        <w:tc>
+          <w:tcPr>
+            <w:tcBorders>
+              <w:top w:val="single" w:space="0" w:color="D3D3D3"/>
+              <w:bottom w:val="single" w:space="0" w:color="D3D3D3"/>
+              <w:start w:val="single" w:space="0" w:color="D3D3D3"/>
+              <w:end w:val="single" w:space="0" w:color="D3D3D3"/>
+            </w:tcBorders>
+          </w:tcPr>
+          <w:p>
+            <w:pPr>
+              <w:spacing w:before="0" w:after="60"/>
+              <w:keepNext/>
+              <w:jc w:val="center"/>
+            </w:pPr>
+            <w:r>
+              <w:rPr>
+                <w:rFonts w:ascii="Calibri" w:hAnsi="Calibri"/>
+                <w:sz w:val="20"/>
+              </w:rPr>
+              <w:t xml:space="default">-0.02 (-0.06 to 0.02)</w:t>
+            </w:r>
+          </w:p>
+        </w:tc>
+        <w:tc>
+          <w:tcPr>
+            <w:tcBorders>
+              <w:top w:val="single" w:space="0" w:color="D3D3D3"/>
+              <w:bottom w:val="single" w:space="0" w:color="D3D3D3"/>
+              <w:start w:val="single" w:space="0" w:color="D3D3D3"/>
+              <w:end w:val="single" w:space="0" w:color="D3D3D3"/>
+            </w:tcBorders>
+          </w:tcPr>
+          <w:p>
+            <w:pPr>
+              <w:spacing w:before="0" w:after="60"/>
+              <w:keepNext/>
+              <w:jc w:val="center"/>
+            </w:pPr>
+            <w:r>
+              <w:rPr>
+                <w:rFonts w:ascii="Calibri" w:hAnsi="Calibri"/>
+                <w:sz w:val="20"/>
+              </w:rPr>
+              <w:t xml:space="default">0.32</w:t>
             </w:r>
           </w:p>
         </w:tc>
@@ -10607,79 +10600,79 @@
                 <w:rFonts w:ascii="Calibri" w:hAnsi="Calibri"/>
                 <w:sz w:val="20"/>
               </w:rPr>
-              <w:t xml:space="default">-0.02 (-0.14 to 0.10)</w:t>
-            </w:r>
-          </w:p>
-        </w:tc>
-        <w:tc>
-          <w:tcPr>
-            <w:tcBorders>
-              <w:top w:val="single" w:space="0" w:color="D3D3D3"/>
-              <w:bottom w:val="single" w:space="0" w:color="D3D3D3"/>
-              <w:start w:val="single" w:space="0" w:color="D3D3D3"/>
-              <w:end w:val="single" w:space="0" w:color="D3D3D3"/>
-            </w:tcBorders>
-          </w:tcPr>
-          <w:p>
-            <w:pPr>
-              <w:spacing w:before="0" w:after="60"/>
-              <w:keepNext/>
-              <w:jc w:val="center"/>
-            </w:pPr>
-            <w:r>
-              <w:rPr>
-                <w:rFonts w:ascii="Calibri" w:hAnsi="Calibri"/>
-                <w:sz w:val="20"/>
-              </w:rPr>
-              <w:t xml:space="default">0.72</w:t>
-            </w:r>
-          </w:p>
-        </w:tc>
-        <w:tc>
-          <w:tcPr>
-            <w:tcBorders>
-              <w:top w:val="single" w:space="0" w:color="D3D3D3"/>
-              <w:bottom w:val="single" w:space="0" w:color="D3D3D3"/>
-              <w:start w:val="single" w:space="0" w:color="D3D3D3"/>
-              <w:end w:val="single" w:space="0" w:color="D3D3D3"/>
-            </w:tcBorders>
-          </w:tcPr>
-          <w:p>
-            <w:pPr>
-              <w:spacing w:before="0" w:after="60"/>
-              <w:keepNext/>
-              <w:jc w:val="center"/>
-            </w:pPr>
-            <w:r>
-              <w:rPr>
-                <w:rFonts w:ascii="Calibri" w:hAnsi="Calibri"/>
-                <w:sz w:val="20"/>
-              </w:rPr>
-              <w:t xml:space="default">-0.03 (-0.15 to 0.08)</w:t>
-            </w:r>
-          </w:p>
-        </w:tc>
-        <w:tc>
-          <w:tcPr>
-            <w:tcBorders>
-              <w:top w:val="single" w:space="0" w:color="D3D3D3"/>
-              <w:bottom w:val="single" w:space="0" w:color="D3D3D3"/>
-              <w:start w:val="single" w:space="0" w:color="D3D3D3"/>
-              <w:end w:val="single" w:space="0" w:color="D3D3D3"/>
-            </w:tcBorders>
-          </w:tcPr>
-          <w:p>
-            <w:pPr>
-              <w:spacing w:before="0" w:after="60"/>
-              <w:keepNext/>
-              <w:jc w:val="center"/>
-            </w:pPr>
-            <w:r>
-              <w:rPr>
-                <w:rFonts w:ascii="Calibri" w:hAnsi="Calibri"/>
-                <w:sz w:val="20"/>
-              </w:rPr>
-              <w:t xml:space="default">0.57</w:t>
+              <w:t xml:space="default">-0.03 (-0.14 to 0.09)</w:t>
+            </w:r>
+          </w:p>
+        </w:tc>
+        <w:tc>
+          <w:tcPr>
+            <w:tcBorders>
+              <w:top w:val="single" w:space="0" w:color="D3D3D3"/>
+              <w:bottom w:val="single" w:space="0" w:color="D3D3D3"/>
+              <w:start w:val="single" w:space="0" w:color="D3D3D3"/>
+              <w:end w:val="single" w:space="0" w:color="D3D3D3"/>
+            </w:tcBorders>
+          </w:tcPr>
+          <w:p>
+            <w:pPr>
+              <w:spacing w:before="0" w:after="60"/>
+              <w:keepNext/>
+              <w:jc w:val="center"/>
+            </w:pPr>
+            <w:r>
+              <w:rPr>
+                <w:rFonts w:ascii="Calibri" w:hAnsi="Calibri"/>
+                <w:sz w:val="20"/>
+              </w:rPr>
+              <w:t xml:space="default">0.62</w:t>
+            </w:r>
+          </w:p>
+        </w:tc>
+        <w:tc>
+          <w:tcPr>
+            <w:tcBorders>
+              <w:top w:val="single" w:space="0" w:color="D3D3D3"/>
+              <w:bottom w:val="single" w:space="0" w:color="D3D3D3"/>
+              <w:start w:val="single" w:space="0" w:color="D3D3D3"/>
+              <w:end w:val="single" w:space="0" w:color="D3D3D3"/>
+            </w:tcBorders>
+          </w:tcPr>
+          <w:p>
+            <w:pPr>
+              <w:spacing w:before="0" w:after="60"/>
+              <w:keepNext/>
+              <w:jc w:val="center"/>
+            </w:pPr>
+            <w:r>
+              <w:rPr>
+                <w:rFonts w:ascii="Calibri" w:hAnsi="Calibri"/>
+                <w:sz w:val="20"/>
+              </w:rPr>
+              <w:t xml:space="default">-0.04 (-0.22 to 0.13)</w:t>
+            </w:r>
+          </w:p>
+        </w:tc>
+        <w:tc>
+          <w:tcPr>
+            <w:tcBorders>
+              <w:top w:val="single" w:space="0" w:color="D3D3D3"/>
+              <w:bottom w:val="single" w:space="0" w:color="D3D3D3"/>
+              <w:start w:val="single" w:space="0" w:color="D3D3D3"/>
+              <w:end w:val="single" w:space="0" w:color="D3D3D3"/>
+            </w:tcBorders>
+          </w:tcPr>
+          <w:p>
+            <w:pPr>
+              <w:spacing w:before="0" w:after="60"/>
+              <w:keepNext/>
+              <w:jc w:val="center"/>
+            </w:pPr>
+            <w:r>
+              <w:rPr>
+                <w:rFonts w:ascii="Calibri" w:hAnsi="Calibri"/>
+                <w:sz w:val="20"/>
+              </w:rPr>
+              <w:t xml:space="default">0.62</w:t>
             </w:r>
           </w:p>
         </w:tc>
@@ -10780,7 +10773,7 @@
                 <w:rFonts w:ascii="Calibri" w:hAnsi="Calibri"/>
                 <w:sz w:val="20"/>
               </w:rPr>
-              <w:t xml:space="default">-0.04 (-0.06 to -0.01)</w:t>
+              <w:t xml:space="default">-0.04 (-0.07 to -0.01)</w:t>
             </w:r>
           </w:p>
         </w:tc>
@@ -10805,7 +10798,7 @@
                 <w:sz w:val="20"/>
                 <w:b w:val="true"/>
               </w:rPr>
-              <w:t xml:space="default">0.003</w:t>
+              <w:t xml:space="default">0.002</w:t>
             </w:r>
           </w:p>
         </w:tc>
@@ -10906,31 +10899,31 @@
                 <w:rFonts w:ascii="Calibri" w:hAnsi="Calibri"/>
                 <w:sz w:val="20"/>
               </w:rPr>
-              <w:t xml:space="default">0.01 (-0.01 to 0.03)</w:t>
-            </w:r>
-          </w:p>
-        </w:tc>
-        <w:tc>
-          <w:tcPr>
-            <w:tcBorders>
-              <w:top w:val="single" w:space="0" w:color="D3D3D3"/>
-              <w:bottom w:val="single" w:space="0" w:color="D3D3D3"/>
-              <w:start w:val="single" w:space="0" w:color="D3D3D3"/>
-              <w:end w:val="single" w:space="0" w:color="D3D3D3"/>
-            </w:tcBorders>
-          </w:tcPr>
-          <w:p>
-            <w:pPr>
-              <w:spacing w:before="0" w:after="60"/>
-              <w:keepNext/>
-              <w:jc w:val="center"/>
-            </w:pPr>
-            <w:r>
-              <w:rPr>
-                <w:rFonts w:ascii="Calibri" w:hAnsi="Calibri"/>
-                <w:sz w:val="20"/>
-              </w:rPr>
-              <w:t xml:space="default">0.43</w:t>
+              <w:t xml:space="default">0.01 (-0.01 to 0.04)</w:t>
+            </w:r>
+          </w:p>
+        </w:tc>
+        <w:tc>
+          <w:tcPr>
+            <w:tcBorders>
+              <w:top w:val="single" w:space="0" w:color="D3D3D3"/>
+              <w:bottom w:val="single" w:space="0" w:color="D3D3D3"/>
+              <w:start w:val="single" w:space="0" w:color="D3D3D3"/>
+              <w:end w:val="single" w:space="0" w:color="D3D3D3"/>
+            </w:tcBorders>
+          </w:tcPr>
+          <w:p>
+            <w:pPr>
+              <w:spacing w:before="0" w:after="60"/>
+              <w:keepNext/>
+              <w:jc w:val="center"/>
+            </w:pPr>
+            <w:r>
+              <w:rPr>
+                <w:rFonts w:ascii="Calibri" w:hAnsi="Calibri"/>
+                <w:sz w:val="20"/>
+              </w:rPr>
+              <w:t xml:space="default">0.39</w:t>
             </w:r>
           </w:p>
         </w:tc>
@@ -11133,55 +11126,55 @@
                 <w:rFonts w:ascii="Calibri" w:hAnsi="Calibri"/>
                 <w:sz w:val="20"/>
               </w:rPr>
-              <w:t xml:space="default">0.12</w:t>
-            </w:r>
-          </w:p>
-        </w:tc>
-        <w:tc>
-          <w:tcPr>
-            <w:tcBorders>
-              <w:top w:val="single" w:space="0" w:color="D3D3D3"/>
-              <w:bottom w:val="single" w:space="0" w:color="D3D3D3"/>
-              <w:start w:val="single" w:space="0" w:color="D3D3D3"/>
-              <w:end w:val="single" w:space="0" w:color="D3D3D3"/>
-            </w:tcBorders>
-          </w:tcPr>
-          <w:p>
-            <w:pPr>
-              <w:spacing w:before="0" w:after="60"/>
-              <w:keepNext/>
-              <w:jc w:val="center"/>
-            </w:pPr>
-            <w:r>
-              <w:rPr>
-                <w:rFonts w:ascii="Calibri" w:hAnsi="Calibri"/>
-                <w:sz w:val="20"/>
-              </w:rPr>
-              <w:t xml:space="default">-0.05 (-0.11 to 0.01)</w:t>
-            </w:r>
-          </w:p>
-        </w:tc>
-        <w:tc>
-          <w:tcPr>
-            <w:tcBorders>
-              <w:top w:val="single" w:space="0" w:color="D3D3D3"/>
-              <w:bottom w:val="single" w:space="0" w:color="D3D3D3"/>
-              <w:start w:val="single" w:space="0" w:color="D3D3D3"/>
-              <w:end w:val="single" w:space="0" w:color="D3D3D3"/>
-            </w:tcBorders>
-          </w:tcPr>
-          <w:p>
-            <w:pPr>
-              <w:spacing w:before="0" w:after="60"/>
-              <w:keepNext/>
-              <w:jc w:val="center"/>
-            </w:pPr>
-            <w:r>
-              <w:rPr>
-                <w:rFonts w:ascii="Calibri" w:hAnsi="Calibri"/>
-                <w:sz w:val="20"/>
-              </w:rPr>
-              <w:t xml:space="default">0.11</w:t>
+              <w:t xml:space="default">0.13</w:t>
+            </w:r>
+          </w:p>
+        </w:tc>
+        <w:tc>
+          <w:tcPr>
+            <w:tcBorders>
+              <w:top w:val="single" w:space="0" w:color="D3D3D3"/>
+              <w:bottom w:val="single" w:space="0" w:color="D3D3D3"/>
+              <w:start w:val="single" w:space="0" w:color="D3D3D3"/>
+              <w:end w:val="single" w:space="0" w:color="D3D3D3"/>
+            </w:tcBorders>
+          </w:tcPr>
+          <w:p>
+            <w:pPr>
+              <w:spacing w:before="0" w:after="60"/>
+              <w:keepNext/>
+              <w:jc w:val="center"/>
+            </w:pPr>
+            <w:r>
+              <w:rPr>
+                <w:rFonts w:ascii="Calibri" w:hAnsi="Calibri"/>
+                <w:sz w:val="20"/>
+              </w:rPr>
+              <w:t xml:space="default">-0.03 (-0.11 to 0.05)</w:t>
+            </w:r>
+          </w:p>
+        </w:tc>
+        <w:tc>
+          <w:tcPr>
+            <w:tcBorders>
+              <w:top w:val="single" w:space="0" w:color="D3D3D3"/>
+              <w:bottom w:val="single" w:space="0" w:color="D3D3D3"/>
+              <w:start w:val="single" w:space="0" w:color="D3D3D3"/>
+              <w:end w:val="single" w:space="0" w:color="D3D3D3"/>
+            </w:tcBorders>
+          </w:tcPr>
+          <w:p>
+            <w:pPr>
+              <w:spacing w:before="0" w:after="60"/>
+              <w:keepNext/>
+              <w:jc w:val="center"/>
+            </w:pPr>
+            <w:r>
+              <w:rPr>
+                <w:rFonts w:ascii="Calibri" w:hAnsi="Calibri"/>
+                <w:sz w:val="20"/>
+              </w:rPr>
+              <w:t xml:space="default">0.43</w:t>
             </w:r>
           </w:p>
         </w:tc>
@@ -11234,79 +11227,79 @@
                 <w:rFonts w:ascii="Calibri" w:hAnsi="Calibri"/>
                 <w:sz w:val="20"/>
               </w:rPr>
-              <w:t xml:space="default">0.05 (-0.17 to 0.26)</w:t>
-            </w:r>
-          </w:p>
-        </w:tc>
-        <w:tc>
-          <w:tcPr>
-            <w:tcBorders>
-              <w:top w:val="single" w:space="0" w:color="D3D3D3"/>
-              <w:bottom w:val="single" w:space="0" w:color="D3D3D3"/>
-              <w:start w:val="single" w:space="0" w:color="D3D3D3"/>
-              <w:end w:val="single" w:space="0" w:color="D3D3D3"/>
-            </w:tcBorders>
-          </w:tcPr>
-          <w:p>
-            <w:pPr>
-              <w:spacing w:before="0" w:after="60"/>
-              <w:keepNext/>
-              <w:jc w:val="center"/>
-            </w:pPr>
-            <w:r>
-              <w:rPr>
-                <w:rFonts w:ascii="Calibri" w:hAnsi="Calibri"/>
-                <w:sz w:val="20"/>
-              </w:rPr>
-              <w:t xml:space="default">0.66</w:t>
-            </w:r>
-          </w:p>
-        </w:tc>
-        <w:tc>
-          <w:tcPr>
-            <w:tcBorders>
-              <w:top w:val="single" w:space="0" w:color="D3D3D3"/>
-              <w:bottom w:val="single" w:space="0" w:color="D3D3D3"/>
-              <w:start w:val="single" w:space="0" w:color="D3D3D3"/>
-              <w:end w:val="single" w:space="0" w:color="D3D3D3"/>
-            </w:tcBorders>
-          </w:tcPr>
-          <w:p>
-            <w:pPr>
-              <w:spacing w:before="0" w:after="60"/>
-              <w:keepNext/>
-              <w:jc w:val="center"/>
-            </w:pPr>
-            <w:r>
-              <w:rPr>
-                <w:rFonts w:ascii="Calibri" w:hAnsi="Calibri"/>
-                <w:sz w:val="20"/>
-              </w:rPr>
-              <w:t xml:space="default">0.05 (-0.16 to 0.27)</w:t>
-            </w:r>
-          </w:p>
-        </w:tc>
-        <w:tc>
-          <w:tcPr>
-            <w:tcBorders>
-              <w:top w:val="single" w:space="0" w:color="D3D3D3"/>
-              <w:bottom w:val="single" w:space="0" w:color="D3D3D3"/>
-              <w:start w:val="single" w:space="0" w:color="D3D3D3"/>
-              <w:end w:val="single" w:space="0" w:color="D3D3D3"/>
-            </w:tcBorders>
-          </w:tcPr>
-          <w:p>
-            <w:pPr>
-              <w:spacing w:before="0" w:after="60"/>
-              <w:keepNext/>
-              <w:jc w:val="center"/>
-            </w:pPr>
-            <w:r>
-              <w:rPr>
-                <w:rFonts w:ascii="Calibri" w:hAnsi="Calibri"/>
-                <w:sz w:val="20"/>
-              </w:rPr>
-              <w:t xml:space="default">0.64</w:t>
+              <w:t xml:space="default">-0.01 (-0.21 to 0.19)</w:t>
+            </w:r>
+          </w:p>
+        </w:tc>
+        <w:tc>
+          <w:tcPr>
+            <w:tcBorders>
+              <w:top w:val="single" w:space="0" w:color="D3D3D3"/>
+              <w:bottom w:val="single" w:space="0" w:color="D3D3D3"/>
+              <w:start w:val="single" w:space="0" w:color="D3D3D3"/>
+              <w:end w:val="single" w:space="0" w:color="D3D3D3"/>
+            </w:tcBorders>
+          </w:tcPr>
+          <w:p>
+            <w:pPr>
+              <w:spacing w:before="0" w:after="60"/>
+              <w:keepNext/>
+              <w:jc w:val="center"/>
+            </w:pPr>
+            <w:r>
+              <w:rPr>
+                <w:rFonts w:ascii="Calibri" w:hAnsi="Calibri"/>
+                <w:sz w:val="20"/>
+              </w:rPr>
+              <w:t xml:space="default">0.92</w:t>
+            </w:r>
+          </w:p>
+        </w:tc>
+        <w:tc>
+          <w:tcPr>
+            <w:tcBorders>
+              <w:top w:val="single" w:space="0" w:color="D3D3D3"/>
+              <w:bottom w:val="single" w:space="0" w:color="D3D3D3"/>
+              <w:start w:val="single" w:space="0" w:color="D3D3D3"/>
+              <w:end w:val="single" w:space="0" w:color="D3D3D3"/>
+            </w:tcBorders>
+          </w:tcPr>
+          <w:p>
+            <w:pPr>
+              <w:spacing w:before="0" w:after="60"/>
+              <w:keepNext/>
+              <w:jc w:val="center"/>
+            </w:pPr>
+            <w:r>
+              <w:rPr>
+                <w:rFonts w:ascii="Calibri" w:hAnsi="Calibri"/>
+                <w:sz w:val="20"/>
+              </w:rPr>
+              <w:t xml:space="default">0.11 (-0.21 to 0.43)</w:t>
+            </w:r>
+          </w:p>
+        </w:tc>
+        <w:tc>
+          <w:tcPr>
+            <w:tcBorders>
+              <w:top w:val="single" w:space="0" w:color="D3D3D3"/>
+              <w:bottom w:val="single" w:space="0" w:color="D3D3D3"/>
+              <w:start w:val="single" w:space="0" w:color="D3D3D3"/>
+              <w:end w:val="single" w:space="0" w:color="D3D3D3"/>
+            </w:tcBorders>
+          </w:tcPr>
+          <w:p>
+            <w:pPr>
+              <w:spacing w:before="0" w:after="60"/>
+              <w:keepNext/>
+              <w:jc w:val="center"/>
+            </w:pPr>
+            <w:r>
+              <w:rPr>
+                <w:rFonts w:ascii="Calibri" w:hAnsi="Calibri"/>
+                <w:sz w:val="20"/>
+              </w:rPr>
+              <w:t xml:space="default">0.50</w:t>
             </w:r>
           </w:p>
         </w:tc>
@@ -11407,31 +11400,31 @@
                 <w:rFonts w:ascii="Calibri" w:hAnsi="Calibri"/>
                 <w:sz w:val="20"/>
               </w:rPr>
-              <w:t xml:space="default">0.02 (-0.02 to 0.07)</w:t>
-            </w:r>
-          </w:p>
-        </w:tc>
-        <w:tc>
-          <w:tcPr>
-            <w:tcBorders>
-              <w:top w:val="single" w:space="0" w:color="D3D3D3"/>
-              <w:bottom w:val="single" w:space="0" w:color="D3D3D3"/>
-              <w:start w:val="single" w:space="0" w:color="D3D3D3"/>
-              <w:end w:val="single" w:space="0" w:color="D3D3D3"/>
-            </w:tcBorders>
-          </w:tcPr>
-          <w:p>
-            <w:pPr>
-              <w:spacing w:before="0" w:after="60"/>
-              <w:keepNext/>
-              <w:jc w:val="center"/>
-            </w:pPr>
-            <w:r>
-              <w:rPr>
-                <w:rFonts w:ascii="Calibri" w:hAnsi="Calibri"/>
-                <w:sz w:val="20"/>
-              </w:rPr>
-              <w:t xml:space="default">0.29</w:t>
+              <w:t xml:space="default">0.03 (-0.02 to 0.07)</w:t>
+            </w:r>
+          </w:p>
+        </w:tc>
+        <w:tc>
+          <w:tcPr>
+            <w:tcBorders>
+              <w:top w:val="single" w:space="0" w:color="D3D3D3"/>
+              <w:bottom w:val="single" w:space="0" w:color="D3D3D3"/>
+              <w:start w:val="single" w:space="0" w:color="D3D3D3"/>
+              <w:end w:val="single" w:space="0" w:color="D3D3D3"/>
+            </w:tcBorders>
+          </w:tcPr>
+          <w:p>
+            <w:pPr>
+              <w:spacing w:before="0" w:after="60"/>
+              <w:keepNext/>
+              <w:jc w:val="center"/>
+            </w:pPr>
+            <w:r>
+              <w:rPr>
+                <w:rFonts w:ascii="Calibri" w:hAnsi="Calibri"/>
+                <w:sz w:val="20"/>
+              </w:rPr>
+              <w:t xml:space="default">0.25</w:t>
             </w:r>
           </w:p>
         </w:tc>
@@ -11532,31 +11525,31 @@
                 <w:rFonts w:ascii="Calibri" w:hAnsi="Calibri"/>
                 <w:sz w:val="20"/>
               </w:rPr>
-              <w:t xml:space="default">0.01 (-0.03 to 0.05)</w:t>
-            </w:r>
-          </w:p>
-        </w:tc>
-        <w:tc>
-          <w:tcPr>
-            <w:tcBorders>
-              <w:top w:val="single" w:space="0" w:color="D3D3D3"/>
-              <w:bottom w:val="single" w:space="0" w:color="D3D3D3"/>
-              <w:start w:val="single" w:space="0" w:color="D3D3D3"/>
-              <w:end w:val="single" w:space="0" w:color="D3D3D3"/>
-            </w:tcBorders>
-          </w:tcPr>
-          <w:p>
-            <w:pPr>
-              <w:spacing w:before="0" w:after="60"/>
-              <w:keepNext/>
-              <w:jc w:val="center"/>
-            </w:pPr>
-            <w:r>
-              <w:rPr>
-                <w:rFonts w:ascii="Calibri" w:hAnsi="Calibri"/>
-                <w:sz w:val="20"/>
-              </w:rPr>
-              <w:t xml:space="default">0.56</w:t>
+              <w:t xml:space="default">0.01 (-0.04 to 0.05)</w:t>
+            </w:r>
+          </w:p>
+        </w:tc>
+        <w:tc>
+          <w:tcPr>
+            <w:tcBorders>
+              <w:top w:val="single" w:space="0" w:color="D3D3D3"/>
+              <w:bottom w:val="single" w:space="0" w:color="D3D3D3"/>
+              <w:start w:val="single" w:space="0" w:color="D3D3D3"/>
+              <w:end w:val="single" w:space="0" w:color="D3D3D3"/>
+            </w:tcBorders>
+          </w:tcPr>
+          <w:p>
+            <w:pPr>
+              <w:spacing w:before="0" w:after="60"/>
+              <w:keepNext/>
+              <w:jc w:val="center"/>
+            </w:pPr>
+            <w:r>
+              <w:rPr>
+                <w:rFonts w:ascii="Calibri" w:hAnsi="Calibri"/>
+                <w:sz w:val="20"/>
+              </w:rPr>
+              <w:t xml:space="default">0.75</w:t>
             </w:r>
           </w:p>
         </w:tc>

--- a/doc/outcomes_table.docx
+++ b/doc/outcomes_table.docx
@@ -153,15 +153,6 @@
               </w:rPr>
               <w:t xml:space="preserve">(95% CI)</w:t>
             </w:r>
-            <w:r>
-              <w:rPr>
-                <w:vertAlign w:val="superscript"/>
-                <w:i/>
-                <w:rFonts w:ascii="Calibri" w:hAnsi="Calibri"/>
-                <w:sz w:val="20"/>
-              </w:rPr>
-              <w:t xml:space="default">1</w:t>
-            </w:r>
           </w:p>
         </w:tc>
         <w:tc>
@@ -220,15 +211,6 @@
                 <w:sz w:val="20"/>
               </w:rPr>
               <w:t xml:space="preserve">(95% CI)</w:t>
-            </w:r>
-            <w:r>
-              <w:rPr>
-                <w:vertAlign w:val="superscript"/>
-                <w:i/>
-                <w:rFonts w:ascii="Calibri" w:hAnsi="Calibri"/>
-                <w:sz w:val="20"/>
-              </w:rPr>
-              <w:t xml:space="default">1</w:t>
             </w:r>
           </w:p>
         </w:tc>
@@ -11569,19 +11551,10 @@
             </w:pPr>
             <w:r>
               <w:rPr>
-                <w:vertAlign w:val="superscript"/>
-                <w:i/>
-                <w:rFonts w:ascii="Calibri" w:hAnsi="Calibri"/>
-                <w:sz w:val="20"/>
-              </w:rPr>
-              <w:t xml:space="default">1</w:t>
-            </w:r>
-            <w:r>
-              <w:rPr>
-                <w:rFonts w:ascii="Calibri" w:hAnsi="Calibri"/>
-                <w:sz w:val="20"/>
-              </w:rPr>
-              <w:t xml:space="default">CI = Confidence Interval</w:t>
+                <w:rFonts w:ascii="Calibri" w:hAnsi="Calibri"/>
+                <w:sz w:val="20"/>
+              </w:rPr>
+              <w:t xml:space="preserve">Abbreviation: CI = Confidence Interval</w:t>
             </w:r>
           </w:p>
         </w:tc>
@@ -11592,7 +11565,11 @@
         <w:pStyle w:val="FirstParagraph"/>
       </w:pPr>
     </w:p>
-    <w:sectPr/>
+    <w:sectPr>
+      <w:footnotePr>
+        <w:numRestart w:val="eachSect"/>
+      </w:footnotePr>
+    </w:sectPr>
   </w:body>
 </w:document>
 </file>
@@ -11709,10 +11686,10 @@
   <w:docDefaults>
     <w:rPrDefault>
       <w:rPr>
-        <w:rFonts w:asciiTheme="minorHAnsi" w:cstheme="minorBidi" w:eastAsiaTheme="minorHAnsi" w:hAnsiTheme="minorHAnsi"/>
+        <w:rFonts w:asciiTheme="minorHAnsi" w:cstheme="minorBidi" w:eastAsiaTheme="minorEastAsia" w:hAnsiTheme="minorHAnsi"/>
         <w:sz w:val="24"/>
         <w:szCs w:val="24"/>
-        <w:lang w:bidi="ar-SA" w:eastAsia="en-US" w:val="en-US"/>
+        <w:lang w:bidi="ar-SA" w:eastAsia="zh-CN" w:val="en-US"/>
       </w:rPr>
     </w:rPrDefault>
     <w:pPrDefault>
@@ -11764,8 +11741,6 @@
     </w:pPr>
     <w:rPr>
       <w:rFonts w:asciiTheme="majorHAnsi" w:cstheme="majorBidi" w:eastAsiaTheme="majorEastAsia" w:hAnsiTheme="majorHAnsi"/>
-      <w:spacing w:val="-10"/>
-      <w:kern w:val="28"/>
       <w:sz w:val="56"/>
       <w:szCs w:val="56"/>
     </w:rPr>
@@ -11778,8 +11753,6 @@
     <w:rsid w:val="00A10FD9"/>
     <w:rPr>
       <w:rFonts w:asciiTheme="majorHAnsi" w:cstheme="majorBidi" w:eastAsiaTheme="majorEastAsia" w:hAnsiTheme="majorHAnsi"/>
-      <w:spacing w:val="-10"/>
-      <w:kern w:val="28"/>
       <w:sz w:val="56"/>
       <w:szCs w:val="56"/>
     </w:rPr>
@@ -11820,23 +11793,31 @@
   </w:style>
   <w:style w:customStyle="1" w:styleId="Author" w:type="paragraph">
     <w:name w:val="Author"/>
+    <w:basedOn w:val="Title"/>
     <w:next w:val="BodyText"/>
     <w:qFormat/>
     <w:pPr>
       <w:keepNext/>
       <w:keepLines/>
-      <w:jc w:val="center"/>
     </w:pPr>
+    <w:rPr>
+      <w:sz w:val="24"/>
+      <w:szCs w:val="24"/>
+    </w:rPr>
   </w:style>
   <w:style w:styleId="Date" w:type="paragraph">
     <w:name w:val="Date"/>
+    <w:basedOn w:val="Title"/>
     <w:next w:val="BodyText"/>
     <w:qFormat/>
     <w:pPr>
       <w:keepNext/>
       <w:keepLines/>
-      <w:jc w:val="center"/>
     </w:pPr>
+    <w:rPr>
+      <w:sz w:val="24"/>
+      <w:szCs w:val="24"/>
+    </w:rPr>
   </w:style>
   <w:style w:customStyle="1" w:styleId="AbstractTitle" w:type="paragraph">
     <w:name w:val="Abstract Title"/>
@@ -12249,13 +12230,6 @@
       </w:tblCellMar>
     </w:tblPr>
     <w:tblStylePr w:type="firstRow">
-      <w:tblPr>
-        <w:jc w:val="left"/>
-        <w:tblInd w:type="dxa" w:w="0"/>
-      </w:tblPr>
-      <w:trPr>
-        <w:jc w:val="left"/>
-      </w:trPr>
       <w:tcPr>
         <w:tcBorders>
           <w:bottom w:val="single"/>

--- a/doc/outcomes_table.docx
+++ b/doc/outcomes_table.docx
@@ -412,79 +412,79 @@
                 <w:rFonts w:ascii="Calibri" w:hAnsi="Calibri"/>
                 <w:sz w:val="20"/>
               </w:rPr>
-              <w:t xml:space="default">0.01 (-0.07 to 0.10)</w:t>
-            </w:r>
-          </w:p>
-        </w:tc>
-        <w:tc>
-          <w:tcPr>
-            <w:tcBorders>
-              <w:top w:val="single" w:space="0" w:color="D3D3D3"/>
-              <w:bottom w:val="single" w:space="0" w:color="D3D3D3"/>
-              <w:start w:val="single" w:space="0" w:color="D3D3D3"/>
-              <w:end w:val="single" w:space="0" w:color="D3D3D3"/>
-            </w:tcBorders>
-          </w:tcPr>
-          <w:p>
-            <w:pPr>
-              <w:spacing w:before="0" w:after="60"/>
-              <w:keepNext/>
-              <w:jc w:val="center"/>
-            </w:pPr>
-            <w:r>
-              <w:rPr>
-                <w:rFonts w:ascii="Calibri" w:hAnsi="Calibri"/>
-                <w:sz w:val="20"/>
-              </w:rPr>
-              <w:t xml:space="default">0.80</w:t>
-            </w:r>
-          </w:p>
-        </w:tc>
-        <w:tc>
-          <w:tcPr>
-            <w:tcBorders>
-              <w:top w:val="single" w:space="0" w:color="D3D3D3"/>
-              <w:bottom w:val="single" w:space="0" w:color="D3D3D3"/>
-              <w:start w:val="single" w:space="0" w:color="D3D3D3"/>
-              <w:end w:val="single" w:space="0" w:color="D3D3D3"/>
-            </w:tcBorders>
-          </w:tcPr>
-          <w:p>
-            <w:pPr>
-              <w:spacing w:before="0" w:after="60"/>
-              <w:keepNext/>
-              <w:jc w:val="center"/>
-            </w:pPr>
-            <w:r>
-              <w:rPr>
-                <w:rFonts w:ascii="Calibri" w:hAnsi="Calibri"/>
-                <w:sz w:val="20"/>
-              </w:rPr>
-              <w:t xml:space="default">0.01 (-0.09 to 0.11)</w:t>
-            </w:r>
-          </w:p>
-        </w:tc>
-        <w:tc>
-          <w:tcPr>
-            <w:tcBorders>
-              <w:top w:val="single" w:space="0" w:color="D3D3D3"/>
-              <w:bottom w:val="single" w:space="0" w:color="D3D3D3"/>
-              <w:start w:val="single" w:space="0" w:color="D3D3D3"/>
-              <w:end w:val="single" w:space="0" w:color="D3D3D3"/>
-            </w:tcBorders>
-          </w:tcPr>
-          <w:p>
-            <w:pPr>
-              <w:spacing w:before="0" w:after="60"/>
-              <w:keepNext/>
-              <w:jc w:val="center"/>
-            </w:pPr>
-            <w:r>
-              <w:rPr>
-                <w:rFonts w:ascii="Calibri" w:hAnsi="Calibri"/>
-                <w:sz w:val="20"/>
-              </w:rPr>
-              <w:t xml:space="default">0.88</w:t>
+              <w:t xml:space="default">0.03 (-0.04 to 0.09)</w:t>
+            </w:r>
+          </w:p>
+        </w:tc>
+        <w:tc>
+          <w:tcPr>
+            <w:tcBorders>
+              <w:top w:val="single" w:space="0" w:color="D3D3D3"/>
+              <w:bottom w:val="single" w:space="0" w:color="D3D3D3"/>
+              <w:start w:val="single" w:space="0" w:color="D3D3D3"/>
+              <w:end w:val="single" w:space="0" w:color="D3D3D3"/>
+            </w:tcBorders>
+          </w:tcPr>
+          <w:p>
+            <w:pPr>
+              <w:spacing w:before="0" w:after="60"/>
+              <w:keepNext/>
+              <w:jc w:val="center"/>
+            </w:pPr>
+            <w:r>
+              <w:rPr>
+                <w:rFonts w:ascii="Calibri" w:hAnsi="Calibri"/>
+                <w:sz w:val="20"/>
+              </w:rPr>
+              <w:t xml:space="default">0.41</w:t>
+            </w:r>
+          </w:p>
+        </w:tc>
+        <w:tc>
+          <w:tcPr>
+            <w:tcBorders>
+              <w:top w:val="single" w:space="0" w:color="D3D3D3"/>
+              <w:bottom w:val="single" w:space="0" w:color="D3D3D3"/>
+              <w:start w:val="single" w:space="0" w:color="D3D3D3"/>
+              <w:end w:val="single" w:space="0" w:color="D3D3D3"/>
+            </w:tcBorders>
+          </w:tcPr>
+          <w:p>
+            <w:pPr>
+              <w:spacing w:before="0" w:after="60"/>
+              <w:keepNext/>
+              <w:jc w:val="center"/>
+            </w:pPr>
+            <w:r>
+              <w:rPr>
+                <w:rFonts w:ascii="Calibri" w:hAnsi="Calibri"/>
+                <w:sz w:val="20"/>
+              </w:rPr>
+              <w:t xml:space="default">0.02 (-0.06 to 0.10)</w:t>
+            </w:r>
+          </w:p>
+        </w:tc>
+        <w:tc>
+          <w:tcPr>
+            <w:tcBorders>
+              <w:top w:val="single" w:space="0" w:color="D3D3D3"/>
+              <w:bottom w:val="single" w:space="0" w:color="D3D3D3"/>
+              <w:start w:val="single" w:space="0" w:color="D3D3D3"/>
+              <w:end w:val="single" w:space="0" w:color="D3D3D3"/>
+            </w:tcBorders>
+          </w:tcPr>
+          <w:p>
+            <w:pPr>
+              <w:spacing w:before="0" w:after="60"/>
+              <w:keepNext/>
+              <w:jc w:val="center"/>
+            </w:pPr>
+            <w:r>
+              <w:rPr>
+                <w:rFonts w:ascii="Calibri" w:hAnsi="Calibri"/>
+                <w:sz w:val="20"/>
+              </w:rPr>
+              <w:t xml:space="default">0.60</w:t>
             </w:r>
           </w:p>
         </w:tc>
@@ -537,79 +537,80 @@
                 <w:rFonts w:ascii="Calibri" w:hAnsi="Calibri"/>
                 <w:sz w:val="20"/>
               </w:rPr>
-              <w:t xml:space="default">0.11 (-0.17 to 0.40)</w:t>
-            </w:r>
-          </w:p>
-        </w:tc>
-        <w:tc>
-          <w:tcPr>
-            <w:tcBorders>
-              <w:top w:val="single" w:space="0" w:color="D3D3D3"/>
-              <w:bottom w:val="single" w:space="0" w:color="D3D3D3"/>
-              <w:start w:val="single" w:space="0" w:color="D3D3D3"/>
-              <w:end w:val="single" w:space="0" w:color="D3D3D3"/>
-            </w:tcBorders>
-          </w:tcPr>
-          <w:p>
-            <w:pPr>
-              <w:spacing w:before="0" w:after="60"/>
-              <w:keepNext/>
-              <w:jc w:val="center"/>
-            </w:pPr>
-            <w:r>
-              <w:rPr>
-                <w:rFonts w:ascii="Calibri" w:hAnsi="Calibri"/>
-                <w:sz w:val="20"/>
-              </w:rPr>
-              <w:t xml:space="default">0.44</w:t>
-            </w:r>
-          </w:p>
-        </w:tc>
-        <w:tc>
-          <w:tcPr>
-            <w:tcBorders>
-              <w:top w:val="single" w:space="0" w:color="D3D3D3"/>
-              <w:bottom w:val="single" w:space="0" w:color="D3D3D3"/>
-              <w:start w:val="single" w:space="0" w:color="D3D3D3"/>
-              <w:end w:val="single" w:space="0" w:color="D3D3D3"/>
-            </w:tcBorders>
-          </w:tcPr>
-          <w:p>
-            <w:pPr>
-              <w:spacing w:before="0" w:after="60"/>
-              <w:keepNext/>
-              <w:jc w:val="center"/>
-            </w:pPr>
-            <w:r>
-              <w:rPr>
-                <w:rFonts w:ascii="Calibri" w:hAnsi="Calibri"/>
-                <w:sz w:val="20"/>
-              </w:rPr>
-              <w:t xml:space="default">0.19 (-0.23 to 0.61)</w:t>
-            </w:r>
-          </w:p>
-        </w:tc>
-        <w:tc>
-          <w:tcPr>
-            <w:tcBorders>
-              <w:top w:val="single" w:space="0" w:color="D3D3D3"/>
-              <w:bottom w:val="single" w:space="0" w:color="D3D3D3"/>
-              <w:start w:val="single" w:space="0" w:color="D3D3D3"/>
-              <w:end w:val="single" w:space="0" w:color="D3D3D3"/>
-            </w:tcBorders>
-          </w:tcPr>
-          <w:p>
-            <w:pPr>
-              <w:spacing w:before="0" w:after="60"/>
-              <w:keepNext/>
-              <w:jc w:val="center"/>
-            </w:pPr>
-            <w:r>
-              <w:rPr>
-                <w:rFonts w:ascii="Calibri" w:hAnsi="Calibri"/>
-                <w:sz w:val="20"/>
-              </w:rPr>
-              <w:t xml:space="default">0.37</w:t>
+              <w:t xml:space="default">0.25 (0.03 to 0.47)</w:t>
+            </w:r>
+          </w:p>
+        </w:tc>
+        <w:tc>
+          <w:tcPr>
+            <w:tcBorders>
+              <w:top w:val="single" w:space="0" w:color="D3D3D3"/>
+              <w:bottom w:val="single" w:space="0" w:color="D3D3D3"/>
+              <w:start w:val="single" w:space="0" w:color="D3D3D3"/>
+              <w:end w:val="single" w:space="0" w:color="D3D3D3"/>
+            </w:tcBorders>
+          </w:tcPr>
+          <w:p>
+            <w:pPr>
+              <w:spacing w:before="0" w:after="60"/>
+              <w:keepNext/>
+              <w:jc w:val="center"/>
+            </w:pPr>
+            <w:r>
+              <w:rPr>
+                <w:rFonts w:ascii="Calibri" w:hAnsi="Calibri"/>
+                <w:sz w:val="20"/>
+                <w:b w:val="true"/>
+              </w:rPr>
+              <w:t xml:space="default">0.027</w:t>
+            </w:r>
+          </w:p>
+        </w:tc>
+        <w:tc>
+          <w:tcPr>
+            <w:tcBorders>
+              <w:top w:val="single" w:space="0" w:color="D3D3D3"/>
+              <w:bottom w:val="single" w:space="0" w:color="D3D3D3"/>
+              <w:start w:val="single" w:space="0" w:color="D3D3D3"/>
+              <w:end w:val="single" w:space="0" w:color="D3D3D3"/>
+            </w:tcBorders>
+          </w:tcPr>
+          <w:p>
+            <w:pPr>
+              <w:spacing w:before="0" w:after="60"/>
+              <w:keepNext/>
+              <w:jc w:val="center"/>
+            </w:pPr>
+            <w:r>
+              <w:rPr>
+                <w:rFonts w:ascii="Calibri" w:hAnsi="Calibri"/>
+                <w:sz w:val="20"/>
+              </w:rPr>
+              <w:t xml:space="default">0.28 (-0.06 to 0.63)</w:t>
+            </w:r>
+          </w:p>
+        </w:tc>
+        <w:tc>
+          <w:tcPr>
+            <w:tcBorders>
+              <w:top w:val="single" w:space="0" w:color="D3D3D3"/>
+              <w:bottom w:val="single" w:space="0" w:color="D3D3D3"/>
+              <w:start w:val="single" w:space="0" w:color="D3D3D3"/>
+              <w:end w:val="single" w:space="0" w:color="D3D3D3"/>
+            </w:tcBorders>
+          </w:tcPr>
+          <w:p>
+            <w:pPr>
+              <w:spacing w:before="0" w:after="60"/>
+              <w:keepNext/>
+              <w:jc w:val="center"/>
+            </w:pPr>
+            <w:r>
+              <w:rPr>
+                <w:rFonts w:ascii="Calibri" w:hAnsi="Calibri"/>
+                <w:sz w:val="20"/>
+              </w:rPr>
+              <w:t xml:space="default">0.11</w:t>
             </w:r>
           </w:p>
         </w:tc>
@@ -710,7 +711,7 @@
                 <w:rFonts w:ascii="Calibri" w:hAnsi="Calibri"/>
                 <w:sz w:val="20"/>
               </w:rPr>
-              <w:t xml:space="default">-0.09 (-0.15 to -0.03)</w:t>
+              <w:t xml:space="default">-0.10 (-0.15 to -0.05)</w:t>
             </w:r>
           </w:p>
         </w:tc>
@@ -735,7 +736,7 @@
                 <w:sz w:val="20"/>
                 <w:b w:val="true"/>
               </w:rPr>
-              <w:t xml:space="default">0.003</w:t>
+              <w:t xml:space="default">&lt;0.001</w:t>
             </w:r>
           </w:p>
         </w:tc>
@@ -836,31 +837,31 @@
                 <w:rFonts w:ascii="Calibri" w:hAnsi="Calibri"/>
                 <w:sz w:val="20"/>
               </w:rPr>
-              <w:t xml:space="default">-0.01 (-0.07 to 0.05)</w:t>
-            </w:r>
-          </w:p>
-        </w:tc>
-        <w:tc>
-          <w:tcPr>
-            <w:tcBorders>
-              <w:top w:val="single" w:space="0" w:color="D3D3D3"/>
-              <w:bottom w:val="single" w:space="0" w:color="D3D3D3"/>
-              <w:start w:val="single" w:space="0" w:color="D3D3D3"/>
-              <w:end w:val="single" w:space="0" w:color="D3D3D3"/>
-            </w:tcBorders>
-          </w:tcPr>
-          <w:p>
-            <w:pPr>
-              <w:spacing w:before="0" w:after="60"/>
-              <w:keepNext/>
-              <w:jc w:val="center"/>
-            </w:pPr>
-            <w:r>
-              <w:rPr>
-                <w:rFonts w:ascii="Calibri" w:hAnsi="Calibri"/>
-                <w:sz w:val="20"/>
-              </w:rPr>
-              <w:t xml:space="default">0.81</w:t>
+              <w:t xml:space="default">-0.01 (-0.06 to 0.04)</w:t>
+            </w:r>
+          </w:p>
+        </w:tc>
+        <w:tc>
+          <w:tcPr>
+            <w:tcBorders>
+              <w:top w:val="single" w:space="0" w:color="D3D3D3"/>
+              <w:bottom w:val="single" w:space="0" w:color="D3D3D3"/>
+              <w:start w:val="single" w:space="0" w:color="D3D3D3"/>
+              <w:end w:val="single" w:space="0" w:color="D3D3D3"/>
+            </w:tcBorders>
+          </w:tcPr>
+          <w:p>
+            <w:pPr>
+              <w:spacing w:before="0" w:after="60"/>
+              <w:keepNext/>
+              <w:jc w:val="center"/>
+            </w:pPr>
+            <w:r>
+              <w:rPr>
+                <w:rFonts w:ascii="Calibri" w:hAnsi="Calibri"/>
+                <w:sz w:val="20"/>
+              </w:rPr>
+              <w:t xml:space="default">0.60</w:t>
             </w:r>
           </w:p>
         </w:tc>

--- a/doc/outcomes_table.docx
+++ b/doc/outcomes_table.docx
@@ -412,31 +412,31 @@
                 <w:rFonts w:ascii="Calibri" w:hAnsi="Calibri"/>
                 <w:sz w:val="20"/>
               </w:rPr>
-              <w:t xml:space="default">0.03 (-0.04 to 0.09)</w:t>
-            </w:r>
-          </w:p>
-        </w:tc>
-        <w:tc>
-          <w:tcPr>
-            <w:tcBorders>
-              <w:top w:val="single" w:space="0" w:color="D3D3D3"/>
-              <w:bottom w:val="single" w:space="0" w:color="D3D3D3"/>
-              <w:start w:val="single" w:space="0" w:color="D3D3D3"/>
-              <w:end w:val="single" w:space="0" w:color="D3D3D3"/>
-            </w:tcBorders>
-          </w:tcPr>
-          <w:p>
-            <w:pPr>
-              <w:spacing w:before="0" w:after="60"/>
-              <w:keepNext/>
-              <w:jc w:val="center"/>
-            </w:pPr>
-            <w:r>
-              <w:rPr>
-                <w:rFonts w:ascii="Calibri" w:hAnsi="Calibri"/>
-                <w:sz w:val="20"/>
-              </w:rPr>
-              <w:t xml:space="default">0.41</w:t>
+              <w:t xml:space="default">0.02 (-0.04 to 0.09)</w:t>
+            </w:r>
+          </w:p>
+        </w:tc>
+        <w:tc>
+          <w:tcPr>
+            <w:tcBorders>
+              <w:top w:val="single" w:space="0" w:color="D3D3D3"/>
+              <w:bottom w:val="single" w:space="0" w:color="D3D3D3"/>
+              <w:start w:val="single" w:space="0" w:color="D3D3D3"/>
+              <w:end w:val="single" w:space="0" w:color="D3D3D3"/>
+            </w:tcBorders>
+          </w:tcPr>
+          <w:p>
+            <w:pPr>
+              <w:spacing w:before="0" w:after="60"/>
+              <w:keepNext/>
+              <w:jc w:val="center"/>
+            </w:pPr>
+            <w:r>
+              <w:rPr>
+                <w:rFonts w:ascii="Calibri" w:hAnsi="Calibri"/>
+                <w:sz w:val="20"/>
+              </w:rPr>
+              <w:t xml:space="default">0.46</w:t>
             </w:r>
           </w:p>
         </w:tc>
@@ -484,7 +484,7 @@
                 <w:rFonts w:ascii="Calibri" w:hAnsi="Calibri"/>
                 <w:sz w:val="20"/>
               </w:rPr>
-              <w:t xml:space="default">0.60</w:t>
+              <w:t xml:space="default">0.63</w:t>
             </w:r>
           </w:p>
         </w:tc>
@@ -537,7 +537,7 @@
                 <w:rFonts w:ascii="Calibri" w:hAnsi="Calibri"/>
                 <w:sz w:val="20"/>
               </w:rPr>
-              <w:t xml:space="default">0.25 (0.03 to 0.47)</w:t>
+              <w:t xml:space="default">0.24 (0.02 to 0.46)</w:t>
             </w:r>
           </w:p>
         </w:tc>
@@ -562,31 +562,31 @@
                 <w:sz w:val="20"/>
                 <w:b w:val="true"/>
               </w:rPr>
-              <w:t xml:space="default">0.027</w:t>
-            </w:r>
-          </w:p>
-        </w:tc>
-        <w:tc>
-          <w:tcPr>
-            <w:tcBorders>
-              <w:top w:val="single" w:space="0" w:color="D3D3D3"/>
-              <w:bottom w:val="single" w:space="0" w:color="D3D3D3"/>
-              <w:start w:val="single" w:space="0" w:color="D3D3D3"/>
-              <w:end w:val="single" w:space="0" w:color="D3D3D3"/>
-            </w:tcBorders>
-          </w:tcPr>
-          <w:p>
-            <w:pPr>
-              <w:spacing w:before="0" w:after="60"/>
-              <w:keepNext/>
-              <w:jc w:val="center"/>
-            </w:pPr>
-            <w:r>
-              <w:rPr>
-                <w:rFonts w:ascii="Calibri" w:hAnsi="Calibri"/>
-                <w:sz w:val="20"/>
-              </w:rPr>
-              <w:t xml:space="default">0.28 (-0.06 to 0.63)</w:t>
+              <w:t xml:space="default">0.032</w:t>
+            </w:r>
+          </w:p>
+        </w:tc>
+        <w:tc>
+          <w:tcPr>
+            <w:tcBorders>
+              <w:top w:val="single" w:space="0" w:color="D3D3D3"/>
+              <w:bottom w:val="single" w:space="0" w:color="D3D3D3"/>
+              <w:start w:val="single" w:space="0" w:color="D3D3D3"/>
+              <w:end w:val="single" w:space="0" w:color="D3D3D3"/>
+            </w:tcBorders>
+          </w:tcPr>
+          <w:p>
+            <w:pPr>
+              <w:spacing w:before="0" w:after="60"/>
+              <w:keepNext/>
+              <w:jc w:val="center"/>
+            </w:pPr>
+            <w:r>
+              <w:rPr>
+                <w:rFonts w:ascii="Calibri" w:hAnsi="Calibri"/>
+                <w:sz w:val="20"/>
+              </w:rPr>
+              <w:t xml:space="default">0.28 (-0.07 to 0.63)</w:t>
             </w:r>
           </w:p>
         </w:tc>
@@ -711,7 +711,7 @@
                 <w:rFonts w:ascii="Calibri" w:hAnsi="Calibri"/>
                 <w:sz w:val="20"/>
               </w:rPr>
-              <w:t xml:space="default">-0.10 (-0.15 to -0.05)</w:t>
+              <w:t xml:space="default">-0.10 (-0.15 to -0.06)</w:t>
             </w:r>
           </w:p>
         </w:tc>
@@ -837,31 +837,31 @@
                 <w:rFonts w:ascii="Calibri" w:hAnsi="Calibri"/>
                 <w:sz w:val="20"/>
               </w:rPr>
-              <w:t xml:space="default">-0.01 (-0.06 to 0.04)</w:t>
-            </w:r>
-          </w:p>
-        </w:tc>
-        <w:tc>
-          <w:tcPr>
-            <w:tcBorders>
-              <w:top w:val="single" w:space="0" w:color="D3D3D3"/>
-              <w:bottom w:val="single" w:space="0" w:color="D3D3D3"/>
-              <w:start w:val="single" w:space="0" w:color="D3D3D3"/>
-              <w:end w:val="single" w:space="0" w:color="D3D3D3"/>
-            </w:tcBorders>
-          </w:tcPr>
-          <w:p>
-            <w:pPr>
-              <w:spacing w:before="0" w:after="60"/>
-              <w:keepNext/>
-              <w:jc w:val="center"/>
-            </w:pPr>
-            <w:r>
-              <w:rPr>
-                <w:rFonts w:ascii="Calibri" w:hAnsi="Calibri"/>
-                <w:sz w:val="20"/>
-              </w:rPr>
-              <w:t xml:space="default">0.60</w:t>
+              <w:t xml:space="default">-0.01 (-0.06 to 0.03)</w:t>
+            </w:r>
+          </w:p>
+        </w:tc>
+        <w:tc>
+          <w:tcPr>
+            <w:tcBorders>
+              <w:top w:val="single" w:space="0" w:color="D3D3D3"/>
+              <w:bottom w:val="single" w:space="0" w:color="D3D3D3"/>
+              <w:start w:val="single" w:space="0" w:color="D3D3D3"/>
+              <w:end w:val="single" w:space="0" w:color="D3D3D3"/>
+            </w:tcBorders>
+          </w:tcPr>
+          <w:p>
+            <w:pPr>
+              <w:spacing w:before="0" w:after="60"/>
+              <w:keepNext/>
+              <w:jc w:val="center"/>
+            </w:pPr>
+            <w:r>
+              <w:rPr>
+                <w:rFonts w:ascii="Calibri" w:hAnsi="Calibri"/>
+                <w:sz w:val="20"/>
+              </w:rPr>
+              <w:t xml:space="default">0.55</w:t>
             </w:r>
           </w:p>
         </w:tc>
@@ -1064,7 +1064,7 @@
                 <w:rFonts w:ascii="Calibri" w:hAnsi="Calibri"/>
                 <w:sz w:val="20"/>
               </w:rPr>
-              <w:t xml:space="default">0.97</w:t>
+              <w:t xml:space="default">0.99</w:t>
             </w:r>
           </w:p>
         </w:tc>
@@ -1112,7 +1112,7 @@
                 <w:rFonts w:ascii="Calibri" w:hAnsi="Calibri"/>
                 <w:sz w:val="20"/>
               </w:rPr>
-              <w:t xml:space="default">0.39</w:t>
+              <w:t xml:space="default">0.37</w:t>
             </w:r>
           </w:p>
         </w:tc>
@@ -1189,7 +1189,7 @@
                 <w:rFonts w:ascii="Calibri" w:hAnsi="Calibri"/>
                 <w:sz w:val="20"/>
               </w:rPr>
-              <w:t xml:space="default">0.54</w:t>
+              <w:t xml:space="default">0.55</w:t>
             </w:r>
           </w:p>
         </w:tc>
@@ -1237,7 +1237,7 @@
                 <w:rFonts w:ascii="Calibri" w:hAnsi="Calibri"/>
                 <w:sz w:val="20"/>
               </w:rPr>
-              <w:t xml:space="default">0.85</w:t>
+              <w:t xml:space="default">0.81</w:t>
             </w:r>
           </w:p>
         </w:tc>
@@ -1338,7 +1338,7 @@
                 <w:rFonts w:ascii="Calibri" w:hAnsi="Calibri"/>
                 <w:sz w:val="20"/>
               </w:rPr>
-              <w:t xml:space="default">-0.01 (-0.02 to -0.01)</w:t>
+              <w:t xml:space="default">-0.02 (-0.02 to -0.01)</w:t>
             </w:r>
           </w:p>
         </w:tc>
@@ -1488,7 +1488,7 @@
                 <w:rFonts w:ascii="Calibri" w:hAnsi="Calibri"/>
                 <w:sz w:val="20"/>
               </w:rPr>
-              <w:t xml:space="default">0.23</w:t>
+              <w:t xml:space="default">0.26</w:t>
             </w:r>
           </w:p>
         </w:tc>
@@ -1667,31 +1667,31 @@
                 <w:rFonts w:ascii="Calibri" w:hAnsi="Calibri"/>
                 <w:sz w:val="20"/>
               </w:rPr>
-              <w:t xml:space="default">0.01 (-0.01 to 0.02)</w:t>
-            </w:r>
-          </w:p>
-        </w:tc>
-        <w:tc>
-          <w:tcPr>
-            <w:tcBorders>
-              <w:top w:val="single" w:space="0" w:color="D3D3D3"/>
-              <w:bottom w:val="single" w:space="0" w:color="D3D3D3"/>
-              <w:start w:val="single" w:space="0" w:color="D3D3D3"/>
-              <w:end w:val="single" w:space="0" w:color="D3D3D3"/>
-            </w:tcBorders>
-          </w:tcPr>
-          <w:p>
-            <w:pPr>
-              <w:spacing w:before="0" w:after="60"/>
-              <w:keepNext/>
-              <w:jc w:val="center"/>
-            </w:pPr>
-            <w:r>
-              <w:rPr>
-                <w:rFonts w:ascii="Calibri" w:hAnsi="Calibri"/>
-                <w:sz w:val="20"/>
-              </w:rPr>
-              <w:t xml:space="default">0.47</w:t>
+              <w:t xml:space="default">0.00 (-0.01 to 0.02)</w:t>
+            </w:r>
+          </w:p>
+        </w:tc>
+        <w:tc>
+          <w:tcPr>
+            <w:tcBorders>
+              <w:top w:val="single" w:space="0" w:color="D3D3D3"/>
+              <w:bottom w:val="single" w:space="0" w:color="D3D3D3"/>
+              <w:start w:val="single" w:space="0" w:color="D3D3D3"/>
+              <w:end w:val="single" w:space="0" w:color="D3D3D3"/>
+            </w:tcBorders>
+          </w:tcPr>
+          <w:p>
+            <w:pPr>
+              <w:spacing w:before="0" w:after="60"/>
+              <w:keepNext/>
+              <w:jc w:val="center"/>
+            </w:pPr>
+            <w:r>
+              <w:rPr>
+                <w:rFonts w:ascii="Calibri" w:hAnsi="Calibri"/>
+                <w:sz w:val="20"/>
+              </w:rPr>
+              <w:t xml:space="default">0.52</w:t>
             </w:r>
           </w:p>
         </w:tc>
@@ -1739,7 +1739,7 @@
                 <w:rFonts w:ascii="Calibri" w:hAnsi="Calibri"/>
                 <w:sz w:val="20"/>
               </w:rPr>
-              <w:t xml:space="default">0.82</w:t>
+              <w:t xml:space="default">0.87</w:t>
             </w:r>
           </w:p>
         </w:tc>
@@ -1816,55 +1816,55 @@
                 <w:rFonts w:ascii="Calibri" w:hAnsi="Calibri"/>
                 <w:sz w:val="20"/>
               </w:rPr>
-              <w:t xml:space="default">0.55</w:t>
-            </w:r>
-          </w:p>
-        </w:tc>
-        <w:tc>
-          <w:tcPr>
-            <w:tcBorders>
-              <w:top w:val="single" w:space="0" w:color="D3D3D3"/>
-              <w:bottom w:val="single" w:space="0" w:color="D3D3D3"/>
-              <w:start w:val="single" w:space="0" w:color="D3D3D3"/>
-              <w:end w:val="single" w:space="0" w:color="D3D3D3"/>
-            </w:tcBorders>
-          </w:tcPr>
-          <w:p>
-            <w:pPr>
-              <w:spacing w:before="0" w:after="60"/>
-              <w:keepNext/>
-              <w:jc w:val="center"/>
-            </w:pPr>
-            <w:r>
-              <w:rPr>
-                <w:rFonts w:ascii="Calibri" w:hAnsi="Calibri"/>
-                <w:sz w:val="20"/>
-              </w:rPr>
-              <w:t xml:space="default">0.02 (-0.06 to 0.10)</w:t>
-            </w:r>
-          </w:p>
-        </w:tc>
-        <w:tc>
-          <w:tcPr>
-            <w:tcBorders>
-              <w:top w:val="single" w:space="0" w:color="D3D3D3"/>
-              <w:bottom w:val="single" w:space="0" w:color="D3D3D3"/>
-              <w:start w:val="single" w:space="0" w:color="D3D3D3"/>
-              <w:end w:val="single" w:space="0" w:color="D3D3D3"/>
-            </w:tcBorders>
-          </w:tcPr>
-          <w:p>
-            <w:pPr>
-              <w:spacing w:before="0" w:after="60"/>
-              <w:keepNext/>
-              <w:jc w:val="center"/>
-            </w:pPr>
-            <w:r>
-              <w:rPr>
-                <w:rFonts w:ascii="Calibri" w:hAnsi="Calibri"/>
-                <w:sz w:val="20"/>
-              </w:rPr>
-              <w:t xml:space="default">0.60</w:t>
+              <w:t xml:space="default">0.56</w:t>
+            </w:r>
+          </w:p>
+        </w:tc>
+        <w:tc>
+          <w:tcPr>
+            <w:tcBorders>
+              <w:top w:val="single" w:space="0" w:color="D3D3D3"/>
+              <w:bottom w:val="single" w:space="0" w:color="D3D3D3"/>
+              <w:start w:val="single" w:space="0" w:color="D3D3D3"/>
+              <w:end w:val="single" w:space="0" w:color="D3D3D3"/>
+            </w:tcBorders>
+          </w:tcPr>
+          <w:p>
+            <w:pPr>
+              <w:spacing w:before="0" w:after="60"/>
+              <w:keepNext/>
+              <w:jc w:val="center"/>
+            </w:pPr>
+            <w:r>
+              <w:rPr>
+                <w:rFonts w:ascii="Calibri" w:hAnsi="Calibri"/>
+                <w:sz w:val="20"/>
+              </w:rPr>
+              <w:t xml:space="default">0.03 (-0.05 to 0.11)</w:t>
+            </w:r>
+          </w:p>
+        </w:tc>
+        <w:tc>
+          <w:tcPr>
+            <w:tcBorders>
+              <w:top w:val="single" w:space="0" w:color="D3D3D3"/>
+              <w:bottom w:val="single" w:space="0" w:color="D3D3D3"/>
+              <w:start w:val="single" w:space="0" w:color="D3D3D3"/>
+              <w:end w:val="single" w:space="0" w:color="D3D3D3"/>
+            </w:tcBorders>
+          </w:tcPr>
+          <w:p>
+            <w:pPr>
+              <w:spacing w:before="0" w:after="60"/>
+              <w:keepNext/>
+              <w:jc w:val="center"/>
+            </w:pPr>
+            <w:r>
+              <w:rPr>
+                <w:rFonts w:ascii="Calibri" w:hAnsi="Calibri"/>
+                <w:sz w:val="20"/>
+              </w:rPr>
+              <w:t xml:space="default">0.53</w:t>
             </w:r>
           </w:p>
         </w:tc>
@@ -2115,7 +2115,7 @@
                 <w:rFonts w:ascii="Calibri" w:hAnsi="Calibri"/>
                 <w:sz w:val="20"/>
               </w:rPr>
-              <w:t xml:space="default">0.64</w:t>
+              <w:t xml:space="default">0.70</w:t>
             </w:r>
           </w:p>
         </w:tc>
@@ -2342,7 +2342,7 @@
                 <w:rFonts w:ascii="Calibri" w:hAnsi="Calibri"/>
                 <w:sz w:val="20"/>
               </w:rPr>
-              <w:t xml:space="default">0.00 (-0.02 to 0.01)</w:t>
+              <w:t xml:space="default">0.00 (-0.02 to 0.02)</w:t>
             </w:r>
           </w:p>
         </w:tc>
@@ -2443,55 +2443,55 @@
                 <w:rFonts w:ascii="Calibri" w:hAnsi="Calibri"/>
                 <w:sz w:val="20"/>
               </w:rPr>
-              <w:t xml:space="default">0.058</w:t>
-            </w:r>
-          </w:p>
-        </w:tc>
-        <w:tc>
-          <w:tcPr>
-            <w:tcBorders>
-              <w:top w:val="single" w:space="0" w:color="D3D3D3"/>
-              <w:bottom w:val="single" w:space="0" w:color="D3D3D3"/>
-              <w:start w:val="single" w:space="0" w:color="D3D3D3"/>
-              <w:end w:val="single" w:space="0" w:color="D3D3D3"/>
-            </w:tcBorders>
-          </w:tcPr>
-          <w:p>
-            <w:pPr>
-              <w:spacing w:before="0" w:after="60"/>
-              <w:keepNext/>
-              <w:jc w:val="center"/>
-            </w:pPr>
-            <w:r>
-              <w:rPr>
-                <w:rFonts w:ascii="Calibri" w:hAnsi="Calibri"/>
-                <w:sz w:val="20"/>
-              </w:rPr>
-              <w:t xml:space="default">-0.04 (-0.13 to 0.04)</w:t>
-            </w:r>
-          </w:p>
-        </w:tc>
-        <w:tc>
-          <w:tcPr>
-            <w:tcBorders>
-              <w:top w:val="single" w:space="0" w:color="D3D3D3"/>
-              <w:bottom w:val="single" w:space="0" w:color="D3D3D3"/>
-              <w:start w:val="single" w:space="0" w:color="D3D3D3"/>
-              <w:end w:val="single" w:space="0" w:color="D3D3D3"/>
-            </w:tcBorders>
-          </w:tcPr>
-          <w:p>
-            <w:pPr>
-              <w:spacing w:before="0" w:after="60"/>
-              <w:keepNext/>
-              <w:jc w:val="center"/>
-            </w:pPr>
-            <w:r>
-              <w:rPr>
-                <w:rFonts w:ascii="Calibri" w:hAnsi="Calibri"/>
-                <w:sz w:val="20"/>
-              </w:rPr>
-              <w:t xml:space="default">0.30</w:t>
+              <w:t xml:space="default">0.059</w:t>
+            </w:r>
+          </w:p>
+        </w:tc>
+        <w:tc>
+          <w:tcPr>
+            <w:tcBorders>
+              <w:top w:val="single" w:space="0" w:color="D3D3D3"/>
+              <w:bottom w:val="single" w:space="0" w:color="D3D3D3"/>
+              <w:start w:val="single" w:space="0" w:color="D3D3D3"/>
+              <w:end w:val="single" w:space="0" w:color="D3D3D3"/>
+            </w:tcBorders>
+          </w:tcPr>
+          <w:p>
+            <w:pPr>
+              <w:spacing w:before="0" w:after="60"/>
+              <w:keepNext/>
+              <w:jc w:val="center"/>
+            </w:pPr>
+            <w:r>
+              <w:rPr>
+                <w:rFonts w:ascii="Calibri" w:hAnsi="Calibri"/>
+                <w:sz w:val="20"/>
+              </w:rPr>
+              <w:t xml:space="default">-0.05 (-0.13 to 0.04)</w:t>
+            </w:r>
+          </w:p>
+        </w:tc>
+        <w:tc>
+          <w:tcPr>
+            <w:tcBorders>
+              <w:top w:val="single" w:space="0" w:color="D3D3D3"/>
+              <w:bottom w:val="single" w:space="0" w:color="D3D3D3"/>
+              <w:start w:val="single" w:space="0" w:color="D3D3D3"/>
+              <w:end w:val="single" w:space="0" w:color="D3D3D3"/>
+            </w:tcBorders>
+          </w:tcPr>
+          <w:p>
+            <w:pPr>
+              <w:spacing w:before="0" w:after="60"/>
+              <w:keepNext/>
+              <w:jc w:val="center"/>
+            </w:pPr>
+            <w:r>
+              <w:rPr>
+                <w:rFonts w:ascii="Calibri" w:hAnsi="Calibri"/>
+                <w:sz w:val="20"/>
+              </w:rPr>
+              <w:t xml:space="default">0.29</w:t>
             </w:r>
           </w:p>
         </w:tc>
@@ -2742,7 +2742,7 @@
                 <w:rFonts w:ascii="Calibri" w:hAnsi="Calibri"/>
                 <w:sz w:val="20"/>
               </w:rPr>
-              <w:t xml:space="default">0.37</w:t>
+              <w:t xml:space="default">0.38</w:t>
             </w:r>
           </w:p>
         </w:tc>
@@ -2921,7 +2921,7 @@
                 <w:rFonts w:ascii="Calibri" w:hAnsi="Calibri"/>
                 <w:sz w:val="20"/>
               </w:rPr>
-              <w:t xml:space="default">-3.2 (-4.4 to -2.0)</w:t>
+              <w:t xml:space="default">-3.2 (-4.3 to -2.0)</w:t>
             </w:r>
           </w:p>
         </w:tc>
@@ -2970,7 +2970,7 @@
                 <w:rFonts w:ascii="Calibri" w:hAnsi="Calibri"/>
                 <w:sz w:val="20"/>
               </w:rPr>
-              <w:t xml:space="default">-2.9 (-4.2 to -1.6)</w:t>
+              <w:t xml:space="default">-2.8 (-4.1 to -1.5)</w:t>
             </w:r>
           </w:p>
         </w:tc>
@@ -3048,7 +3048,7 @@
                 <w:rFonts w:ascii="Calibri" w:hAnsi="Calibri"/>
                 <w:sz w:val="20"/>
               </w:rPr>
-              <w:t xml:space="default">-3.3 (-7.3 to 0.71)</w:t>
+              <w:t xml:space="default">-3.2 (-7.2 to 0.75)</w:t>
             </w:r>
           </w:p>
         </w:tc>
@@ -3096,31 +3096,31 @@
                 <w:rFonts w:ascii="Calibri" w:hAnsi="Calibri"/>
                 <w:sz w:val="20"/>
               </w:rPr>
-              <w:t xml:space="default">-3.4 (-8.9 to 2.1)</w:t>
-            </w:r>
-          </w:p>
-        </w:tc>
-        <w:tc>
-          <w:tcPr>
-            <w:tcBorders>
-              <w:top w:val="single" w:space="0" w:color="D3D3D3"/>
-              <w:bottom w:val="single" w:space="0" w:color="D3D3D3"/>
-              <w:start w:val="single" w:space="0" w:color="D3D3D3"/>
-              <w:end w:val="single" w:space="0" w:color="D3D3D3"/>
-            </w:tcBorders>
-          </w:tcPr>
-          <w:p>
-            <w:pPr>
-              <w:spacing w:before="0" w:after="60"/>
-              <w:keepNext/>
-              <w:jc w:val="center"/>
-            </w:pPr>
-            <w:r>
-              <w:rPr>
-                <w:rFonts w:ascii="Calibri" w:hAnsi="Calibri"/>
-                <w:sz w:val="20"/>
-              </w:rPr>
-              <w:t xml:space="default">0.23</w:t>
+              <w:t xml:space="default">-3.0 (-8.5 to 2.5)</w:t>
+            </w:r>
+          </w:p>
+        </w:tc>
+        <w:tc>
+          <w:tcPr>
+            <w:tcBorders>
+              <w:top w:val="single" w:space="0" w:color="D3D3D3"/>
+              <w:bottom w:val="single" w:space="0" w:color="D3D3D3"/>
+              <w:start w:val="single" w:space="0" w:color="D3D3D3"/>
+              <w:end w:val="single" w:space="0" w:color="D3D3D3"/>
+            </w:tcBorders>
+          </w:tcPr>
+          <w:p>
+            <w:pPr>
+              <w:spacing w:before="0" w:after="60"/>
+              <w:keepNext/>
+              <w:jc w:val="center"/>
+            </w:pPr>
+            <w:r>
+              <w:rPr>
+                <w:rFonts w:ascii="Calibri" w:hAnsi="Calibri"/>
+                <w:sz w:val="20"/>
+              </w:rPr>
+              <w:t xml:space="default">0.28</w:t>
             </w:r>
           </w:p>
         </w:tc>
@@ -3347,31 +3347,31 @@
                 <w:rFonts w:ascii="Calibri" w:hAnsi="Calibri"/>
                 <w:sz w:val="20"/>
               </w:rPr>
-              <w:t xml:space="default">0.26 (-0.52 to 1.0)</w:t>
-            </w:r>
-          </w:p>
-        </w:tc>
-        <w:tc>
-          <w:tcPr>
-            <w:tcBorders>
-              <w:top w:val="single" w:space="0" w:color="D3D3D3"/>
-              <w:bottom w:val="single" w:space="0" w:color="D3D3D3"/>
-              <w:start w:val="single" w:space="0" w:color="D3D3D3"/>
-              <w:end w:val="single" w:space="0" w:color="D3D3D3"/>
-            </w:tcBorders>
-          </w:tcPr>
-          <w:p>
-            <w:pPr>
-              <w:spacing w:before="0" w:after="60"/>
-              <w:keepNext/>
-              <w:jc w:val="center"/>
-            </w:pPr>
-            <w:r>
-              <w:rPr>
-                <w:rFonts w:ascii="Calibri" w:hAnsi="Calibri"/>
-                <w:sz w:val="20"/>
-              </w:rPr>
-              <w:t xml:space="default">0.51</w:t>
+              <w:t xml:space="default">0.28 (-0.51 to 1.1)</w:t>
+            </w:r>
+          </w:p>
+        </w:tc>
+        <w:tc>
+          <w:tcPr>
+            <w:tcBorders>
+              <w:top w:val="single" w:space="0" w:color="D3D3D3"/>
+              <w:bottom w:val="single" w:space="0" w:color="D3D3D3"/>
+              <w:start w:val="single" w:space="0" w:color="D3D3D3"/>
+              <w:end w:val="single" w:space="0" w:color="D3D3D3"/>
+            </w:tcBorders>
+          </w:tcPr>
+          <w:p>
+            <w:pPr>
+              <w:spacing w:before="0" w:after="60"/>
+              <w:keepNext/>
+              <w:jc w:val="center"/>
+            </w:pPr>
+            <w:r>
+              <w:rPr>
+                <w:rFonts w:ascii="Calibri" w:hAnsi="Calibri"/>
+                <w:sz w:val="20"/>
+              </w:rPr>
+              <w:t xml:space="default">0.49</w:t>
             </w:r>
           </w:p>
         </w:tc>
@@ -3599,7 +3599,7 @@
                 <w:rFonts w:ascii="Calibri" w:hAnsi="Calibri"/>
                 <w:sz w:val="20"/>
               </w:rPr>
-              <w:t xml:space="default">1.3 (0.36 to 2.2)</w:t>
+              <w:t xml:space="default">1.3 (0.35 to 2.2)</w:t>
             </w:r>
           </w:p>
         </w:tc>
@@ -3677,7 +3677,7 @@
                 <w:rFonts w:ascii="Calibri" w:hAnsi="Calibri"/>
                 <w:sz w:val="20"/>
               </w:rPr>
-              <w:t xml:space="default">3.2 (0.51 to 5.9)</w:t>
+              <w:t xml:space="default">3.2 (0.47 to 5.8)</w:t>
             </w:r>
           </w:p>
         </w:tc>
@@ -3702,55 +3702,55 @@
                 <w:sz w:val="20"/>
                 <w:b w:val="true"/>
               </w:rPr>
-              <w:t xml:space="default">0.020</w:t>
-            </w:r>
-          </w:p>
-        </w:tc>
-        <w:tc>
-          <w:tcPr>
-            <w:tcBorders>
-              <w:top w:val="single" w:space="0" w:color="D3D3D3"/>
-              <w:bottom w:val="single" w:space="0" w:color="D3D3D3"/>
-              <w:start w:val="single" w:space="0" w:color="D3D3D3"/>
-              <w:end w:val="single" w:space="0" w:color="D3D3D3"/>
-            </w:tcBorders>
-          </w:tcPr>
-          <w:p>
-            <w:pPr>
-              <w:spacing w:before="0" w:after="60"/>
-              <w:keepNext/>
-              <w:jc w:val="center"/>
-            </w:pPr>
-            <w:r>
-              <w:rPr>
-                <w:rFonts w:ascii="Calibri" w:hAnsi="Calibri"/>
-                <w:sz w:val="20"/>
-              </w:rPr>
-              <w:t xml:space="default">1.8 (-2.1 to 5.8)</w:t>
-            </w:r>
-          </w:p>
-        </w:tc>
-        <w:tc>
-          <w:tcPr>
-            <w:tcBorders>
-              <w:top w:val="single" w:space="0" w:color="D3D3D3"/>
-              <w:bottom w:val="single" w:space="0" w:color="D3D3D3"/>
-              <w:start w:val="single" w:space="0" w:color="D3D3D3"/>
-              <w:end w:val="single" w:space="0" w:color="D3D3D3"/>
-            </w:tcBorders>
-          </w:tcPr>
-          <w:p>
-            <w:pPr>
-              <w:spacing w:before="0" w:after="60"/>
-              <w:keepNext/>
-              <w:jc w:val="center"/>
-            </w:pPr>
-            <w:r>
-              <w:rPr>
-                <w:rFonts w:ascii="Calibri" w:hAnsi="Calibri"/>
-                <w:sz w:val="20"/>
-              </w:rPr>
-              <w:t xml:space="default">0.36</w:t>
+              <w:t xml:space="default">0.021</w:t>
+            </w:r>
+          </w:p>
+        </w:tc>
+        <w:tc>
+          <w:tcPr>
+            <w:tcBorders>
+              <w:top w:val="single" w:space="0" w:color="D3D3D3"/>
+              <w:bottom w:val="single" w:space="0" w:color="D3D3D3"/>
+              <w:start w:val="single" w:space="0" w:color="D3D3D3"/>
+              <w:end w:val="single" w:space="0" w:color="D3D3D3"/>
+            </w:tcBorders>
+          </w:tcPr>
+          <w:p>
+            <w:pPr>
+              <w:spacing w:before="0" w:after="60"/>
+              <w:keepNext/>
+              <w:jc w:val="center"/>
+            </w:pPr>
+            <w:r>
+              <w:rPr>
+                <w:rFonts w:ascii="Calibri" w:hAnsi="Calibri"/>
+                <w:sz w:val="20"/>
+              </w:rPr>
+              <w:t xml:space="default">1.7 (-2.2 to 5.7)</w:t>
+            </w:r>
+          </w:p>
+        </w:tc>
+        <w:tc>
+          <w:tcPr>
+            <w:tcBorders>
+              <w:top w:val="single" w:space="0" w:color="D3D3D3"/>
+              <w:bottom w:val="single" w:space="0" w:color="D3D3D3"/>
+              <w:start w:val="single" w:space="0" w:color="D3D3D3"/>
+              <w:end w:val="single" w:space="0" w:color="D3D3D3"/>
+            </w:tcBorders>
+          </w:tcPr>
+          <w:p>
+            <w:pPr>
+              <w:spacing w:before="0" w:after="60"/>
+              <w:keepNext/>
+              <w:jc w:val="center"/>
+            </w:pPr>
+            <w:r>
+              <w:rPr>
+                <w:rFonts w:ascii="Calibri" w:hAnsi="Calibri"/>
+                <w:sz w:val="20"/>
+              </w:rPr>
+              <w:t xml:space="default">0.38</w:t>
             </w:r>
           </w:p>
         </w:tc>
@@ -3977,31 +3977,31 @@
                 <w:rFonts w:ascii="Calibri" w:hAnsi="Calibri"/>
                 <w:sz w:val="20"/>
               </w:rPr>
-              <w:t xml:space="default">-0.29 (-0.87 to 0.28)</w:t>
-            </w:r>
-          </w:p>
-        </w:tc>
-        <w:tc>
-          <w:tcPr>
-            <w:tcBorders>
-              <w:top w:val="single" w:space="0" w:color="D3D3D3"/>
-              <w:bottom w:val="single" w:space="0" w:color="D3D3D3"/>
-              <w:start w:val="single" w:space="0" w:color="D3D3D3"/>
-              <w:end w:val="single" w:space="0" w:color="D3D3D3"/>
-            </w:tcBorders>
-          </w:tcPr>
-          <w:p>
-            <w:pPr>
-              <w:spacing w:before="0" w:after="60"/>
-              <w:keepNext/>
-              <w:jc w:val="center"/>
-            </w:pPr>
-            <w:r>
-              <w:rPr>
-                <w:rFonts w:ascii="Calibri" w:hAnsi="Calibri"/>
-                <w:sz w:val="20"/>
-              </w:rPr>
-              <w:t xml:space="default">0.31</w:t>
+              <w:t xml:space="default">-0.30 (-0.87 to 0.27)</w:t>
+            </w:r>
+          </w:p>
+        </w:tc>
+        <w:tc>
+          <w:tcPr>
+            <w:tcBorders>
+              <w:top w:val="single" w:space="0" w:color="D3D3D3"/>
+              <w:bottom w:val="single" w:space="0" w:color="D3D3D3"/>
+              <w:start w:val="single" w:space="0" w:color="D3D3D3"/>
+              <w:end w:val="single" w:space="0" w:color="D3D3D3"/>
+            </w:tcBorders>
+          </w:tcPr>
+          <w:p>
+            <w:pPr>
+              <w:spacing w:before="0" w:after="60"/>
+              <w:keepNext/>
+              <w:jc w:val="center"/>
+            </w:pPr>
+            <w:r>
+              <w:rPr>
+                <w:rFonts w:ascii="Calibri" w:hAnsi="Calibri"/>
+                <w:sz w:val="20"/>
+              </w:rPr>
+              <w:t xml:space="default">0.30</w:t>
             </w:r>
           </w:p>
         </w:tc>
@@ -4332,55 +4332,55 @@
                 <w:sz w:val="20"/>
                 <w:b w:val="true"/>
               </w:rPr>
-              <w:t xml:space="default">0.033</w:t>
-            </w:r>
-          </w:p>
-        </w:tc>
-        <w:tc>
-          <w:tcPr>
-            <w:tcBorders>
-              <w:top w:val="single" w:space="0" w:color="D3D3D3"/>
-              <w:bottom w:val="single" w:space="0" w:color="D3D3D3"/>
-              <w:start w:val="single" w:space="0" w:color="D3D3D3"/>
-              <w:end w:val="single" w:space="0" w:color="D3D3D3"/>
-            </w:tcBorders>
-          </w:tcPr>
-          <w:p>
-            <w:pPr>
-              <w:spacing w:before="0" w:after="60"/>
-              <w:keepNext/>
-              <w:jc w:val="center"/>
-            </w:pPr>
-            <w:r>
-              <w:rPr>
-                <w:rFonts w:ascii="Calibri" w:hAnsi="Calibri"/>
-                <w:sz w:val="20"/>
-              </w:rPr>
-              <w:t xml:space="default">0.01 (-0.01 to 0.03)</w:t>
-            </w:r>
-          </w:p>
-        </w:tc>
-        <w:tc>
-          <w:tcPr>
-            <w:tcBorders>
-              <w:top w:val="single" w:space="0" w:color="D3D3D3"/>
-              <w:bottom w:val="single" w:space="0" w:color="D3D3D3"/>
-              <w:start w:val="single" w:space="0" w:color="D3D3D3"/>
-              <w:end w:val="single" w:space="0" w:color="D3D3D3"/>
-            </w:tcBorders>
-          </w:tcPr>
-          <w:p>
-            <w:pPr>
-              <w:spacing w:before="0" w:after="60"/>
-              <w:keepNext/>
-              <w:jc w:val="center"/>
-            </w:pPr>
-            <w:r>
-              <w:rPr>
-                <w:rFonts w:ascii="Calibri" w:hAnsi="Calibri"/>
-                <w:sz w:val="20"/>
-              </w:rPr>
-              <w:t xml:space="default">0.44</w:t>
+              <w:t xml:space="default">0.034</w:t>
+            </w:r>
+          </w:p>
+        </w:tc>
+        <w:tc>
+          <w:tcPr>
+            <w:tcBorders>
+              <w:top w:val="single" w:space="0" w:color="D3D3D3"/>
+              <w:bottom w:val="single" w:space="0" w:color="D3D3D3"/>
+              <w:start w:val="single" w:space="0" w:color="D3D3D3"/>
+              <w:end w:val="single" w:space="0" w:color="D3D3D3"/>
+            </w:tcBorders>
+          </w:tcPr>
+          <w:p>
+            <w:pPr>
+              <w:spacing w:before="0" w:after="60"/>
+              <w:keepNext/>
+              <w:jc w:val="center"/>
+            </w:pPr>
+            <w:r>
+              <w:rPr>
+                <w:rFonts w:ascii="Calibri" w:hAnsi="Calibri"/>
+                <w:sz w:val="20"/>
+              </w:rPr>
+              <w:t xml:space="default">0.01 (-0.02 to 0.03)</w:t>
+            </w:r>
+          </w:p>
+        </w:tc>
+        <w:tc>
+          <w:tcPr>
+            <w:tcBorders>
+              <w:top w:val="single" w:space="0" w:color="D3D3D3"/>
+              <w:bottom w:val="single" w:space="0" w:color="D3D3D3"/>
+              <w:start w:val="single" w:space="0" w:color="D3D3D3"/>
+              <w:end w:val="single" w:space="0" w:color="D3D3D3"/>
+            </w:tcBorders>
+          </w:tcPr>
+          <w:p>
+            <w:pPr>
+              <w:spacing w:before="0" w:after="60"/>
+              <w:keepNext/>
+              <w:jc w:val="center"/>
+            </w:pPr>
+            <w:r>
+              <w:rPr>
+                <w:rFonts w:ascii="Calibri" w:hAnsi="Calibri"/>
+                <w:sz w:val="20"/>
+              </w:rPr>
+              <w:t xml:space="default">0.48</w:t>
             </w:r>
           </w:p>
         </w:tc>
@@ -4631,7 +4631,7 @@
                 <w:rFonts w:ascii="Calibri" w:hAnsi="Calibri"/>
                 <w:sz w:val="20"/>
               </w:rPr>
-              <w:t xml:space="default">0.39</w:t>
+              <w:t xml:space="default">0.38</w:t>
             </w:r>
           </w:p>
         </w:tc>
@@ -4937,79 +4937,79 @@
                 <w:rFonts w:ascii="Calibri" w:hAnsi="Calibri"/>
                 <w:sz w:val="20"/>
               </w:rPr>
-              <w:t xml:space="default">0.30 (-0.04 to 0.64)</w:t>
-            </w:r>
-          </w:p>
-        </w:tc>
-        <w:tc>
-          <w:tcPr>
-            <w:tcBorders>
-              <w:top w:val="single" w:space="0" w:color="D3D3D3"/>
-              <w:bottom w:val="single" w:space="0" w:color="D3D3D3"/>
-              <w:start w:val="single" w:space="0" w:color="D3D3D3"/>
-              <w:end w:val="single" w:space="0" w:color="D3D3D3"/>
-            </w:tcBorders>
-          </w:tcPr>
-          <w:p>
-            <w:pPr>
-              <w:spacing w:before="0" w:after="60"/>
-              <w:keepNext/>
-              <w:jc w:val="center"/>
-            </w:pPr>
-            <w:r>
-              <w:rPr>
-                <w:rFonts w:ascii="Calibri" w:hAnsi="Calibri"/>
-                <w:sz w:val="20"/>
-              </w:rPr>
-              <w:t xml:space="default">0.082</w:t>
-            </w:r>
-          </w:p>
-        </w:tc>
-        <w:tc>
-          <w:tcPr>
-            <w:tcBorders>
-              <w:top w:val="single" w:space="0" w:color="D3D3D3"/>
-              <w:bottom w:val="single" w:space="0" w:color="D3D3D3"/>
-              <w:start w:val="single" w:space="0" w:color="D3D3D3"/>
-              <w:end w:val="single" w:space="0" w:color="D3D3D3"/>
-            </w:tcBorders>
-          </w:tcPr>
-          <w:p>
-            <w:pPr>
-              <w:spacing w:before="0" w:after="60"/>
-              <w:keepNext/>
-              <w:jc w:val="center"/>
-            </w:pPr>
-            <w:r>
-              <w:rPr>
-                <w:rFonts w:ascii="Calibri" w:hAnsi="Calibri"/>
-                <w:sz w:val="20"/>
-              </w:rPr>
-              <w:t xml:space="default">0.16 (-0.35 to 0.66)</w:t>
-            </w:r>
-          </w:p>
-        </w:tc>
-        <w:tc>
-          <w:tcPr>
-            <w:tcBorders>
-              <w:top w:val="single" w:space="0" w:color="D3D3D3"/>
-              <w:bottom w:val="single" w:space="0" w:color="D3D3D3"/>
-              <w:start w:val="single" w:space="0" w:color="D3D3D3"/>
-              <w:end w:val="single" w:space="0" w:color="D3D3D3"/>
-            </w:tcBorders>
-          </w:tcPr>
-          <w:p>
-            <w:pPr>
-              <w:spacing w:before="0" w:after="60"/>
-              <w:keepNext/>
-              <w:jc w:val="center"/>
-            </w:pPr>
-            <w:r>
-              <w:rPr>
-                <w:rFonts w:ascii="Calibri" w:hAnsi="Calibri"/>
-                <w:sz w:val="20"/>
-              </w:rPr>
-              <w:t xml:space="default">0.54</w:t>
+              <w:t xml:space="default">0.29 (-0.05 to 0.63)</w:t>
+            </w:r>
+          </w:p>
+        </w:tc>
+        <w:tc>
+          <w:tcPr>
+            <w:tcBorders>
+              <w:top w:val="single" w:space="0" w:color="D3D3D3"/>
+              <w:bottom w:val="single" w:space="0" w:color="D3D3D3"/>
+              <w:start w:val="single" w:space="0" w:color="D3D3D3"/>
+              <w:end w:val="single" w:space="0" w:color="D3D3D3"/>
+            </w:tcBorders>
+          </w:tcPr>
+          <w:p>
+            <w:pPr>
+              <w:spacing w:before="0" w:after="60"/>
+              <w:keepNext/>
+              <w:jc w:val="center"/>
+            </w:pPr>
+            <w:r>
+              <w:rPr>
+                <w:rFonts w:ascii="Calibri" w:hAnsi="Calibri"/>
+                <w:sz w:val="20"/>
+              </w:rPr>
+              <w:t xml:space="default">0.094</w:t>
+            </w:r>
+          </w:p>
+        </w:tc>
+        <w:tc>
+          <w:tcPr>
+            <w:tcBorders>
+              <w:top w:val="single" w:space="0" w:color="D3D3D3"/>
+              <w:bottom w:val="single" w:space="0" w:color="D3D3D3"/>
+              <w:start w:val="single" w:space="0" w:color="D3D3D3"/>
+              <w:end w:val="single" w:space="0" w:color="D3D3D3"/>
+            </w:tcBorders>
+          </w:tcPr>
+          <w:p>
+            <w:pPr>
+              <w:spacing w:before="0" w:after="60"/>
+              <w:keepNext/>
+              <w:jc w:val="center"/>
+            </w:pPr>
+            <w:r>
+              <w:rPr>
+                <w:rFonts w:ascii="Calibri" w:hAnsi="Calibri"/>
+                <w:sz w:val="20"/>
+              </w:rPr>
+              <w:t xml:space="default">0.14 (-0.36 to 0.65)</w:t>
+            </w:r>
+          </w:p>
+        </w:tc>
+        <w:tc>
+          <w:tcPr>
+            <w:tcBorders>
+              <w:top w:val="single" w:space="0" w:color="D3D3D3"/>
+              <w:bottom w:val="single" w:space="0" w:color="D3D3D3"/>
+              <w:start w:val="single" w:space="0" w:color="D3D3D3"/>
+              <w:end w:val="single" w:space="0" w:color="D3D3D3"/>
+            </w:tcBorders>
+          </w:tcPr>
+          <w:p>
+            <w:pPr>
+              <w:spacing w:before="0" w:after="60"/>
+              <w:keepNext/>
+              <w:jc w:val="center"/>
+            </w:pPr>
+            <w:r>
+              <w:rPr>
+                <w:rFonts w:ascii="Calibri" w:hAnsi="Calibri"/>
+                <w:sz w:val="20"/>
+              </w:rPr>
+              <w:t xml:space="default">0.58</w:t>
             </w:r>
           </w:p>
         </w:tc>
@@ -5110,7 +5110,7 @@
                 <w:rFonts w:ascii="Calibri" w:hAnsi="Calibri"/>
                 <w:sz w:val="20"/>
               </w:rPr>
-              <w:t xml:space="default">-0.17 (-0.25 to -0.10)</w:t>
+              <w:t xml:space="default">-0.17 (-0.25 to -0.09)</w:t>
             </w:r>
           </w:p>
         </w:tc>
@@ -5236,31 +5236,31 @@
                 <w:rFonts w:ascii="Calibri" w:hAnsi="Calibri"/>
                 <w:sz w:val="20"/>
               </w:rPr>
-              <w:t xml:space="default">-0.06 (-0.14 to 0.01)</w:t>
-            </w:r>
-          </w:p>
-        </w:tc>
-        <w:tc>
-          <w:tcPr>
-            <w:tcBorders>
-              <w:top w:val="single" w:space="0" w:color="D3D3D3"/>
-              <w:bottom w:val="single" w:space="0" w:color="D3D3D3"/>
-              <w:start w:val="single" w:space="0" w:color="D3D3D3"/>
-              <w:end w:val="single" w:space="0" w:color="D3D3D3"/>
-            </w:tcBorders>
-          </w:tcPr>
-          <w:p>
-            <w:pPr>
-              <w:spacing w:before="0" w:after="60"/>
-              <w:keepNext/>
-              <w:jc w:val="center"/>
-            </w:pPr>
-            <w:r>
-              <w:rPr>
-                <w:rFonts w:ascii="Calibri" w:hAnsi="Calibri"/>
-                <w:sz w:val="20"/>
-              </w:rPr>
-              <w:t xml:space="default">0.082</w:t>
+              <w:t xml:space="default">-0.07 (-0.14 to 0.01)</w:t>
+            </w:r>
+          </w:p>
+        </w:tc>
+        <w:tc>
+          <w:tcPr>
+            <w:tcBorders>
+              <w:top w:val="single" w:space="0" w:color="D3D3D3"/>
+              <w:bottom w:val="single" w:space="0" w:color="D3D3D3"/>
+              <w:start w:val="single" w:space="0" w:color="D3D3D3"/>
+              <w:end w:val="single" w:space="0" w:color="D3D3D3"/>
+            </w:tcBorders>
+          </w:tcPr>
+          <w:p>
+            <w:pPr>
+              <w:spacing w:before="0" w:after="60"/>
+              <w:keepNext/>
+              <w:jc w:val="center"/>
+            </w:pPr>
+            <w:r>
+              <w:rPr>
+                <w:rFonts w:ascii="Calibri" w:hAnsi="Calibri"/>
+                <w:sz w:val="20"/>
+              </w:rPr>
+              <w:t xml:space="default">0.074</w:t>
             </w:r>
           </w:p>
         </w:tc>
@@ -5488,7 +5488,7 @@
                 <w:rFonts w:ascii="Calibri" w:hAnsi="Calibri"/>
                 <w:sz w:val="20"/>
               </w:rPr>
-              <w:t xml:space="default">2.2 (1.3 to 3.2)</w:t>
+              <w:t xml:space="default">2.2 (1.2 to 3.2)</w:t>
             </w:r>
           </w:p>
         </w:tc>
@@ -5566,79 +5566,79 @@
                 <w:rFonts w:ascii="Calibri" w:hAnsi="Calibri"/>
                 <w:sz w:val="20"/>
               </w:rPr>
-              <w:t xml:space="default">2.4 (-0.47 to 5.3)</w:t>
-            </w:r>
-          </w:p>
-        </w:tc>
-        <w:tc>
-          <w:tcPr>
-            <w:tcBorders>
-              <w:top w:val="single" w:space="0" w:color="D3D3D3"/>
-              <w:bottom w:val="single" w:space="0" w:color="D3D3D3"/>
-              <w:start w:val="single" w:space="0" w:color="D3D3D3"/>
-              <w:end w:val="single" w:space="0" w:color="D3D3D3"/>
-            </w:tcBorders>
-          </w:tcPr>
-          <w:p>
-            <w:pPr>
-              <w:spacing w:before="0" w:after="60"/>
-              <w:keepNext/>
-              <w:jc w:val="center"/>
-            </w:pPr>
-            <w:r>
-              <w:rPr>
-                <w:rFonts w:ascii="Calibri" w:hAnsi="Calibri"/>
-                <w:sz w:val="20"/>
-              </w:rPr>
-              <w:t xml:space="default">0.10</w:t>
-            </w:r>
-          </w:p>
-        </w:tc>
-        <w:tc>
-          <w:tcPr>
-            <w:tcBorders>
-              <w:top w:val="single" w:space="0" w:color="D3D3D3"/>
-              <w:bottom w:val="single" w:space="0" w:color="D3D3D3"/>
-              <w:start w:val="single" w:space="0" w:color="D3D3D3"/>
-              <w:end w:val="single" w:space="0" w:color="D3D3D3"/>
-            </w:tcBorders>
-          </w:tcPr>
-          <w:p>
-            <w:pPr>
-              <w:spacing w:before="0" w:after="60"/>
-              <w:keepNext/>
-              <w:jc w:val="center"/>
-            </w:pPr>
-            <w:r>
-              <w:rPr>
-                <w:rFonts w:ascii="Calibri" w:hAnsi="Calibri"/>
-                <w:sz w:val="20"/>
-              </w:rPr>
-              <w:t xml:space="default">1.1 (-3.0 to 5.3)</w:t>
-            </w:r>
-          </w:p>
-        </w:tc>
-        <w:tc>
-          <w:tcPr>
-            <w:tcBorders>
-              <w:top w:val="single" w:space="0" w:color="D3D3D3"/>
-              <w:bottom w:val="single" w:space="0" w:color="D3D3D3"/>
-              <w:start w:val="single" w:space="0" w:color="D3D3D3"/>
-              <w:end w:val="single" w:space="0" w:color="D3D3D3"/>
-            </w:tcBorders>
-          </w:tcPr>
-          <w:p>
-            <w:pPr>
-              <w:spacing w:before="0" w:after="60"/>
-              <w:keepNext/>
-              <w:jc w:val="center"/>
-            </w:pPr>
-            <w:r>
-              <w:rPr>
-                <w:rFonts w:ascii="Calibri" w:hAnsi="Calibri"/>
-                <w:sz w:val="20"/>
-              </w:rPr>
-              <w:t xml:space="default">0.59</w:t>
+              <w:t xml:space="default">2.3 (-0.54 to 5.2)</w:t>
+            </w:r>
+          </w:p>
+        </w:tc>
+        <w:tc>
+          <w:tcPr>
+            <w:tcBorders>
+              <w:top w:val="single" w:space="0" w:color="D3D3D3"/>
+              <w:bottom w:val="single" w:space="0" w:color="D3D3D3"/>
+              <w:start w:val="single" w:space="0" w:color="D3D3D3"/>
+              <w:end w:val="single" w:space="0" w:color="D3D3D3"/>
+            </w:tcBorders>
+          </w:tcPr>
+          <w:p>
+            <w:pPr>
+              <w:spacing w:before="0" w:after="60"/>
+              <w:keepNext/>
+              <w:jc w:val="center"/>
+            </w:pPr>
+            <w:r>
+              <w:rPr>
+                <w:rFonts w:ascii="Calibri" w:hAnsi="Calibri"/>
+                <w:sz w:val="20"/>
+              </w:rPr>
+              <w:t xml:space="default">0.11</w:t>
+            </w:r>
+          </w:p>
+        </w:tc>
+        <w:tc>
+          <w:tcPr>
+            <w:tcBorders>
+              <w:top w:val="single" w:space="0" w:color="D3D3D3"/>
+              <w:bottom w:val="single" w:space="0" w:color="D3D3D3"/>
+              <w:start w:val="single" w:space="0" w:color="D3D3D3"/>
+              <w:end w:val="single" w:space="0" w:color="D3D3D3"/>
+            </w:tcBorders>
+          </w:tcPr>
+          <w:p>
+            <w:pPr>
+              <w:spacing w:before="0" w:after="60"/>
+              <w:keepNext/>
+              <w:jc w:val="center"/>
+            </w:pPr>
+            <w:r>
+              <w:rPr>
+                <w:rFonts w:ascii="Calibri" w:hAnsi="Calibri"/>
+                <w:sz w:val="20"/>
+              </w:rPr>
+              <w:t xml:space="default">0.98 (-3.2 to 5.2)</w:t>
+            </w:r>
+          </w:p>
+        </w:tc>
+        <w:tc>
+          <w:tcPr>
+            <w:tcBorders>
+              <w:top w:val="single" w:space="0" w:color="D3D3D3"/>
+              <w:bottom w:val="single" w:space="0" w:color="D3D3D3"/>
+              <w:start w:val="single" w:space="0" w:color="D3D3D3"/>
+              <w:end w:val="single" w:space="0" w:color="D3D3D3"/>
+            </w:tcBorders>
+          </w:tcPr>
+          <w:p>
+            <w:pPr>
+              <w:spacing w:before="0" w:after="60"/>
+              <w:keepNext/>
+              <w:jc w:val="center"/>
+            </w:pPr>
+            <w:r>
+              <w:rPr>
+                <w:rFonts w:ascii="Calibri" w:hAnsi="Calibri"/>
+                <w:sz w:val="20"/>
+              </w:rPr>
+              <w:t xml:space="default">0.65</w:t>
             </w:r>
           </w:p>
         </w:tc>
@@ -5865,31 +5865,31 @@
                 <w:rFonts w:ascii="Calibri" w:hAnsi="Calibri"/>
                 <w:sz w:val="20"/>
               </w:rPr>
-              <w:t xml:space="default">-0.47 (-1.1 to 0.13)</w:t>
-            </w:r>
-          </w:p>
-        </w:tc>
-        <w:tc>
-          <w:tcPr>
-            <w:tcBorders>
-              <w:top w:val="single" w:space="0" w:color="D3D3D3"/>
-              <w:bottom w:val="single" w:space="0" w:color="D3D3D3"/>
-              <w:start w:val="single" w:space="0" w:color="D3D3D3"/>
-              <w:end w:val="single" w:space="0" w:color="D3D3D3"/>
-            </w:tcBorders>
-          </w:tcPr>
-          <w:p>
-            <w:pPr>
-              <w:spacing w:before="0" w:after="60"/>
-              <w:keepNext/>
-              <w:jc w:val="center"/>
-            </w:pPr>
-            <w:r>
-              <w:rPr>
-                <w:rFonts w:ascii="Calibri" w:hAnsi="Calibri"/>
-                <w:sz w:val="20"/>
-              </w:rPr>
-              <w:t xml:space="default">0.13</w:t>
+              <w:t xml:space="default">-0.48 (-1.1 to 0.12)</w:t>
+            </w:r>
+          </w:p>
+        </w:tc>
+        <w:tc>
+          <w:tcPr>
+            <w:tcBorders>
+              <w:top w:val="single" w:space="0" w:color="D3D3D3"/>
+              <w:bottom w:val="single" w:space="0" w:color="D3D3D3"/>
+              <w:start w:val="single" w:space="0" w:color="D3D3D3"/>
+              <w:end w:val="single" w:space="0" w:color="D3D3D3"/>
+            </w:tcBorders>
+          </w:tcPr>
+          <w:p>
+            <w:pPr>
+              <w:spacing w:before="0" w:after="60"/>
+              <w:keepNext/>
+              <w:jc w:val="center"/>
+            </w:pPr>
+            <w:r>
+              <w:rPr>
+                <w:rFonts w:ascii="Calibri" w:hAnsi="Calibri"/>
+                <w:sz w:val="20"/>
+              </w:rPr>
+              <w:t xml:space="default">0.12</w:t>
             </w:r>
           </w:p>
         </w:tc>
@@ -6068,79 +6068,79 @@
                 <w:rFonts w:ascii="Calibri" w:hAnsi="Calibri"/>
                 <w:sz w:val="20"/>
               </w:rPr>
-              <w:t xml:space="default">-0.15 (-0.46 to 0.16)</w:t>
-            </w:r>
-          </w:p>
-        </w:tc>
-        <w:tc>
-          <w:tcPr>
-            <w:tcBorders>
-              <w:top w:val="single" w:space="0" w:color="D3D3D3"/>
-              <w:bottom w:val="single" w:space="0" w:color="D3D3D3"/>
-              <w:start w:val="single" w:space="0" w:color="D3D3D3"/>
-              <w:end w:val="single" w:space="0" w:color="D3D3D3"/>
-            </w:tcBorders>
-          </w:tcPr>
-          <w:p>
-            <w:pPr>
-              <w:spacing w:before="0" w:after="60"/>
-              <w:keepNext/>
-              <w:jc w:val="center"/>
-            </w:pPr>
-            <w:r>
-              <w:rPr>
-                <w:rFonts w:ascii="Calibri" w:hAnsi="Calibri"/>
-                <w:sz w:val="20"/>
-              </w:rPr>
-              <w:t xml:space="default">0.34</w:t>
-            </w:r>
-          </w:p>
-        </w:tc>
-        <w:tc>
-          <w:tcPr>
-            <w:tcBorders>
-              <w:top w:val="single" w:space="0" w:color="D3D3D3"/>
-              <w:bottom w:val="single" w:space="0" w:color="D3D3D3"/>
-              <w:start w:val="single" w:space="0" w:color="D3D3D3"/>
-              <w:end w:val="single" w:space="0" w:color="D3D3D3"/>
-            </w:tcBorders>
-          </w:tcPr>
-          <w:p>
-            <w:pPr>
-              <w:spacing w:before="0" w:after="60"/>
-              <w:keepNext/>
-              <w:jc w:val="center"/>
-            </w:pPr>
-            <w:r>
-              <w:rPr>
-                <w:rFonts w:ascii="Calibri" w:hAnsi="Calibri"/>
-                <w:sz w:val="20"/>
-              </w:rPr>
-              <w:t xml:space="default">-0.11 (-0.47 to 0.26)</w:t>
-            </w:r>
-          </w:p>
-        </w:tc>
-        <w:tc>
-          <w:tcPr>
-            <w:tcBorders>
-              <w:top w:val="single" w:space="0" w:color="D3D3D3"/>
-              <w:bottom w:val="single" w:space="0" w:color="D3D3D3"/>
-              <w:start w:val="single" w:space="0" w:color="D3D3D3"/>
-              <w:end w:val="single" w:space="0" w:color="D3D3D3"/>
-            </w:tcBorders>
-          </w:tcPr>
-          <w:p>
-            <w:pPr>
-              <w:spacing w:before="0" w:after="60"/>
-              <w:keepNext/>
-              <w:jc w:val="center"/>
-            </w:pPr>
-            <w:r>
-              <w:rPr>
-                <w:rFonts w:ascii="Calibri" w:hAnsi="Calibri"/>
-                <w:sz w:val="20"/>
-              </w:rPr>
-              <w:t xml:space="default">0.57</w:t>
+              <w:t xml:space="default">-0.14 (-0.45 to 0.17)</w:t>
+            </w:r>
+          </w:p>
+        </w:tc>
+        <w:tc>
+          <w:tcPr>
+            <w:tcBorders>
+              <w:top w:val="single" w:space="0" w:color="D3D3D3"/>
+              <w:bottom w:val="single" w:space="0" w:color="D3D3D3"/>
+              <w:start w:val="single" w:space="0" w:color="D3D3D3"/>
+              <w:end w:val="single" w:space="0" w:color="D3D3D3"/>
+            </w:tcBorders>
+          </w:tcPr>
+          <w:p>
+            <w:pPr>
+              <w:spacing w:before="0" w:after="60"/>
+              <w:keepNext/>
+              <w:jc w:val="center"/>
+            </w:pPr>
+            <w:r>
+              <w:rPr>
+                <w:rFonts w:ascii="Calibri" w:hAnsi="Calibri"/>
+                <w:sz w:val="20"/>
+              </w:rPr>
+              <w:t xml:space="default">0.36</w:t>
+            </w:r>
+          </w:p>
+        </w:tc>
+        <w:tc>
+          <w:tcPr>
+            <w:tcBorders>
+              <w:top w:val="single" w:space="0" w:color="D3D3D3"/>
+              <w:bottom w:val="single" w:space="0" w:color="D3D3D3"/>
+              <w:start w:val="single" w:space="0" w:color="D3D3D3"/>
+              <w:end w:val="single" w:space="0" w:color="D3D3D3"/>
+            </w:tcBorders>
+          </w:tcPr>
+          <w:p>
+            <w:pPr>
+              <w:spacing w:before="0" w:after="60"/>
+              <w:keepNext/>
+              <w:jc w:val="center"/>
+            </w:pPr>
+            <w:r>
+              <w:rPr>
+                <w:rFonts w:ascii="Calibri" w:hAnsi="Calibri"/>
+                <w:sz w:val="20"/>
+              </w:rPr>
+              <w:t xml:space="default">-0.11 (-0.48 to 0.26)</w:t>
+            </w:r>
+          </w:p>
+        </w:tc>
+        <w:tc>
+          <w:tcPr>
+            <w:tcBorders>
+              <w:top w:val="single" w:space="0" w:color="D3D3D3"/>
+              <w:bottom w:val="single" w:space="0" w:color="D3D3D3"/>
+              <w:start w:val="single" w:space="0" w:color="D3D3D3"/>
+              <w:end w:val="single" w:space="0" w:color="D3D3D3"/>
+            </w:tcBorders>
+          </w:tcPr>
+          <w:p>
+            <w:pPr>
+              <w:spacing w:before="0" w:after="60"/>
+              <w:keepNext/>
+              <w:jc w:val="center"/>
+            </w:pPr>
+            <w:r>
+              <w:rPr>
+                <w:rFonts w:ascii="Calibri" w:hAnsi="Calibri"/>
+                <w:sz w:val="20"/>
+              </w:rPr>
+              <w:t xml:space="default">0.56</w:t>
             </w:r>
           </w:p>
         </w:tc>
@@ -6241,31 +6241,31 @@
                 <w:rFonts w:ascii="Calibri" w:hAnsi="Calibri"/>
                 <w:sz w:val="20"/>
               </w:rPr>
-              <w:t xml:space="default">0.48 (-1.1 to 2.0)</w:t>
-            </w:r>
-          </w:p>
-        </w:tc>
-        <w:tc>
-          <w:tcPr>
-            <w:tcBorders>
-              <w:top w:val="single" w:space="0" w:color="D3D3D3"/>
-              <w:bottom w:val="single" w:space="0" w:color="D3D3D3"/>
-              <w:start w:val="single" w:space="0" w:color="D3D3D3"/>
-              <w:end w:val="single" w:space="0" w:color="D3D3D3"/>
-            </w:tcBorders>
-          </w:tcPr>
-          <w:p>
-            <w:pPr>
-              <w:spacing w:before="0" w:after="60"/>
-              <w:keepNext/>
-              <w:jc w:val="center"/>
-            </w:pPr>
-            <w:r>
-              <w:rPr>
-                <w:rFonts w:ascii="Calibri" w:hAnsi="Calibri"/>
-                <w:sz w:val="20"/>
-              </w:rPr>
-              <w:t xml:space="default">0.55</w:t>
+              <w:t xml:space="default">0.46 (-1.1 to 2.0)</w:t>
+            </w:r>
+          </w:p>
+        </w:tc>
+        <w:tc>
+          <w:tcPr>
+            <w:tcBorders>
+              <w:top w:val="single" w:space="0" w:color="D3D3D3"/>
+              <w:bottom w:val="single" w:space="0" w:color="D3D3D3"/>
+              <w:start w:val="single" w:space="0" w:color="D3D3D3"/>
+              <w:end w:val="single" w:space="0" w:color="D3D3D3"/>
+            </w:tcBorders>
+          </w:tcPr>
+          <w:p>
+            <w:pPr>
+              <w:spacing w:before="0" w:after="60"/>
+              <w:keepNext/>
+              <w:jc w:val="center"/>
+            </w:pPr>
+            <w:r>
+              <w:rPr>
+                <w:rFonts w:ascii="Calibri" w:hAnsi="Calibri"/>
+                <w:sz w:val="20"/>
+              </w:rPr>
+              <w:t xml:space="default">0.57</w:t>
             </w:r>
           </w:p>
         </w:tc>
@@ -6391,7 +6391,7 @@
                 <w:sz w:val="20"/>
                 <w:b w:val="true"/>
               </w:rPr>
-              <w:t xml:space="default">0.027</w:t>
+              <w:t xml:space="default">0.026</w:t>
             </w:r>
           </w:p>
         </w:tc>
@@ -6492,31 +6492,31 @@
                 <w:rFonts w:ascii="Calibri" w:hAnsi="Calibri"/>
                 <w:sz w:val="20"/>
               </w:rPr>
-              <w:t xml:space="default">0.00 (-0.23 to 0.23)</w:t>
-            </w:r>
-          </w:p>
-        </w:tc>
-        <w:tc>
-          <w:tcPr>
-            <w:tcBorders>
-              <w:top w:val="single" w:space="0" w:color="D3D3D3"/>
-              <w:bottom w:val="single" w:space="0" w:color="D3D3D3"/>
-              <w:start w:val="single" w:space="0" w:color="D3D3D3"/>
-              <w:end w:val="single" w:space="0" w:color="D3D3D3"/>
-            </w:tcBorders>
-          </w:tcPr>
-          <w:p>
-            <w:pPr>
-              <w:spacing w:before="0" w:after="60"/>
-              <w:keepNext/>
-              <w:jc w:val="center"/>
-            </w:pPr>
-            <w:r>
-              <w:rPr>
-                <w:rFonts w:ascii="Calibri" w:hAnsi="Calibri"/>
-                <w:sz w:val="20"/>
-              </w:rPr>
-              <w:t xml:space="default">0.97</w:t>
+              <w:t xml:space="default">-0.01 (-0.24 to 0.22)</w:t>
+            </w:r>
+          </w:p>
+        </w:tc>
+        <w:tc>
+          <w:tcPr>
+            <w:tcBorders>
+              <w:top w:val="single" w:space="0" w:color="D3D3D3"/>
+              <w:bottom w:val="single" w:space="0" w:color="D3D3D3"/>
+              <w:start w:val="single" w:space="0" w:color="D3D3D3"/>
+              <w:end w:val="single" w:space="0" w:color="D3D3D3"/>
+            </w:tcBorders>
+          </w:tcPr>
+          <w:p>
+            <w:pPr>
+              <w:spacing w:before="0" w:after="60"/>
+              <w:keepNext/>
+              <w:jc w:val="center"/>
+            </w:pPr>
+            <w:r>
+              <w:rPr>
+                <w:rFonts w:ascii="Calibri" w:hAnsi="Calibri"/>
+                <w:sz w:val="20"/>
+              </w:rPr>
+              <w:t xml:space="default">0.96</w:t>
             </w:r>
           </w:p>
         </w:tc>
@@ -6767,7 +6767,7 @@
                 <w:rFonts w:ascii="Calibri" w:hAnsi="Calibri"/>
                 <w:sz w:val="20"/>
               </w:rPr>
-              <w:t xml:space="default">0.57</w:t>
+              <w:t xml:space="default">0.54</w:t>
             </w:r>
           </w:p>
         </w:tc>
@@ -6869,31 +6869,31 @@
                 <w:rFonts w:ascii="Calibri" w:hAnsi="Calibri"/>
                 <w:sz w:val="20"/>
               </w:rPr>
-              <w:t xml:space="default">-0.09 (-0.25 to 0.07)</w:t>
-            </w:r>
-          </w:p>
-        </w:tc>
-        <w:tc>
-          <w:tcPr>
-            <w:tcBorders>
-              <w:top w:val="single" w:space="0" w:color="D3D3D3"/>
-              <w:bottom w:val="single" w:space="0" w:color="D3D3D3"/>
-              <w:start w:val="single" w:space="0" w:color="D3D3D3"/>
-              <w:end w:val="single" w:space="0" w:color="D3D3D3"/>
-            </w:tcBorders>
-          </w:tcPr>
-          <w:p>
-            <w:pPr>
-              <w:spacing w:before="0" w:after="60"/>
-              <w:keepNext/>
-              <w:jc w:val="center"/>
-            </w:pPr>
-            <w:r>
-              <w:rPr>
-                <w:rFonts w:ascii="Calibri" w:hAnsi="Calibri"/>
-                <w:sz w:val="20"/>
-              </w:rPr>
-              <w:t xml:space="default">0.27</w:t>
+              <w:t xml:space="default">-0.10 (-0.26 to 0.07)</w:t>
+            </w:r>
+          </w:p>
+        </w:tc>
+        <w:tc>
+          <w:tcPr>
+            <w:tcBorders>
+              <w:top w:val="single" w:space="0" w:color="D3D3D3"/>
+              <w:bottom w:val="single" w:space="0" w:color="D3D3D3"/>
+              <w:start w:val="single" w:space="0" w:color="D3D3D3"/>
+              <w:end w:val="single" w:space="0" w:color="D3D3D3"/>
+            </w:tcBorders>
+          </w:tcPr>
+          <w:p>
+            <w:pPr>
+              <w:spacing w:before="0" w:after="60"/>
+              <w:keepNext/>
+              <w:jc w:val="center"/>
+            </w:pPr>
+            <w:r>
+              <w:rPr>
+                <w:rFonts w:ascii="Calibri" w:hAnsi="Calibri"/>
+                <w:sz w:val="20"/>
+              </w:rPr>
+              <w:t xml:space="default">0.25</w:t>
             </w:r>
           </w:p>
         </w:tc>
@@ -7019,7 +7019,7 @@
                 <w:sz w:val="20"/>
                 <w:b w:val="true"/>
               </w:rPr>
-              <w:t xml:space="default">0.047</w:t>
+              <w:t xml:space="default">0.040</w:t>
             </w:r>
           </w:p>
         </w:tc>
@@ -7144,7 +7144,7 @@
                 <w:rFonts w:ascii="Calibri" w:hAnsi="Calibri"/>
                 <w:sz w:val="20"/>
               </w:rPr>
-              <w:t xml:space="default">0.41</w:t>
+              <w:t xml:space="default">0.44</w:t>
             </w:r>
           </w:p>
         </w:tc>
@@ -7323,7 +7323,7 @@
                 <w:rFonts w:ascii="Calibri" w:hAnsi="Calibri"/>
                 <w:sz w:val="20"/>
               </w:rPr>
-              <w:t xml:space="default">0.08 (0.01 to 0.16)</w:t>
+              <w:t xml:space="default">0.08 (0.00 to 0.16)</w:t>
             </w:r>
           </w:p>
         </w:tc>
@@ -7348,55 +7348,55 @@
                 <w:sz w:val="20"/>
                 <w:b w:val="true"/>
               </w:rPr>
-              <w:t xml:space="default">0.035</w:t>
-            </w:r>
-          </w:p>
-        </w:tc>
-        <w:tc>
-          <w:tcPr>
-            <w:tcBorders>
-              <w:top w:val="single" w:space="0" w:color="D3D3D3"/>
-              <w:bottom w:val="single" w:space="0" w:color="D3D3D3"/>
-              <w:start w:val="single" w:space="0" w:color="D3D3D3"/>
-              <w:end w:val="single" w:space="0" w:color="D3D3D3"/>
-            </w:tcBorders>
-          </w:tcPr>
-          <w:p>
-            <w:pPr>
-              <w:spacing w:before="0" w:after="60"/>
-              <w:keepNext/>
-              <w:jc w:val="center"/>
-            </w:pPr>
-            <w:r>
-              <w:rPr>
-                <w:rFonts w:ascii="Calibri" w:hAnsi="Calibri"/>
-                <w:sz w:val="20"/>
-              </w:rPr>
-              <w:t xml:space="default">0.07 (-0.02 to 0.17)</w:t>
-            </w:r>
-          </w:p>
-        </w:tc>
-        <w:tc>
-          <w:tcPr>
-            <w:tcBorders>
-              <w:top w:val="single" w:space="0" w:color="D3D3D3"/>
-              <w:bottom w:val="single" w:space="0" w:color="D3D3D3"/>
-              <w:start w:val="single" w:space="0" w:color="D3D3D3"/>
-              <w:end w:val="single" w:space="0" w:color="D3D3D3"/>
-            </w:tcBorders>
-          </w:tcPr>
-          <w:p>
-            <w:pPr>
-              <w:spacing w:before="0" w:after="60"/>
-              <w:keepNext/>
-              <w:jc w:val="center"/>
-            </w:pPr>
-            <w:r>
-              <w:rPr>
-                <w:rFonts w:ascii="Calibri" w:hAnsi="Calibri"/>
-                <w:sz w:val="20"/>
-              </w:rPr>
-              <w:t xml:space="default">0.11</w:t>
+              <w:t xml:space="default">0.037</w:t>
+            </w:r>
+          </w:p>
+        </w:tc>
+        <w:tc>
+          <w:tcPr>
+            <w:tcBorders>
+              <w:top w:val="single" w:space="0" w:color="D3D3D3"/>
+              <w:bottom w:val="single" w:space="0" w:color="D3D3D3"/>
+              <w:start w:val="single" w:space="0" w:color="D3D3D3"/>
+              <w:end w:val="single" w:space="0" w:color="D3D3D3"/>
+            </w:tcBorders>
+          </w:tcPr>
+          <w:p>
+            <w:pPr>
+              <w:spacing w:before="0" w:after="60"/>
+              <w:keepNext/>
+              <w:jc w:val="center"/>
+            </w:pPr>
+            <w:r>
+              <w:rPr>
+                <w:rFonts w:ascii="Calibri" w:hAnsi="Calibri"/>
+                <w:sz w:val="20"/>
+              </w:rPr>
+              <w:t xml:space="default">0.07 (-0.02 to 0.16)</w:t>
+            </w:r>
+          </w:p>
+        </w:tc>
+        <w:tc>
+          <w:tcPr>
+            <w:tcBorders>
+              <w:top w:val="single" w:space="0" w:color="D3D3D3"/>
+              <w:bottom w:val="single" w:space="0" w:color="D3D3D3"/>
+              <w:start w:val="single" w:space="0" w:color="D3D3D3"/>
+              <w:end w:val="single" w:space="0" w:color="D3D3D3"/>
+            </w:tcBorders>
+          </w:tcPr>
+          <w:p>
+            <w:pPr>
+              <w:spacing w:before="0" w:after="60"/>
+              <w:keepNext/>
+              <w:jc w:val="center"/>
+            </w:pPr>
+            <w:r>
+              <w:rPr>
+                <w:rFonts w:ascii="Calibri" w:hAnsi="Calibri"/>
+                <w:sz w:val="20"/>
+              </w:rPr>
+              <w:t xml:space="default">0.12</w:t>
             </w:r>
           </w:p>
         </w:tc>
@@ -7449,79 +7449,79 @@
                 <w:rFonts w:ascii="Calibri" w:hAnsi="Calibri"/>
                 <w:sz w:val="20"/>
               </w:rPr>
-              <w:t xml:space="default">0.22 (-0.04 to 0.49)</w:t>
-            </w:r>
-          </w:p>
-        </w:tc>
-        <w:tc>
-          <w:tcPr>
-            <w:tcBorders>
-              <w:top w:val="single" w:space="0" w:color="D3D3D3"/>
-              <w:bottom w:val="single" w:space="0" w:color="D3D3D3"/>
-              <w:start w:val="single" w:space="0" w:color="D3D3D3"/>
-              <w:end w:val="single" w:space="0" w:color="D3D3D3"/>
-            </w:tcBorders>
-          </w:tcPr>
-          <w:p>
-            <w:pPr>
-              <w:spacing w:before="0" w:after="60"/>
-              <w:keepNext/>
-              <w:jc w:val="center"/>
-            </w:pPr>
-            <w:r>
-              <w:rPr>
-                <w:rFonts w:ascii="Calibri" w:hAnsi="Calibri"/>
-                <w:sz w:val="20"/>
-              </w:rPr>
-              <w:t xml:space="default">0.10</w:t>
-            </w:r>
-          </w:p>
-        </w:tc>
-        <w:tc>
-          <w:tcPr>
-            <w:tcBorders>
-              <w:top w:val="single" w:space="0" w:color="D3D3D3"/>
-              <w:bottom w:val="single" w:space="0" w:color="D3D3D3"/>
-              <w:start w:val="single" w:space="0" w:color="D3D3D3"/>
-              <w:end w:val="single" w:space="0" w:color="D3D3D3"/>
-            </w:tcBorders>
-          </w:tcPr>
-          <w:p>
-            <w:pPr>
-              <w:spacing w:before="0" w:after="60"/>
-              <w:keepNext/>
-              <w:jc w:val="center"/>
-            </w:pPr>
-            <w:r>
-              <w:rPr>
-                <w:rFonts w:ascii="Calibri" w:hAnsi="Calibri"/>
-                <w:sz w:val="20"/>
-              </w:rPr>
-              <w:t xml:space="default">0.18 (-0.22 to 0.57)</w:t>
-            </w:r>
-          </w:p>
-        </w:tc>
-        <w:tc>
-          <w:tcPr>
-            <w:tcBorders>
-              <w:top w:val="single" w:space="0" w:color="D3D3D3"/>
-              <w:bottom w:val="single" w:space="0" w:color="D3D3D3"/>
-              <w:start w:val="single" w:space="0" w:color="D3D3D3"/>
-              <w:end w:val="single" w:space="0" w:color="D3D3D3"/>
-            </w:tcBorders>
-          </w:tcPr>
-          <w:p>
-            <w:pPr>
-              <w:spacing w:before="0" w:after="60"/>
-              <w:keepNext/>
-              <w:jc w:val="center"/>
-            </w:pPr>
-            <w:r>
-              <w:rPr>
-                <w:rFonts w:ascii="Calibri" w:hAnsi="Calibri"/>
-                <w:sz w:val="20"/>
-              </w:rPr>
-              <w:t xml:space="default">0.38</w:t>
+              <w:t xml:space="default">0.22 (-0.05 to 0.49)</w:t>
+            </w:r>
+          </w:p>
+        </w:tc>
+        <w:tc>
+          <w:tcPr>
+            <w:tcBorders>
+              <w:top w:val="single" w:space="0" w:color="D3D3D3"/>
+              <w:bottom w:val="single" w:space="0" w:color="D3D3D3"/>
+              <w:start w:val="single" w:space="0" w:color="D3D3D3"/>
+              <w:end w:val="single" w:space="0" w:color="D3D3D3"/>
+            </w:tcBorders>
+          </w:tcPr>
+          <w:p>
+            <w:pPr>
+              <w:spacing w:before="0" w:after="60"/>
+              <w:keepNext/>
+              <w:jc w:val="center"/>
+            </w:pPr>
+            <w:r>
+              <w:rPr>
+                <w:rFonts w:ascii="Calibri" w:hAnsi="Calibri"/>
+                <w:sz w:val="20"/>
+              </w:rPr>
+              <w:t xml:space="default">0.11</w:t>
+            </w:r>
+          </w:p>
+        </w:tc>
+        <w:tc>
+          <w:tcPr>
+            <w:tcBorders>
+              <w:top w:val="single" w:space="0" w:color="D3D3D3"/>
+              <w:bottom w:val="single" w:space="0" w:color="D3D3D3"/>
+              <w:start w:val="single" w:space="0" w:color="D3D3D3"/>
+              <w:end w:val="single" w:space="0" w:color="D3D3D3"/>
+            </w:tcBorders>
+          </w:tcPr>
+          <w:p>
+            <w:pPr>
+              <w:spacing w:before="0" w:after="60"/>
+              <w:keepNext/>
+              <w:jc w:val="center"/>
+            </w:pPr>
+            <w:r>
+              <w:rPr>
+                <w:rFonts w:ascii="Calibri" w:hAnsi="Calibri"/>
+                <w:sz w:val="20"/>
+              </w:rPr>
+              <w:t xml:space="default">0.16 (-0.23 to 0.55)</w:t>
+            </w:r>
+          </w:p>
+        </w:tc>
+        <w:tc>
+          <w:tcPr>
+            <w:tcBorders>
+              <w:top w:val="single" w:space="0" w:color="D3D3D3"/>
+              <w:bottom w:val="single" w:space="0" w:color="D3D3D3"/>
+              <w:start w:val="single" w:space="0" w:color="D3D3D3"/>
+              <w:end w:val="single" w:space="0" w:color="D3D3D3"/>
+            </w:tcBorders>
+          </w:tcPr>
+          <w:p>
+            <w:pPr>
+              <w:spacing w:before="0" w:after="60"/>
+              <w:keepNext/>
+              <w:jc w:val="center"/>
+            </w:pPr>
+            <w:r>
+              <w:rPr>
+                <w:rFonts w:ascii="Calibri" w:hAnsi="Calibri"/>
+                <w:sz w:val="20"/>
+              </w:rPr>
+              <w:t xml:space="default">0.42</w:t>
             </w:r>
           </w:p>
         </w:tc>
@@ -7646,7 +7646,7 @@
                 <w:rFonts w:ascii="Calibri" w:hAnsi="Calibri"/>
                 <w:sz w:val="20"/>
               </w:rPr>
-              <w:t xml:space="default">0.98</w:t>
+              <w:t xml:space="default">&gt;0.99</w:t>
             </w:r>
           </w:p>
         </w:tc>
@@ -7771,7 +7771,7 @@
                 <w:rFonts w:ascii="Calibri" w:hAnsi="Calibri"/>
                 <w:sz w:val="20"/>
               </w:rPr>
-              <w:t xml:space="default">0.57</w:t>
+              <w:t xml:space="default">0.60</w:t>
             </w:r>
           </w:p>
         </w:tc>
@@ -8023,7 +8023,7 @@
                 <w:rFonts w:ascii="Calibri" w:hAnsi="Calibri"/>
                 <w:sz w:val="20"/>
               </w:rPr>
-              <w:t xml:space="default">0.12</w:t>
+              <w:t xml:space="default">0.13</w:t>
             </w:r>
           </w:p>
         </w:tc>
@@ -8076,79 +8076,79 @@
                 <w:rFonts w:ascii="Calibri" w:hAnsi="Calibri"/>
                 <w:sz w:val="20"/>
               </w:rPr>
-              <w:t xml:space="default">0.16 (-0.03 to 0.35)</w:t>
-            </w:r>
-          </w:p>
-        </w:tc>
-        <w:tc>
-          <w:tcPr>
-            <w:tcBorders>
-              <w:top w:val="single" w:space="0" w:color="D3D3D3"/>
-              <w:bottom w:val="single" w:space="0" w:color="D3D3D3"/>
-              <w:start w:val="single" w:space="0" w:color="D3D3D3"/>
-              <w:end w:val="single" w:space="0" w:color="D3D3D3"/>
-            </w:tcBorders>
-          </w:tcPr>
-          <w:p>
-            <w:pPr>
-              <w:spacing w:before="0" w:after="60"/>
-              <w:keepNext/>
-              <w:jc w:val="center"/>
-            </w:pPr>
-            <w:r>
-              <w:rPr>
-                <w:rFonts w:ascii="Calibri" w:hAnsi="Calibri"/>
-                <w:sz w:val="20"/>
-              </w:rPr>
-              <w:t xml:space="default">0.095</w:t>
-            </w:r>
-          </w:p>
-        </w:tc>
-        <w:tc>
-          <w:tcPr>
-            <w:tcBorders>
-              <w:top w:val="single" w:space="0" w:color="D3D3D3"/>
-              <w:bottom w:val="single" w:space="0" w:color="D3D3D3"/>
-              <w:start w:val="single" w:space="0" w:color="D3D3D3"/>
-              <w:end w:val="single" w:space="0" w:color="D3D3D3"/>
-            </w:tcBorders>
-          </w:tcPr>
-          <w:p>
-            <w:pPr>
-              <w:spacing w:before="0" w:after="60"/>
-              <w:keepNext/>
-              <w:jc w:val="center"/>
-            </w:pPr>
-            <w:r>
-              <w:rPr>
-                <w:rFonts w:ascii="Calibri" w:hAnsi="Calibri"/>
-                <w:sz w:val="20"/>
-              </w:rPr>
-              <w:t xml:space="default">0.10 (-0.18 to 0.38)</w:t>
-            </w:r>
-          </w:p>
-        </w:tc>
-        <w:tc>
-          <w:tcPr>
-            <w:tcBorders>
-              <w:top w:val="single" w:space="0" w:color="D3D3D3"/>
-              <w:bottom w:val="single" w:space="0" w:color="D3D3D3"/>
-              <w:start w:val="single" w:space="0" w:color="D3D3D3"/>
-              <w:end w:val="single" w:space="0" w:color="D3D3D3"/>
-            </w:tcBorders>
-          </w:tcPr>
-          <w:p>
-            <w:pPr>
-              <w:spacing w:before="0" w:after="60"/>
-              <w:keepNext/>
-              <w:jc w:val="center"/>
-            </w:pPr>
-            <w:r>
-              <w:rPr>
-                <w:rFonts w:ascii="Calibri" w:hAnsi="Calibri"/>
-                <w:sz w:val="20"/>
-              </w:rPr>
-              <w:t xml:space="default">0.48</w:t>
+              <w:t xml:space="default">0.16 (-0.03 to 0.36)</w:t>
+            </w:r>
+          </w:p>
+        </w:tc>
+        <w:tc>
+          <w:tcPr>
+            <w:tcBorders>
+              <w:top w:val="single" w:space="0" w:color="D3D3D3"/>
+              <w:bottom w:val="single" w:space="0" w:color="D3D3D3"/>
+              <w:start w:val="single" w:space="0" w:color="D3D3D3"/>
+              <w:end w:val="single" w:space="0" w:color="D3D3D3"/>
+            </w:tcBorders>
+          </w:tcPr>
+          <w:p>
+            <w:pPr>
+              <w:spacing w:before="0" w:after="60"/>
+              <w:keepNext/>
+              <w:jc w:val="center"/>
+            </w:pPr>
+            <w:r>
+              <w:rPr>
+                <w:rFonts w:ascii="Calibri" w:hAnsi="Calibri"/>
+                <w:sz w:val="20"/>
+              </w:rPr>
+              <w:t xml:space="default">0.091</w:t>
+            </w:r>
+          </w:p>
+        </w:tc>
+        <w:tc>
+          <w:tcPr>
+            <w:tcBorders>
+              <w:top w:val="single" w:space="0" w:color="D3D3D3"/>
+              <w:bottom w:val="single" w:space="0" w:color="D3D3D3"/>
+              <w:start w:val="single" w:space="0" w:color="D3D3D3"/>
+              <w:end w:val="single" w:space="0" w:color="D3D3D3"/>
+            </w:tcBorders>
+          </w:tcPr>
+          <w:p>
+            <w:pPr>
+              <w:spacing w:before="0" w:after="60"/>
+              <w:keepNext/>
+              <w:jc w:val="center"/>
+            </w:pPr>
+            <w:r>
+              <w:rPr>
+                <w:rFonts w:ascii="Calibri" w:hAnsi="Calibri"/>
+                <w:sz w:val="20"/>
+              </w:rPr>
+              <w:t xml:space="default">0.09 (-0.18 to 0.37)</w:t>
+            </w:r>
+          </w:p>
+        </w:tc>
+        <w:tc>
+          <w:tcPr>
+            <w:tcBorders>
+              <w:top w:val="single" w:space="0" w:color="D3D3D3"/>
+              <w:bottom w:val="single" w:space="0" w:color="D3D3D3"/>
+              <w:start w:val="single" w:space="0" w:color="D3D3D3"/>
+              <w:end w:val="single" w:space="0" w:color="D3D3D3"/>
+            </w:tcBorders>
+          </w:tcPr>
+          <w:p>
+            <w:pPr>
+              <w:spacing w:before="0" w:after="60"/>
+              <w:keepNext/>
+              <w:jc w:val="center"/>
+            </w:pPr>
+            <w:r>
+              <w:rPr>
+                <w:rFonts w:ascii="Calibri" w:hAnsi="Calibri"/>
+                <w:sz w:val="20"/>
+              </w:rPr>
+              <w:t xml:space="default">0.51</w:t>
             </w:r>
           </w:p>
         </w:tc>
@@ -8274,7 +8274,7 @@
                 <w:sz w:val="20"/>
                 <w:b w:val="true"/>
               </w:rPr>
-              <w:t xml:space="default">0.018</w:t>
+              <w:t xml:space="default">0.017</w:t>
             </w:r>
           </w:p>
         </w:tc>
@@ -8399,7 +8399,7 @@
                 <w:rFonts w:ascii="Calibri" w:hAnsi="Calibri"/>
                 <w:sz w:val="20"/>
               </w:rPr>
-              <w:t xml:space="default">0.70</w:t>
+              <w:t xml:space="default">0.68</w:t>
             </w:r>
           </w:p>
         </w:tc>
@@ -8578,31 +8578,31 @@
                 <w:rFonts w:ascii="Calibri" w:hAnsi="Calibri"/>
                 <w:sz w:val="20"/>
               </w:rPr>
-              <w:t xml:space="default">0.00 (-0.07 to 0.07)</w:t>
-            </w:r>
-          </w:p>
-        </w:tc>
-        <w:tc>
-          <w:tcPr>
-            <w:tcBorders>
-              <w:top w:val="single" w:space="0" w:color="D3D3D3"/>
-              <w:bottom w:val="single" w:space="0" w:color="D3D3D3"/>
-              <w:start w:val="single" w:space="0" w:color="D3D3D3"/>
-              <w:end w:val="single" w:space="0" w:color="D3D3D3"/>
-            </w:tcBorders>
-          </w:tcPr>
-          <w:p>
-            <w:pPr>
-              <w:spacing w:before="0" w:after="60"/>
-              <w:keepNext/>
-              <w:jc w:val="center"/>
-            </w:pPr>
-            <w:r>
-              <w:rPr>
-                <w:rFonts w:ascii="Calibri" w:hAnsi="Calibri"/>
-                <w:sz w:val="20"/>
-              </w:rPr>
-              <w:t xml:space="default">0.98</w:t>
+              <w:t xml:space="default">0.00 (-0.07 to 0.06)</w:t>
+            </w:r>
+          </w:p>
+        </w:tc>
+        <w:tc>
+          <w:tcPr>
+            <w:tcBorders>
+              <w:top w:val="single" w:space="0" w:color="D3D3D3"/>
+              <w:bottom w:val="single" w:space="0" w:color="D3D3D3"/>
+              <w:start w:val="single" w:space="0" w:color="D3D3D3"/>
+              <w:end w:val="single" w:space="0" w:color="D3D3D3"/>
+            </w:tcBorders>
+          </w:tcPr>
+          <w:p>
+            <w:pPr>
+              <w:spacing w:before="0" w:after="60"/>
+              <w:keepNext/>
+              <w:jc w:val="center"/>
+            </w:pPr>
+            <w:r>
+              <w:rPr>
+                <w:rFonts w:ascii="Calibri" w:hAnsi="Calibri"/>
+                <w:sz w:val="20"/>
+              </w:rPr>
+              <w:t xml:space="default">0.91</w:t>
             </w:r>
           </w:p>
         </w:tc>
@@ -8650,7 +8650,7 @@
                 <w:rFonts w:ascii="Calibri" w:hAnsi="Calibri"/>
                 <w:sz w:val="20"/>
               </w:rPr>
-              <w:t xml:space="default">0.62</w:t>
+              <w:t xml:space="default">0.58</w:t>
             </w:r>
           </w:p>
         </w:tc>
@@ -8703,79 +8703,79 @@
                 <w:rFonts w:ascii="Calibri" w:hAnsi="Calibri"/>
                 <w:sz w:val="20"/>
               </w:rPr>
-              <w:t xml:space="default">0.13 (-0.09 to 0.36)</w:t>
-            </w:r>
-          </w:p>
-        </w:tc>
-        <w:tc>
-          <w:tcPr>
-            <w:tcBorders>
-              <w:top w:val="single" w:space="0" w:color="D3D3D3"/>
-              <w:bottom w:val="single" w:space="0" w:color="D3D3D3"/>
-              <w:start w:val="single" w:space="0" w:color="D3D3D3"/>
-              <w:end w:val="single" w:space="0" w:color="D3D3D3"/>
-            </w:tcBorders>
-          </w:tcPr>
-          <w:p>
-            <w:pPr>
-              <w:spacing w:before="0" w:after="60"/>
-              <w:keepNext/>
-              <w:jc w:val="center"/>
-            </w:pPr>
-            <w:r>
-              <w:rPr>
-                <w:rFonts w:ascii="Calibri" w:hAnsi="Calibri"/>
-                <w:sz w:val="20"/>
-              </w:rPr>
-              <w:t xml:space="default">0.24</w:t>
-            </w:r>
-          </w:p>
-        </w:tc>
-        <w:tc>
-          <w:tcPr>
-            <w:tcBorders>
-              <w:top w:val="single" w:space="0" w:color="D3D3D3"/>
-              <w:bottom w:val="single" w:space="0" w:color="D3D3D3"/>
-              <w:start w:val="single" w:space="0" w:color="D3D3D3"/>
-              <w:end w:val="single" w:space="0" w:color="D3D3D3"/>
-            </w:tcBorders>
-          </w:tcPr>
-          <w:p>
-            <w:pPr>
-              <w:spacing w:before="0" w:after="60"/>
-              <w:keepNext/>
-              <w:jc w:val="center"/>
-            </w:pPr>
-            <w:r>
-              <w:rPr>
-                <w:rFonts w:ascii="Calibri" w:hAnsi="Calibri"/>
-                <w:sz w:val="20"/>
-              </w:rPr>
-              <w:t xml:space="default">0.20 (-0.15 to 0.54)</w:t>
-            </w:r>
-          </w:p>
-        </w:tc>
-        <w:tc>
-          <w:tcPr>
-            <w:tcBorders>
-              <w:top w:val="single" w:space="0" w:color="D3D3D3"/>
-              <w:bottom w:val="single" w:space="0" w:color="D3D3D3"/>
-              <w:start w:val="single" w:space="0" w:color="D3D3D3"/>
-              <w:end w:val="single" w:space="0" w:color="D3D3D3"/>
-            </w:tcBorders>
-          </w:tcPr>
-          <w:p>
-            <w:pPr>
-              <w:spacing w:before="0" w:after="60"/>
-              <w:keepNext/>
-              <w:jc w:val="center"/>
-            </w:pPr>
-            <w:r>
-              <w:rPr>
-                <w:rFonts w:ascii="Calibri" w:hAnsi="Calibri"/>
-                <w:sz w:val="20"/>
-              </w:rPr>
-              <w:t xml:space="default">0.27</w:t>
+              <w:t xml:space="default">0.12 (-0.10 to 0.35)</w:t>
+            </w:r>
+          </w:p>
+        </w:tc>
+        <w:tc>
+          <w:tcPr>
+            <w:tcBorders>
+              <w:top w:val="single" w:space="0" w:color="D3D3D3"/>
+              <w:bottom w:val="single" w:space="0" w:color="D3D3D3"/>
+              <w:start w:val="single" w:space="0" w:color="D3D3D3"/>
+              <w:end w:val="single" w:space="0" w:color="D3D3D3"/>
+            </w:tcBorders>
+          </w:tcPr>
+          <w:p>
+            <w:pPr>
+              <w:spacing w:before="0" w:after="60"/>
+              <w:keepNext/>
+              <w:jc w:val="center"/>
+            </w:pPr>
+            <w:r>
+              <w:rPr>
+                <w:rFonts w:ascii="Calibri" w:hAnsi="Calibri"/>
+                <w:sz w:val="20"/>
+              </w:rPr>
+              <w:t xml:space="default">0.28</w:t>
+            </w:r>
+          </w:p>
+        </w:tc>
+        <w:tc>
+          <w:tcPr>
+            <w:tcBorders>
+              <w:top w:val="single" w:space="0" w:color="D3D3D3"/>
+              <w:bottom w:val="single" w:space="0" w:color="D3D3D3"/>
+              <w:start w:val="single" w:space="0" w:color="D3D3D3"/>
+              <w:end w:val="single" w:space="0" w:color="D3D3D3"/>
+            </w:tcBorders>
+          </w:tcPr>
+          <w:p>
+            <w:pPr>
+              <w:spacing w:before="0" w:after="60"/>
+              <w:keepNext/>
+              <w:jc w:val="center"/>
+            </w:pPr>
+            <w:r>
+              <w:rPr>
+                <w:rFonts w:ascii="Calibri" w:hAnsi="Calibri"/>
+                <w:sz w:val="20"/>
+              </w:rPr>
+              <w:t xml:space="default">0.18 (-0.17 to 0.53)</w:t>
+            </w:r>
+          </w:p>
+        </w:tc>
+        <w:tc>
+          <w:tcPr>
+            <w:tcBorders>
+              <w:top w:val="single" w:space="0" w:color="D3D3D3"/>
+              <w:bottom w:val="single" w:space="0" w:color="D3D3D3"/>
+              <w:start w:val="single" w:space="0" w:color="D3D3D3"/>
+              <w:end w:val="single" w:space="0" w:color="D3D3D3"/>
+            </w:tcBorders>
+          </w:tcPr>
+          <w:p>
+            <w:pPr>
+              <w:spacing w:before="0" w:after="60"/>
+              <w:keepNext/>
+              <w:jc w:val="center"/>
+            </w:pPr>
+            <w:r>
+              <w:rPr>
+                <w:rFonts w:ascii="Calibri" w:hAnsi="Calibri"/>
+                <w:sz w:val="20"/>
+              </w:rPr>
+              <w:t xml:space="default">0.31</w:t>
             </w:r>
           </w:p>
         </w:tc>
@@ -9026,7 +9026,7 @@
                 <w:rFonts w:ascii="Calibri" w:hAnsi="Calibri"/>
                 <w:sz w:val="20"/>
               </w:rPr>
-              <w:t xml:space="default">0.40</w:t>
+              <w:t xml:space="default">0.36</w:t>
             </w:r>
           </w:p>
         </w:tc>
@@ -9205,79 +9205,79 @@
                 <w:rFonts w:ascii="Calibri" w:hAnsi="Calibri"/>
                 <w:sz w:val="20"/>
               </w:rPr>
-              <w:t xml:space="default">-0.05 (-0.13 to 0.04)</w:t>
-            </w:r>
-          </w:p>
-        </w:tc>
-        <w:tc>
-          <w:tcPr>
-            <w:tcBorders>
-              <w:top w:val="single" w:space="0" w:color="D3D3D3"/>
-              <w:bottom w:val="single" w:space="0" w:color="D3D3D3"/>
-              <w:start w:val="single" w:space="0" w:color="D3D3D3"/>
-              <w:end w:val="single" w:space="0" w:color="D3D3D3"/>
-            </w:tcBorders>
-          </w:tcPr>
-          <w:p>
-            <w:pPr>
-              <w:spacing w:before="0" w:after="60"/>
-              <w:keepNext/>
-              <w:jc w:val="center"/>
-            </w:pPr>
-            <w:r>
-              <w:rPr>
-                <w:rFonts w:ascii="Calibri" w:hAnsi="Calibri"/>
-                <w:sz w:val="20"/>
-              </w:rPr>
-              <w:t xml:space="default">0.29</w:t>
-            </w:r>
-          </w:p>
-        </w:tc>
-        <w:tc>
-          <w:tcPr>
-            <w:tcBorders>
-              <w:top w:val="single" w:space="0" w:color="D3D3D3"/>
-              <w:bottom w:val="single" w:space="0" w:color="D3D3D3"/>
-              <w:start w:val="single" w:space="0" w:color="D3D3D3"/>
-              <w:end w:val="single" w:space="0" w:color="D3D3D3"/>
-            </w:tcBorders>
-          </w:tcPr>
-          <w:p>
-            <w:pPr>
-              <w:spacing w:before="0" w:after="60"/>
-              <w:keepNext/>
-              <w:jc w:val="center"/>
-            </w:pPr>
-            <w:r>
-              <w:rPr>
-                <w:rFonts w:ascii="Calibri" w:hAnsi="Calibri"/>
-                <w:sz w:val="20"/>
-              </w:rPr>
-              <w:t xml:space="default">-0.03 (-0.14 to 0.07)</w:t>
-            </w:r>
-          </w:p>
-        </w:tc>
-        <w:tc>
-          <w:tcPr>
-            <w:tcBorders>
-              <w:top w:val="single" w:space="0" w:color="D3D3D3"/>
-              <w:bottom w:val="single" w:space="0" w:color="D3D3D3"/>
-              <w:start w:val="single" w:space="0" w:color="D3D3D3"/>
-              <w:end w:val="single" w:space="0" w:color="D3D3D3"/>
-            </w:tcBorders>
-          </w:tcPr>
-          <w:p>
-            <w:pPr>
-              <w:spacing w:before="0" w:after="60"/>
-              <w:keepNext/>
-              <w:jc w:val="center"/>
-            </w:pPr>
-            <w:r>
-              <w:rPr>
-                <w:rFonts w:ascii="Calibri" w:hAnsi="Calibri"/>
-                <w:sz w:val="20"/>
-              </w:rPr>
-              <w:t xml:space="default">0.52</w:t>
+              <w:t xml:space="default">-0.05 (-0.14 to 0.04)</w:t>
+            </w:r>
+          </w:p>
+        </w:tc>
+        <w:tc>
+          <w:tcPr>
+            <w:tcBorders>
+              <w:top w:val="single" w:space="0" w:color="D3D3D3"/>
+              <w:bottom w:val="single" w:space="0" w:color="D3D3D3"/>
+              <w:start w:val="single" w:space="0" w:color="D3D3D3"/>
+              <w:end w:val="single" w:space="0" w:color="D3D3D3"/>
+            </w:tcBorders>
+          </w:tcPr>
+          <w:p>
+            <w:pPr>
+              <w:spacing w:before="0" w:after="60"/>
+              <w:keepNext/>
+              <w:jc w:val="center"/>
+            </w:pPr>
+            <w:r>
+              <w:rPr>
+                <w:rFonts w:ascii="Calibri" w:hAnsi="Calibri"/>
+                <w:sz w:val="20"/>
+              </w:rPr>
+              <w:t xml:space="default">0.28</w:t>
+            </w:r>
+          </w:p>
+        </w:tc>
+        <w:tc>
+          <w:tcPr>
+            <w:tcBorders>
+              <w:top w:val="single" w:space="0" w:color="D3D3D3"/>
+              <w:bottom w:val="single" w:space="0" w:color="D3D3D3"/>
+              <w:start w:val="single" w:space="0" w:color="D3D3D3"/>
+              <w:end w:val="single" w:space="0" w:color="D3D3D3"/>
+            </w:tcBorders>
+          </w:tcPr>
+          <w:p>
+            <w:pPr>
+              <w:spacing w:before="0" w:after="60"/>
+              <w:keepNext/>
+              <w:jc w:val="center"/>
+            </w:pPr>
+            <w:r>
+              <w:rPr>
+                <w:rFonts w:ascii="Calibri" w:hAnsi="Calibri"/>
+                <w:sz w:val="20"/>
+              </w:rPr>
+              <w:t xml:space="default">-0.04 (-0.14 to 0.07)</w:t>
+            </w:r>
+          </w:p>
+        </w:tc>
+        <w:tc>
+          <w:tcPr>
+            <w:tcBorders>
+              <w:top w:val="single" w:space="0" w:color="D3D3D3"/>
+              <w:bottom w:val="single" w:space="0" w:color="D3D3D3"/>
+              <w:start w:val="single" w:space="0" w:color="D3D3D3"/>
+              <w:end w:val="single" w:space="0" w:color="D3D3D3"/>
+            </w:tcBorders>
+          </w:tcPr>
+          <w:p>
+            <w:pPr>
+              <w:spacing w:before="0" w:after="60"/>
+              <w:keepNext/>
+              <w:jc w:val="center"/>
+            </w:pPr>
+            <w:r>
+              <w:rPr>
+                <w:rFonts w:ascii="Calibri" w:hAnsi="Calibri"/>
+                <w:sz w:val="20"/>
+              </w:rPr>
+              <w:t xml:space="default">0.51</w:t>
             </w:r>
           </w:p>
         </w:tc>
@@ -9330,79 +9330,79 @@
                 <w:rFonts w:ascii="Calibri" w:hAnsi="Calibri"/>
                 <w:sz w:val="20"/>
               </w:rPr>
-              <w:t xml:space="default">-0.12 (-0.41 to 0.16)</w:t>
-            </w:r>
-          </w:p>
-        </w:tc>
-        <w:tc>
-          <w:tcPr>
-            <w:tcBorders>
-              <w:top w:val="single" w:space="0" w:color="D3D3D3"/>
-              <w:bottom w:val="single" w:space="0" w:color="D3D3D3"/>
-              <w:start w:val="single" w:space="0" w:color="D3D3D3"/>
-              <w:end w:val="single" w:space="0" w:color="D3D3D3"/>
-            </w:tcBorders>
-          </w:tcPr>
-          <w:p>
-            <w:pPr>
-              <w:spacing w:before="0" w:after="60"/>
-              <w:keepNext/>
-              <w:jc w:val="center"/>
-            </w:pPr>
-            <w:r>
-              <w:rPr>
-                <w:rFonts w:ascii="Calibri" w:hAnsi="Calibri"/>
-                <w:sz w:val="20"/>
-              </w:rPr>
-              <w:t xml:space="default">0.40</w:t>
-            </w:r>
-          </w:p>
-        </w:tc>
-        <w:tc>
-          <w:tcPr>
-            <w:tcBorders>
-              <w:top w:val="single" w:space="0" w:color="D3D3D3"/>
-              <w:bottom w:val="single" w:space="0" w:color="D3D3D3"/>
-              <w:start w:val="single" w:space="0" w:color="D3D3D3"/>
-              <w:end w:val="single" w:space="0" w:color="D3D3D3"/>
-            </w:tcBorders>
-          </w:tcPr>
-          <w:p>
-            <w:pPr>
-              <w:spacing w:before="0" w:after="60"/>
-              <w:keepNext/>
-              <w:jc w:val="center"/>
-            </w:pPr>
-            <w:r>
-              <w:rPr>
-                <w:rFonts w:ascii="Calibri" w:hAnsi="Calibri"/>
-                <w:sz w:val="20"/>
-              </w:rPr>
-              <w:t xml:space="default">-0.16 (-0.61 to 0.29)</w:t>
-            </w:r>
-          </w:p>
-        </w:tc>
-        <w:tc>
-          <w:tcPr>
-            <w:tcBorders>
-              <w:top w:val="single" w:space="0" w:color="D3D3D3"/>
-              <w:bottom w:val="single" w:space="0" w:color="D3D3D3"/>
-              <w:start w:val="single" w:space="0" w:color="D3D3D3"/>
-              <w:end w:val="single" w:space="0" w:color="D3D3D3"/>
-            </w:tcBorders>
-          </w:tcPr>
-          <w:p>
-            <w:pPr>
-              <w:spacing w:before="0" w:after="60"/>
-              <w:keepNext/>
-              <w:jc w:val="center"/>
-            </w:pPr>
-            <w:r>
-              <w:rPr>
-                <w:rFonts w:ascii="Calibri" w:hAnsi="Calibri"/>
-                <w:sz w:val="20"/>
-              </w:rPr>
-              <w:t xml:space="default">0.49</w:t>
+              <w:t xml:space="default">-0.12 (-0.41 to 0.17)</w:t>
+            </w:r>
+          </w:p>
+        </w:tc>
+        <w:tc>
+          <w:tcPr>
+            <w:tcBorders>
+              <w:top w:val="single" w:space="0" w:color="D3D3D3"/>
+              <w:bottom w:val="single" w:space="0" w:color="D3D3D3"/>
+              <w:start w:val="single" w:space="0" w:color="D3D3D3"/>
+              <w:end w:val="single" w:space="0" w:color="D3D3D3"/>
+            </w:tcBorders>
+          </w:tcPr>
+          <w:p>
+            <w:pPr>
+              <w:spacing w:before="0" w:after="60"/>
+              <w:keepNext/>
+              <w:jc w:val="center"/>
+            </w:pPr>
+            <w:r>
+              <w:rPr>
+                <w:rFonts w:ascii="Calibri" w:hAnsi="Calibri"/>
+                <w:sz w:val="20"/>
+              </w:rPr>
+              <w:t xml:space="default">0.41</w:t>
+            </w:r>
+          </w:p>
+        </w:tc>
+        <w:tc>
+          <w:tcPr>
+            <w:tcBorders>
+              <w:top w:val="single" w:space="0" w:color="D3D3D3"/>
+              <w:bottom w:val="single" w:space="0" w:color="D3D3D3"/>
+              <w:start w:val="single" w:space="0" w:color="D3D3D3"/>
+              <w:end w:val="single" w:space="0" w:color="D3D3D3"/>
+            </w:tcBorders>
+          </w:tcPr>
+          <w:p>
+            <w:pPr>
+              <w:spacing w:before="0" w:after="60"/>
+              <w:keepNext/>
+              <w:jc w:val="center"/>
+            </w:pPr>
+            <w:r>
+              <w:rPr>
+                <w:rFonts w:ascii="Calibri" w:hAnsi="Calibri"/>
+                <w:sz w:val="20"/>
+              </w:rPr>
+              <w:t xml:space="default">-0.15 (-0.61 to 0.30)</w:t>
+            </w:r>
+          </w:p>
+        </w:tc>
+        <w:tc>
+          <w:tcPr>
+            <w:tcBorders>
+              <w:top w:val="single" w:space="0" w:color="D3D3D3"/>
+              <w:bottom w:val="single" w:space="0" w:color="D3D3D3"/>
+              <w:start w:val="single" w:space="0" w:color="D3D3D3"/>
+              <w:end w:val="single" w:space="0" w:color="D3D3D3"/>
+            </w:tcBorders>
+          </w:tcPr>
+          <w:p>
+            <w:pPr>
+              <w:spacing w:before="0" w:after="60"/>
+              <w:keepNext/>
+              <w:jc w:val="center"/>
+            </w:pPr>
+            <w:r>
+              <w:rPr>
+                <w:rFonts w:ascii="Calibri" w:hAnsi="Calibri"/>
+                <w:sz w:val="20"/>
+              </w:rPr>
+              <w:t xml:space="default">0.51</w:t>
             </w:r>
           </w:p>
         </w:tc>
@@ -9628,31 +9628,31 @@
                 <w:rFonts w:ascii="Calibri" w:hAnsi="Calibri"/>
                 <w:sz w:val="20"/>
               </w:rPr>
-              <w:t xml:space="default">0.01 (-0.05 to 0.07)</w:t>
-            </w:r>
-          </w:p>
-        </w:tc>
-        <w:tc>
-          <w:tcPr>
-            <w:tcBorders>
-              <w:top w:val="single" w:space="0" w:color="D3D3D3"/>
-              <w:bottom w:val="single" w:space="0" w:color="D3D3D3"/>
-              <w:start w:val="single" w:space="0" w:color="D3D3D3"/>
-              <w:end w:val="single" w:space="0" w:color="D3D3D3"/>
-            </w:tcBorders>
-          </w:tcPr>
-          <w:p>
-            <w:pPr>
-              <w:spacing w:before="0" w:after="60"/>
-              <w:keepNext/>
-              <w:jc w:val="center"/>
-            </w:pPr>
-            <w:r>
-              <w:rPr>
-                <w:rFonts w:ascii="Calibri" w:hAnsi="Calibri"/>
-                <w:sz w:val="20"/>
-              </w:rPr>
-              <w:t xml:space="default">0.77</w:t>
+              <w:t xml:space="default">0.01 (-0.06 to 0.07)</w:t>
+            </w:r>
+          </w:p>
+        </w:tc>
+        <w:tc>
+          <w:tcPr>
+            <w:tcBorders>
+              <w:top w:val="single" w:space="0" w:color="D3D3D3"/>
+              <w:bottom w:val="single" w:space="0" w:color="D3D3D3"/>
+              <w:start w:val="single" w:space="0" w:color="D3D3D3"/>
+              <w:end w:val="single" w:space="0" w:color="D3D3D3"/>
+            </w:tcBorders>
+          </w:tcPr>
+          <w:p>
+            <w:pPr>
+              <w:spacing w:before="0" w:after="60"/>
+              <w:keepNext/>
+              <w:jc w:val="center"/>
+            </w:pPr>
+            <w:r>
+              <w:rPr>
+                <w:rFonts w:ascii="Calibri" w:hAnsi="Calibri"/>
+                <w:sz w:val="20"/>
+              </w:rPr>
+              <w:t xml:space="default">0.80</w:t>
             </w:r>
           </w:p>
         </w:tc>
@@ -10004,7 +10004,7 @@
                 <w:rFonts w:ascii="Calibri" w:hAnsi="Calibri"/>
                 <w:sz w:val="20"/>
               </w:rPr>
-              <w:t xml:space="default">-0.06 (-0.25 to 0.12)</w:t>
+              <w:t xml:space="default">-0.07 (-0.25 to 0.12)</w:t>
             </w:r>
           </w:p>
         </w:tc>
@@ -10279,7 +10279,7 @@
                 <w:rFonts w:ascii="Calibri" w:hAnsi="Calibri"/>
                 <w:sz w:val="20"/>
               </w:rPr>
-              <w:t xml:space="default">0.56</w:t>
+              <w:t xml:space="default">0.57</w:t>
             </w:r>
           </w:p>
         </w:tc>
@@ -10482,7 +10482,7 @@
                 <w:rFonts w:ascii="Calibri" w:hAnsi="Calibri"/>
                 <w:sz w:val="20"/>
               </w:rPr>
-              <w:t xml:space="default">0.35</w:t>
+              <w:t xml:space="default">0.32</w:t>
             </w:r>
           </w:p>
         </w:tc>
@@ -10530,7 +10530,7 @@
                 <w:rFonts w:ascii="Calibri" w:hAnsi="Calibri"/>
                 <w:sz w:val="20"/>
               </w:rPr>
-              <w:t xml:space="default">0.32</w:t>
+              <w:t xml:space="default">0.30</w:t>
             </w:r>
           </w:p>
         </w:tc>
@@ -10583,7 +10583,7 @@
                 <w:rFonts w:ascii="Calibri" w:hAnsi="Calibri"/>
                 <w:sz w:val="20"/>
               </w:rPr>
-              <w:t xml:space="default">-0.03 (-0.14 to 0.09)</w:t>
+              <w:t xml:space="default">-0.03 (-0.15 to 0.09)</w:t>
             </w:r>
           </w:p>
         </w:tc>
@@ -10631,31 +10631,31 @@
                 <w:rFonts w:ascii="Calibri" w:hAnsi="Calibri"/>
                 <w:sz w:val="20"/>
               </w:rPr>
-              <w:t xml:space="default">-0.04 (-0.22 to 0.13)</w:t>
-            </w:r>
-          </w:p>
-        </w:tc>
-        <w:tc>
-          <w:tcPr>
-            <w:tcBorders>
-              <w:top w:val="single" w:space="0" w:color="D3D3D3"/>
-              <w:bottom w:val="single" w:space="0" w:color="D3D3D3"/>
-              <w:start w:val="single" w:space="0" w:color="D3D3D3"/>
-              <w:end w:val="single" w:space="0" w:color="D3D3D3"/>
-            </w:tcBorders>
-          </w:tcPr>
-          <w:p>
-            <w:pPr>
-              <w:spacing w:before="0" w:after="60"/>
-              <w:keepNext/>
-              <w:jc w:val="center"/>
-            </w:pPr>
-            <w:r>
-              <w:rPr>
-                <w:rFonts w:ascii="Calibri" w:hAnsi="Calibri"/>
-                <w:sz w:val="20"/>
-              </w:rPr>
-              <w:t xml:space="default">0.62</w:t>
+              <w:t xml:space="default">-0.04 (-0.22 to 0.14)</w:t>
+            </w:r>
+          </w:p>
+        </w:tc>
+        <w:tc>
+          <w:tcPr>
+            <w:tcBorders>
+              <w:top w:val="single" w:space="0" w:color="D3D3D3"/>
+              <w:bottom w:val="single" w:space="0" w:color="D3D3D3"/>
+              <w:start w:val="single" w:space="0" w:color="D3D3D3"/>
+              <w:end w:val="single" w:space="0" w:color="D3D3D3"/>
+            </w:tcBorders>
+          </w:tcPr>
+          <w:p>
+            <w:pPr>
+              <w:spacing w:before="0" w:after="60"/>
+              <w:keepNext/>
+              <w:jc w:val="center"/>
+            </w:pPr>
+            <w:r>
+              <w:rPr>
+                <w:rFonts w:ascii="Calibri" w:hAnsi="Calibri"/>
+                <w:sz w:val="20"/>
+              </w:rPr>
+              <w:t xml:space="default">0.65</w:t>
             </w:r>
           </w:p>
         </w:tc>
@@ -10882,31 +10882,31 @@
                 <w:rFonts w:ascii="Calibri" w:hAnsi="Calibri"/>
                 <w:sz w:val="20"/>
               </w:rPr>
-              <w:t xml:space="default">0.01 (-0.01 to 0.04)</w:t>
-            </w:r>
-          </w:p>
-        </w:tc>
-        <w:tc>
-          <w:tcPr>
-            <w:tcBorders>
-              <w:top w:val="single" w:space="0" w:color="D3D3D3"/>
-              <w:bottom w:val="single" w:space="0" w:color="D3D3D3"/>
-              <w:start w:val="single" w:space="0" w:color="D3D3D3"/>
-              <w:end w:val="single" w:space="0" w:color="D3D3D3"/>
-            </w:tcBorders>
-          </w:tcPr>
-          <w:p>
-            <w:pPr>
-              <w:spacing w:before="0" w:after="60"/>
-              <w:keepNext/>
-              <w:jc w:val="center"/>
-            </w:pPr>
-            <w:r>
-              <w:rPr>
-                <w:rFonts w:ascii="Calibri" w:hAnsi="Calibri"/>
-                <w:sz w:val="20"/>
-              </w:rPr>
-              <w:t xml:space="default">0.39</w:t>
+              <w:t xml:space="default">0.01 (-0.02 to 0.04)</w:t>
+            </w:r>
+          </w:p>
+        </w:tc>
+        <w:tc>
+          <w:tcPr>
+            <w:tcBorders>
+              <w:top w:val="single" w:space="0" w:color="D3D3D3"/>
+              <w:bottom w:val="single" w:space="0" w:color="D3D3D3"/>
+              <w:start w:val="single" w:space="0" w:color="D3D3D3"/>
+              <w:end w:val="single" w:space="0" w:color="D3D3D3"/>
+            </w:tcBorders>
+          </w:tcPr>
+          <w:p>
+            <w:pPr>
+              <w:spacing w:before="0" w:after="60"/>
+              <w:keepNext/>
+              <w:jc w:val="center"/>
+            </w:pPr>
+            <w:r>
+              <w:rPr>
+                <w:rFonts w:ascii="Calibri" w:hAnsi="Calibri"/>
+                <w:sz w:val="20"/>
+              </w:rPr>
+              <w:t xml:space="default">0.44</w:t>
             </w:r>
           </w:p>
         </w:tc>
@@ -11109,55 +11109,55 @@
                 <w:rFonts w:ascii="Calibri" w:hAnsi="Calibri"/>
                 <w:sz w:val="20"/>
               </w:rPr>
-              <w:t xml:space="default">0.13</w:t>
-            </w:r>
-          </w:p>
-        </w:tc>
-        <w:tc>
-          <w:tcPr>
-            <w:tcBorders>
-              <w:top w:val="single" w:space="0" w:color="D3D3D3"/>
-              <w:bottom w:val="single" w:space="0" w:color="D3D3D3"/>
-              <w:start w:val="single" w:space="0" w:color="D3D3D3"/>
-              <w:end w:val="single" w:space="0" w:color="D3D3D3"/>
-            </w:tcBorders>
-          </w:tcPr>
-          <w:p>
-            <w:pPr>
-              <w:spacing w:before="0" w:after="60"/>
-              <w:keepNext/>
-              <w:jc w:val="center"/>
-            </w:pPr>
-            <w:r>
-              <w:rPr>
-                <w:rFonts w:ascii="Calibri" w:hAnsi="Calibri"/>
-                <w:sz w:val="20"/>
-              </w:rPr>
-              <w:t xml:space="default">-0.03 (-0.11 to 0.05)</w:t>
-            </w:r>
-          </w:p>
-        </w:tc>
-        <w:tc>
-          <w:tcPr>
-            <w:tcBorders>
-              <w:top w:val="single" w:space="0" w:color="D3D3D3"/>
-              <w:bottom w:val="single" w:space="0" w:color="D3D3D3"/>
-              <w:start w:val="single" w:space="0" w:color="D3D3D3"/>
-              <w:end w:val="single" w:space="0" w:color="D3D3D3"/>
-            </w:tcBorders>
-          </w:tcPr>
-          <w:p>
-            <w:pPr>
-              <w:spacing w:before="0" w:after="60"/>
-              <w:keepNext/>
-              <w:jc w:val="center"/>
-            </w:pPr>
-            <w:r>
-              <w:rPr>
-                <w:rFonts w:ascii="Calibri" w:hAnsi="Calibri"/>
-                <w:sz w:val="20"/>
-              </w:rPr>
-              <w:t xml:space="default">0.43</w:t>
+              <w:t xml:space="default">0.11</w:t>
+            </w:r>
+          </w:p>
+        </w:tc>
+        <w:tc>
+          <w:tcPr>
+            <w:tcBorders>
+              <w:top w:val="single" w:space="0" w:color="D3D3D3"/>
+              <w:bottom w:val="single" w:space="0" w:color="D3D3D3"/>
+              <w:start w:val="single" w:space="0" w:color="D3D3D3"/>
+              <w:end w:val="single" w:space="0" w:color="D3D3D3"/>
+            </w:tcBorders>
+          </w:tcPr>
+          <w:p>
+            <w:pPr>
+              <w:spacing w:before="0" w:after="60"/>
+              <w:keepNext/>
+              <w:jc w:val="center"/>
+            </w:pPr>
+            <w:r>
+              <w:rPr>
+                <w:rFonts w:ascii="Calibri" w:hAnsi="Calibri"/>
+                <w:sz w:val="20"/>
+              </w:rPr>
+              <w:t xml:space="default">-0.03 (-0.11 to 0.04)</w:t>
+            </w:r>
+          </w:p>
+        </w:tc>
+        <w:tc>
+          <w:tcPr>
+            <w:tcBorders>
+              <w:top w:val="single" w:space="0" w:color="D3D3D3"/>
+              <w:bottom w:val="single" w:space="0" w:color="D3D3D3"/>
+              <w:start w:val="single" w:space="0" w:color="D3D3D3"/>
+              <w:end w:val="single" w:space="0" w:color="D3D3D3"/>
+            </w:tcBorders>
+          </w:tcPr>
+          <w:p>
+            <w:pPr>
+              <w:spacing w:before="0" w:after="60"/>
+              <w:keepNext/>
+              <w:jc w:val="center"/>
+            </w:pPr>
+            <w:r>
+              <w:rPr>
+                <w:rFonts w:ascii="Calibri" w:hAnsi="Calibri"/>
+                <w:sz w:val="20"/>
+              </w:rPr>
+              <w:t xml:space="default">0.41</w:t>
             </w:r>
           </w:p>
         </w:tc>
@@ -11210,79 +11210,79 @@
                 <w:rFonts w:ascii="Calibri" w:hAnsi="Calibri"/>
                 <w:sz w:val="20"/>
               </w:rPr>
-              <w:t xml:space="default">-0.01 (-0.21 to 0.19)</w:t>
-            </w:r>
-          </w:p>
-        </w:tc>
-        <w:tc>
-          <w:tcPr>
-            <w:tcBorders>
-              <w:top w:val="single" w:space="0" w:color="D3D3D3"/>
-              <w:bottom w:val="single" w:space="0" w:color="D3D3D3"/>
-              <w:start w:val="single" w:space="0" w:color="D3D3D3"/>
-              <w:end w:val="single" w:space="0" w:color="D3D3D3"/>
-            </w:tcBorders>
-          </w:tcPr>
-          <w:p>
-            <w:pPr>
-              <w:spacing w:before="0" w:after="60"/>
-              <w:keepNext/>
-              <w:jc w:val="center"/>
-            </w:pPr>
-            <w:r>
-              <w:rPr>
-                <w:rFonts w:ascii="Calibri" w:hAnsi="Calibri"/>
-                <w:sz w:val="20"/>
-              </w:rPr>
-              <w:t xml:space="default">0.92</w:t>
-            </w:r>
-          </w:p>
-        </w:tc>
-        <w:tc>
-          <w:tcPr>
-            <w:tcBorders>
-              <w:top w:val="single" w:space="0" w:color="D3D3D3"/>
-              <w:bottom w:val="single" w:space="0" w:color="D3D3D3"/>
-              <w:start w:val="single" w:space="0" w:color="D3D3D3"/>
-              <w:end w:val="single" w:space="0" w:color="D3D3D3"/>
-            </w:tcBorders>
-          </w:tcPr>
-          <w:p>
-            <w:pPr>
-              <w:spacing w:before="0" w:after="60"/>
-              <w:keepNext/>
-              <w:jc w:val="center"/>
-            </w:pPr>
-            <w:r>
-              <w:rPr>
-                <w:rFonts w:ascii="Calibri" w:hAnsi="Calibri"/>
-                <w:sz w:val="20"/>
-              </w:rPr>
-              <w:t xml:space="default">0.11 (-0.21 to 0.43)</w:t>
-            </w:r>
-          </w:p>
-        </w:tc>
-        <w:tc>
-          <w:tcPr>
-            <w:tcBorders>
-              <w:top w:val="single" w:space="0" w:color="D3D3D3"/>
-              <w:bottom w:val="single" w:space="0" w:color="D3D3D3"/>
-              <w:start w:val="single" w:space="0" w:color="D3D3D3"/>
-              <w:end w:val="single" w:space="0" w:color="D3D3D3"/>
-            </w:tcBorders>
-          </w:tcPr>
-          <w:p>
-            <w:pPr>
-              <w:spacing w:before="0" w:after="60"/>
-              <w:keepNext/>
-              <w:jc w:val="center"/>
-            </w:pPr>
-            <w:r>
-              <w:rPr>
-                <w:rFonts w:ascii="Calibri" w:hAnsi="Calibri"/>
-                <w:sz w:val="20"/>
-              </w:rPr>
-              <w:t xml:space="default">0.50</w:t>
+              <w:t xml:space="default">-0.02 (-0.22 to 0.18)</w:t>
+            </w:r>
+          </w:p>
+        </w:tc>
+        <w:tc>
+          <w:tcPr>
+            <w:tcBorders>
+              <w:top w:val="single" w:space="0" w:color="D3D3D3"/>
+              <w:bottom w:val="single" w:space="0" w:color="D3D3D3"/>
+              <w:start w:val="single" w:space="0" w:color="D3D3D3"/>
+              <w:end w:val="single" w:space="0" w:color="D3D3D3"/>
+            </w:tcBorders>
+          </w:tcPr>
+          <w:p>
+            <w:pPr>
+              <w:spacing w:before="0" w:after="60"/>
+              <w:keepNext/>
+              <w:jc w:val="center"/>
+            </w:pPr>
+            <w:r>
+              <w:rPr>
+                <w:rFonts w:ascii="Calibri" w:hAnsi="Calibri"/>
+                <w:sz w:val="20"/>
+              </w:rPr>
+              <w:t xml:space="default">0.85</w:t>
+            </w:r>
+          </w:p>
+        </w:tc>
+        <w:tc>
+          <w:tcPr>
+            <w:tcBorders>
+              <w:top w:val="single" w:space="0" w:color="D3D3D3"/>
+              <w:bottom w:val="single" w:space="0" w:color="D3D3D3"/>
+              <w:start w:val="single" w:space="0" w:color="D3D3D3"/>
+              <w:end w:val="single" w:space="0" w:color="D3D3D3"/>
+            </w:tcBorders>
+          </w:tcPr>
+          <w:p>
+            <w:pPr>
+              <w:spacing w:before="0" w:after="60"/>
+              <w:keepNext/>
+              <w:jc w:val="center"/>
+            </w:pPr>
+            <w:r>
+              <w:rPr>
+                <w:rFonts w:ascii="Calibri" w:hAnsi="Calibri"/>
+                <w:sz w:val="20"/>
+              </w:rPr>
+              <w:t xml:space="default">0.11 (-0.22 to 0.43)</w:t>
+            </w:r>
+          </w:p>
+        </w:tc>
+        <w:tc>
+          <w:tcPr>
+            <w:tcBorders>
+              <w:top w:val="single" w:space="0" w:color="D3D3D3"/>
+              <w:bottom w:val="single" w:space="0" w:color="D3D3D3"/>
+              <w:start w:val="single" w:space="0" w:color="D3D3D3"/>
+              <w:end w:val="single" w:space="0" w:color="D3D3D3"/>
+            </w:tcBorders>
+          </w:tcPr>
+          <w:p>
+            <w:pPr>
+              <w:spacing w:before="0" w:after="60"/>
+              <w:keepNext/>
+              <w:jc w:val="center"/>
+            </w:pPr>
+            <w:r>
+              <w:rPr>
+                <w:rFonts w:ascii="Calibri" w:hAnsi="Calibri"/>
+                <w:sz w:val="20"/>
+              </w:rPr>
+              <w:t xml:space="default">0.52</w:t>
             </w:r>
           </w:p>
         </w:tc>
@@ -11532,7 +11532,7 @@
                 <w:rFonts w:ascii="Calibri" w:hAnsi="Calibri"/>
                 <w:sz w:val="20"/>
               </w:rPr>
-              <w:t xml:space="default">0.75</w:t>
+              <w:t xml:space="default">0.78</w:t>
             </w:r>
           </w:p>
         </w:tc>
